--- a/4.质量管理/2.运行记录类文件/HXDL-ITSS-0412-内部审核检查表.docx
+++ b/4.质量管理/2.运行记录类文件/HXDL-ITSS-0412-内部审核检查表.docx
@@ -1295,6 +1295,8 @@
               <w:spacing w:before="152" w:line="237" w:lineRule="auto"/>
               <w:ind w:left="210"/>
             </w:pPr>
+            <w:bookmarkStart w:id="0" w:name="_GoBack"/>
+            <w:bookmarkEnd w:id="0"/>
           </w:p>
         </w:tc>
         <w:tc>
@@ -2464,7 +2466,7 @@
                 <w:rFonts w:hint="eastAsia"/>
                 <w:lang w:eastAsia="zh-CN"/>
               </w:rPr>
-              <w:t>2025年运维服务质量管理报告</w:t>
+              <w:t>运维服务质量管理报告</w:t>
             </w:r>
           </w:p>
           <w:p>
@@ -4065,15 +4067,29 @@
                 <w:rFonts w:hint="eastAsia"/>
                 <w:lang w:eastAsia="zh-CN"/>
               </w:rPr>
-              <w:t>内部审核报告(截止2025年10月)</w:t>
-            </w:r>
-          </w:p>
-          <w:p>
+              <w:t>内部审核报告(截止202</w:t>
+            </w:r>
             <w:r>
               <w:rPr>
                 <w:rFonts w:hint="eastAsia"/>
                 <w:lang w:val="en-US" w:eastAsia="zh-CN"/>
               </w:rPr>
+              <w:t>6</w:t>
+            </w:r>
+            <w:r>
+              <w:rPr>
+                <w:rFonts w:hint="eastAsia"/>
+                <w:lang w:eastAsia="zh-CN"/>
+              </w:rPr>
+              <w:t>年1月)</w:t>
+            </w:r>
+          </w:p>
+          <w:p>
+            <w:r>
+              <w:rPr>
+                <w:rFonts w:hint="eastAsia"/>
+                <w:lang w:val="en-US" w:eastAsia="zh-CN"/>
+              </w:rPr>
               <w:t>内部审核</w:t>
             </w:r>
             <w:r>
@@ -4107,7 +4123,7 @@
                 <w:rFonts w:hint="eastAsia"/>
                 <w:lang w:eastAsia="zh-CN"/>
               </w:rPr>
-              <w:t>2025年运维服务管理评审计划</w:t>
+              <w:t>运维服务管理评审计划</w:t>
             </w:r>
           </w:p>
           <w:p>
@@ -4668,6 +4684,12 @@
             <w:insideH w:val="single" w:color="000000" w:sz="8" w:space="0"/>
             <w:insideV w:val="single" w:color="000000" w:sz="8" w:space="0"/>
           </w:tblBorders>
+          <w:tblCellMar>
+            <w:top w:w="0" w:type="dxa"/>
+            <w:left w:w="0" w:type="dxa"/>
+            <w:bottom w:w="0" w:type="dxa"/>
+            <w:right w:w="0" w:type="dxa"/>
+          </w:tblCellMar>
         </w:tblPrEx>
         <w:trPr>
           <w:trHeight w:val="515" w:hRule="atLeast"/>
@@ -5963,12 +5985,6 @@
             <w:insideH w:val="single" w:color="000000" w:sz="8" w:space="0"/>
             <w:insideV w:val="single" w:color="000000" w:sz="8" w:space="0"/>
           </w:tblBorders>
-          <w:tblCellMar>
-            <w:top w:w="0" w:type="dxa"/>
-            <w:left w:w="0" w:type="dxa"/>
-            <w:bottom w:w="0" w:type="dxa"/>
-            <w:right w:w="0" w:type="dxa"/>
-          </w:tblCellMar>
         </w:tblPrEx>
         <w:trPr>
           <w:trHeight w:val="515" w:hRule="atLeast"/>
@@ -6651,13 +6667,6 @@
               </w:rPr>
               <w:t>查看服务能力管理改进相关制度文件（可包含在服务能</w:t>
             </w:r>
-          </w:p>
-          <w:p>
-            <w:pPr>
-              <w:pStyle w:val="27"/>
-              <w:spacing w:before="26" w:line="228" w:lineRule="auto"/>
-              <w:ind w:left="62"/>
-            </w:pPr>
             <w:r>
               <w:rPr>
                 <w:spacing w:val="8"/>
@@ -6674,20 +6683,7 @@
               <w:rPr>
                 <w:spacing w:val="8"/>
               </w:rPr>
-              <w:t>判断是否包含改进程序、改进策略、改</w:t>
-            </w:r>
-          </w:p>
-          <w:p>
-            <w:pPr>
-              <w:pStyle w:val="27"/>
-              <w:spacing w:before="12" w:line="192" w:lineRule="auto"/>
-              <w:ind w:left="256"/>
-            </w:pPr>
-            <w:r>
-              <w:rPr>
-                <w:spacing w:val="8"/>
-              </w:rPr>
-              <w:t>进项级别、执行标准、改进效果评审和记录等内容；</w:t>
+              <w:t>判断是否包含改进程序、改进策略、改进项级别、执行标准、改进效果评审和记录等内容；</w:t>
             </w:r>
           </w:p>
           <w:p>
@@ -6711,44 +6707,11 @@
               </w:rPr>
               <w:t>查看运维服务能力改进计划，判断是否满足能力改进相</w:t>
             </w:r>
-          </w:p>
-          <w:p>
-            <w:pPr>
-              <w:pStyle w:val="27"/>
-              <w:spacing w:before="26" w:line="228" w:lineRule="auto"/>
-              <w:ind w:left="62"/>
-            </w:pPr>
-            <w:r>
-              <w:rPr>
-                <w:spacing w:val="8"/>
-              </w:rPr>
-              <w:t>关管理制度要求；判断改进计划是否包含了内审、管理评</w:t>
-            </w:r>
-          </w:p>
-          <w:p>
-            <w:pPr>
-              <w:pStyle w:val="27"/>
-              <w:spacing w:before="12" w:line="228" w:lineRule="auto"/>
-              <w:ind w:left="69"/>
-            </w:pPr>
-            <w:r>
-              <w:rPr>
-                <w:spacing w:val="8"/>
-              </w:rPr>
-              <w:t>审相关内容；判断改进计划是否有明确的改进项、改进目</w:t>
-            </w:r>
-          </w:p>
-          <w:p>
-            <w:pPr>
-              <w:pStyle w:val="27"/>
-              <w:spacing w:before="13" w:line="191" w:lineRule="auto"/>
-              <w:ind w:left="458"/>
-            </w:pPr>
-            <w:r>
-              <w:rPr>
-                <w:spacing w:val="8"/>
-              </w:rPr>
-              <w:t>标、责任人、事件、改进效果和衡量指标内容；</w:t>
+            <w:r>
+              <w:rPr>
+                <w:spacing w:val="8"/>
+              </w:rPr>
+              <w:t>关管理制度要求；判断改进计划是否包含了内审、管理评审相关内容；判断改进计划是否有明确的改进项、改进目标、责任人、事件、改进效果和衡量指标内容；</w:t>
             </w:r>
           </w:p>
           <w:p>
@@ -8367,7 +8330,7 @@
                 <w:rFonts w:hint="eastAsia"/>
                 <w:lang w:eastAsia="zh-CN"/>
               </w:rPr>
-              <w:t>内部审核报告(截止2025年10月)</w:t>
+              <w:t>内部审核报告</w:t>
             </w:r>
           </w:p>
           <w:p>
@@ -8410,7 +8373,7 @@
                 <w:rFonts w:hint="eastAsia"/>
                 <w:lang w:eastAsia="zh-CN"/>
               </w:rPr>
-              <w:t>2025年运维服务管理评审计划</w:t>
+              <w:t>运维服务管理评审计划</w:t>
             </w:r>
           </w:p>
           <w:p>
@@ -14714,7 +14677,7 @@
                 <w:rFonts w:hint="eastAsia"/>
                 <w:lang w:val="en-US" w:eastAsia="zh-CN"/>
               </w:rPr>
-              <w:t>曲靖供电局110kV变电站电力监控系统网络安全态势感知项目-应急预案</w:t>
+              <w:t>天津市电力公司110kV变电站电力监控系统网络安全态势感知系统建设-应急预案</w:t>
             </w:r>
           </w:p>
           <w:p>
@@ -14729,7 +14692,7 @@
                 <w:rFonts w:hint="eastAsia"/>
                 <w:lang w:eastAsia="zh-CN"/>
               </w:rPr>
-              <w:t>曲靖供电局110kV变电站电力监控系统网络安全态势感知项目-应急演练报告</w:t>
+              <w:t>天津市电力公司110kV变电站电力监控系统网络安全态势感知系统建设-应急演练报告</w:t>
             </w:r>
           </w:p>
         </w:tc>
@@ -15100,7 +15063,7 @@
                 <w:rFonts w:hint="eastAsia"/>
                 <w:lang w:val="en-US" w:eastAsia="zh-CN"/>
               </w:rPr>
-              <w:t>曲靖供电局110kV变电站电力监控系统网络安全态势感知项目-应急预案</w:t>
+              <w:t>天津市电力公司110kV变电站电力监控系统网络安全态势感知系统建设-应急预案</w:t>
             </w:r>
           </w:p>
           <w:p>
@@ -15115,7 +15078,7 @@
                 <w:rFonts w:hint="eastAsia"/>
                 <w:lang w:eastAsia="zh-CN"/>
               </w:rPr>
-              <w:t>曲靖供电局110kV变电站电力监控系统网络安全态势感知项目-应急演练报告</w:t>
+              <w:t>天津市电力公司110kV变电站电力监控系统网络安全态势感知系统建设-应急演练报告</w:t>
             </w:r>
           </w:p>
         </w:tc>
@@ -15529,7 +15492,7 @@
                 <w:rFonts w:hint="eastAsia"/>
                 <w:lang w:val="en-US" w:eastAsia="zh-CN"/>
               </w:rPr>
-              <w:t>曲靖供电局110kV变电站电力监控系统网络安全态势感知项目-应急预案</w:t>
+              <w:t>天津市电力公司110kV变电站电力监控系统网络安全态势感知系统建设-应急预案</w:t>
             </w:r>
           </w:p>
           <w:p>
@@ -16002,7 +15965,7 @@
                 <w:sz w:val="21"/>
                 <w:lang w:eastAsia="zh-CN"/>
               </w:rPr>
-              <w:t>曲靖供电局110kV变电站电力监控系统网络安全态势感知项目-应急演练报告</w:t>
+              <w:t>天津市电力公司110kV变电站电力监控系统网络安全态势感知系统建设-应急演练报告</w:t>
             </w:r>
           </w:p>
         </w:tc>
@@ -16237,6 +16200,12 @@
             <w:insideH w:val="single" w:color="000000" w:sz="8" w:space="0"/>
             <w:insideV w:val="single" w:color="000000" w:sz="8" w:space="0"/>
           </w:tblBorders>
+          <w:tblCellMar>
+            <w:top w:w="0" w:type="dxa"/>
+            <w:left w:w="0" w:type="dxa"/>
+            <w:bottom w:w="0" w:type="dxa"/>
+            <w:right w:w="0" w:type="dxa"/>
+          </w:tblCellMar>
         </w:tblPrEx>
         <w:trPr>
           <w:trHeight w:val="575" w:hRule="atLeast"/>
@@ -17080,7 +17049,7 @@
                 <w:rFonts w:hint="eastAsia"/>
                 <w:lang w:eastAsia="zh-CN"/>
               </w:rPr>
-              <w:t>2025年运维服务技术管理计划</w:t>
+              <w:t>运维服务技术管理计划</w:t>
             </w:r>
           </w:p>
           <w:p>
@@ -17095,7 +17064,7 @@
                 <w:rFonts w:hint="eastAsia"/>
                 <w:lang w:eastAsia="zh-CN"/>
               </w:rPr>
-              <w:t>2025年运维服务研发成果</w:t>
+              <w:t>运维服务研发成果</w:t>
             </w:r>
           </w:p>
         </w:tc>
@@ -17721,7 +17690,7 @@
                 <w:rFonts w:hint="eastAsia"/>
                 <w:lang w:eastAsia="zh-CN"/>
               </w:rPr>
-              <w:t>2025年运维服务技术管理计划</w:t>
+              <w:t>运维服务技术管理计划</w:t>
             </w:r>
           </w:p>
           <w:p/>
@@ -18129,7 +18098,7 @@
                 <w:rFonts w:hint="eastAsia"/>
                 <w:lang w:eastAsia="zh-CN"/>
               </w:rPr>
-              <w:t>2025年运维服务研发成果</w:t>
+              <w:t>运维服务研发成果</w:t>
             </w:r>
           </w:p>
           <w:p>
@@ -18162,8 +18131,15 @@
             <w:r>
               <w:rPr>
                 <w:rFonts w:hint="eastAsia"/>
-              </w:rPr>
-              <w:t>曲靖供电局110kV变电站电力监控系统网络安全态势感知系统运行手册</w:t>
+                <w:lang w:val="en-US" w:eastAsia="zh-CN"/>
+              </w:rPr>
+              <w:t>天津市电力公司</w:t>
+            </w:r>
+            <w:r>
+              <w:rPr>
+                <w:rFonts w:hint="eastAsia"/>
+              </w:rPr>
+              <w:t>110kV变电站电力监控系统网络安全态势感知系统运行手册</w:t>
             </w:r>
           </w:p>
         </w:tc>
@@ -21195,8 +21171,6 @@
                 <w:lang w:val="en-US" w:eastAsia="zh-CN"/>
               </w:rPr>
             </w:pPr>
-            <w:bookmarkStart w:id="0" w:name="_GoBack"/>
-            <w:bookmarkEnd w:id="0"/>
           </w:p>
         </w:tc>
         <w:tc>
@@ -24001,7 +23975,7 @@
                 <w:sz w:val="21"/>
                 <w:lang w:eastAsia="zh-CN"/>
               </w:rPr>
-              <w:t>2025年人员管理计划</w:t>
+              <w:t>人员管理计划</w:t>
             </w:r>
           </w:p>
           <w:p>
@@ -24021,7 +23995,7 @@
                 <w:sz w:val="21"/>
                 <w:lang w:eastAsia="zh-CN"/>
               </w:rPr>
-              <w:t>2025年人员管理报告</w:t>
+              <w:t>人员管理报告</w:t>
             </w:r>
           </w:p>
         </w:tc>
@@ -25538,7 +25512,7 @@
                 <w:sz w:val="21"/>
                 <w:lang w:eastAsia="zh-CN"/>
               </w:rPr>
-              <w:t>2025年人员管理计划</w:t>
+              <w:t>人员管理计划</w:t>
             </w:r>
           </w:p>
           <w:p>
@@ -25554,7 +25528,7 @@
                 <w:sz w:val="21"/>
                 <w:lang w:eastAsia="zh-CN"/>
               </w:rPr>
-              <w:t>2025年人员管理报告</w:t>
+              <w:t>人员管理报告</w:t>
             </w:r>
           </w:p>
         </w:tc>
@@ -26092,7 +26066,7 @@
                 <w:rFonts w:hint="eastAsia"/>
                 <w:lang w:eastAsia="zh-CN"/>
               </w:rPr>
-              <w:t>2025年人员管理计划</w:t>
+              <w:t>人员管理计划</w:t>
             </w:r>
           </w:p>
           <w:p>
@@ -26107,7 +26081,7 @@
                 <w:rFonts w:hint="eastAsia"/>
                 <w:lang w:eastAsia="zh-CN"/>
               </w:rPr>
-              <w:t>2025年人员管理报告</w:t>
+              <w:t>人员管理报告</w:t>
             </w:r>
           </w:p>
         </w:tc>
@@ -26745,852 +26719,6 @@
           <w:p>
             <w:pPr>
               <w:spacing w:line="285" w:lineRule="auto"/>
-              <w:rPr>
-                <w:rFonts w:ascii="Arial"/>
-                <w:sz w:val="21"/>
-              </w:rPr>
-            </w:pPr>
-          </w:p>
-          <w:p>
-            <w:pPr>
-              <w:pStyle w:val="27"/>
-              <w:spacing w:before="62" w:line="229" w:lineRule="auto"/>
-              <w:ind w:left="51"/>
-            </w:pPr>
-            <w:r>
-              <w:rPr>
-                <w:rFonts w:hint="eastAsia"/>
-                <w:lang w:val="en-US" w:eastAsia="zh-CN"/>
-              </w:rPr>
-              <w:t>刘鑫楠</w:t>
-            </w:r>
-          </w:p>
-        </w:tc>
-      </w:tr>
-    </w:tbl>
-    <w:p>
-      <w:pPr>
-        <w:pStyle w:val="12"/>
-      </w:pPr>
-    </w:p>
-    <w:p>
-      <w:pPr>
-        <w:sectPr>
-          <w:pgSz w:w="16838" w:h="11906"/>
-          <w:pgMar w:top="1011" w:right="604" w:bottom="0" w:left="580" w:header="0" w:footer="0" w:gutter="0"/>
-          <w:cols w:space="720" w:num="1"/>
-        </w:sectPr>
-      </w:pPr>
-    </w:p>
-    <w:p>
-      <w:pPr>
-        <w:spacing w:line="56" w:lineRule="exact"/>
-      </w:pPr>
-    </w:p>
-    <w:tbl>
-      <w:tblPr>
-        <w:tblStyle w:val="42"/>
-        <w:tblW w:w="15632" w:type="dxa"/>
-        <w:tblInd w:w="10" w:type="dxa"/>
-        <w:tblBorders>
-          <w:top w:val="single" w:color="000000" w:sz="8" w:space="0"/>
-          <w:left w:val="single" w:color="000000" w:sz="8" w:space="0"/>
-          <w:bottom w:val="single" w:color="000000" w:sz="8" w:space="0"/>
-          <w:right w:val="single" w:color="000000" w:sz="8" w:space="0"/>
-          <w:insideH w:val="single" w:color="000000" w:sz="8" w:space="0"/>
-          <w:insideV w:val="single" w:color="000000" w:sz="8" w:space="0"/>
-        </w:tblBorders>
-        <w:tblLayout w:type="fixed"/>
-        <w:tblCellMar>
-          <w:top w:w="0" w:type="dxa"/>
-          <w:left w:w="0" w:type="dxa"/>
-          <w:bottom w:w="0" w:type="dxa"/>
-          <w:right w:w="0" w:type="dxa"/>
-        </w:tblCellMar>
-      </w:tblPr>
-      <w:tblGrid>
-        <w:gridCol w:w="500"/>
-        <w:gridCol w:w="700"/>
-        <w:gridCol w:w="3725"/>
-        <w:gridCol w:w="4774"/>
-        <w:gridCol w:w="1908"/>
-        <w:gridCol w:w="1987"/>
-        <w:gridCol w:w="949"/>
-        <w:gridCol w:w="1089"/>
-      </w:tblGrid>
-      <w:tr>
-        <w:tblPrEx>
-          <w:tblBorders>
-            <w:top w:val="single" w:color="000000" w:sz="8" w:space="0"/>
-            <w:left w:val="single" w:color="000000" w:sz="8" w:space="0"/>
-            <w:bottom w:val="single" w:color="000000" w:sz="8" w:space="0"/>
-            <w:right w:val="single" w:color="000000" w:sz="8" w:space="0"/>
-            <w:insideH w:val="single" w:color="000000" w:sz="8" w:space="0"/>
-            <w:insideV w:val="single" w:color="000000" w:sz="8" w:space="0"/>
-          </w:tblBorders>
-          <w:tblCellMar>
-            <w:top w:w="0" w:type="dxa"/>
-            <w:left w:w="0" w:type="dxa"/>
-            <w:bottom w:w="0" w:type="dxa"/>
-            <w:right w:w="0" w:type="dxa"/>
-          </w:tblCellMar>
-        </w:tblPrEx>
-        <w:trPr>
-          <w:trHeight w:val="572" w:hRule="atLeast"/>
-        </w:trPr>
-        <w:tc>
-          <w:tcPr>
-            <w:tcW w:w="500" w:type="dxa"/>
-            <w:shd w:val="clear" w:color="auto" w:fill="A9D08E"/>
-          </w:tcPr>
-          <w:p>
-            <w:pPr>
-              <w:pStyle w:val="27"/>
-              <w:spacing w:before="197" w:line="230" w:lineRule="auto"/>
-              <w:ind w:left="51"/>
-            </w:pPr>
-            <w:r>
-              <w:rPr>
-                <w:b/>
-                <w:bCs/>
-                <w:spacing w:val="4"/>
-              </w:rPr>
-              <w:t>序号</w:t>
-            </w:r>
-          </w:p>
-        </w:tc>
-        <w:tc>
-          <w:tcPr>
-            <w:tcW w:w="700" w:type="dxa"/>
-            <w:shd w:val="clear" w:color="auto" w:fill="A9D08E"/>
-          </w:tcPr>
-          <w:p>
-            <w:pPr>
-              <w:pStyle w:val="27"/>
-              <w:spacing w:before="63" w:line="219" w:lineRule="auto"/>
-              <w:ind w:left="242" w:right="129" w:hanging="100"/>
-              <w:rPr>
-                <w:sz w:val="21"/>
-                <w:szCs w:val="21"/>
-              </w:rPr>
-            </w:pPr>
-            <w:r>
-              <w:rPr>
-                <w:b/>
-                <w:bCs/>
-                <w:spacing w:val="-9"/>
-                <w:sz w:val="21"/>
-                <w:szCs w:val="21"/>
-              </w:rPr>
-              <w:t>能力</w:t>
-            </w:r>
-            <w:r>
-              <w:rPr>
-                <w:b/>
-                <w:bCs/>
-                <w:spacing w:val="-3"/>
-                <w:sz w:val="21"/>
-                <w:szCs w:val="21"/>
-              </w:rPr>
-              <w:t>域</w:t>
-            </w:r>
-          </w:p>
-        </w:tc>
-        <w:tc>
-          <w:tcPr>
-            <w:tcW w:w="3725" w:type="dxa"/>
-            <w:shd w:val="clear" w:color="auto" w:fill="A9D08E"/>
-          </w:tcPr>
-          <w:p>
-            <w:pPr>
-              <w:pStyle w:val="27"/>
-              <w:spacing w:before="192" w:line="220" w:lineRule="auto"/>
-              <w:ind w:left="1069"/>
-              <w:rPr>
-                <w:sz w:val="21"/>
-                <w:szCs w:val="21"/>
-              </w:rPr>
-            </w:pPr>
-            <w:r>
-              <w:rPr>
-                <w:b/>
-                <w:bCs/>
-                <w:spacing w:val="-1"/>
-                <w:sz w:val="21"/>
-                <w:szCs w:val="21"/>
-              </w:rPr>
-              <w:t>能力项/标准要求</w:t>
-            </w:r>
-          </w:p>
-        </w:tc>
-        <w:tc>
-          <w:tcPr>
-            <w:tcW w:w="4774" w:type="dxa"/>
-            <w:shd w:val="clear" w:color="auto" w:fill="A9D08E"/>
-          </w:tcPr>
-          <w:p>
-            <w:pPr>
-              <w:pStyle w:val="27"/>
-              <w:spacing w:before="192" w:line="219" w:lineRule="auto"/>
-              <w:ind w:left="1964"/>
-              <w:rPr>
-                <w:sz w:val="21"/>
-                <w:szCs w:val="21"/>
-              </w:rPr>
-            </w:pPr>
-            <w:r>
-              <w:rPr>
-                <w:b/>
-                <w:bCs/>
-                <w:spacing w:val="-2"/>
-                <w:sz w:val="21"/>
-                <w:szCs w:val="21"/>
-              </w:rPr>
-              <w:t>评估要点</w:t>
-            </w:r>
-          </w:p>
-        </w:tc>
-        <w:tc>
-          <w:tcPr>
-            <w:tcW w:w="1908" w:type="dxa"/>
-            <w:shd w:val="clear" w:color="auto" w:fill="A9D08E"/>
-          </w:tcPr>
-          <w:p>
-            <w:pPr>
-              <w:pStyle w:val="27"/>
-              <w:spacing w:before="192" w:line="221" w:lineRule="auto"/>
-              <w:ind w:left="538"/>
-              <w:rPr>
-                <w:sz w:val="21"/>
-                <w:szCs w:val="21"/>
-              </w:rPr>
-            </w:pPr>
-            <w:r>
-              <w:rPr>
-                <w:b/>
-                <w:bCs/>
-                <w:spacing w:val="-2"/>
-                <w:sz w:val="21"/>
-                <w:szCs w:val="21"/>
-              </w:rPr>
-              <w:t>客观记录</w:t>
-            </w:r>
-          </w:p>
-        </w:tc>
-        <w:tc>
-          <w:tcPr>
-            <w:tcW w:w="1987" w:type="dxa"/>
-            <w:shd w:val="clear" w:color="auto" w:fill="A9D08E"/>
-          </w:tcPr>
-          <w:p>
-            <w:pPr>
-              <w:pStyle w:val="27"/>
-              <w:spacing w:before="192" w:line="220" w:lineRule="auto"/>
-              <w:ind w:left="472"/>
-              <w:rPr>
-                <w:sz w:val="21"/>
-                <w:szCs w:val="21"/>
-              </w:rPr>
-            </w:pPr>
-            <w:r>
-              <w:rPr>
-                <w:b/>
-                <w:bCs/>
-                <w:spacing w:val="-1"/>
-                <w:sz w:val="21"/>
-                <w:szCs w:val="21"/>
-              </w:rPr>
-              <w:t>被审核人员</w:t>
-            </w:r>
-          </w:p>
-        </w:tc>
-        <w:tc>
-          <w:tcPr>
-            <w:tcW w:w="949" w:type="dxa"/>
-            <w:shd w:val="clear" w:color="auto" w:fill="A9D08E"/>
-          </w:tcPr>
-          <w:p>
-            <w:pPr>
-              <w:pStyle w:val="27"/>
-              <w:spacing w:before="192" w:line="220" w:lineRule="auto"/>
-              <w:ind w:left="62"/>
-              <w:rPr>
-                <w:sz w:val="21"/>
-                <w:szCs w:val="21"/>
-              </w:rPr>
-            </w:pPr>
-            <w:r>
-              <w:rPr>
-                <w:b/>
-                <w:bCs/>
-                <w:spacing w:val="-1"/>
-                <w:sz w:val="21"/>
-                <w:szCs w:val="21"/>
-              </w:rPr>
-              <w:t>检查结果</w:t>
-            </w:r>
-          </w:p>
-        </w:tc>
-        <w:tc>
-          <w:tcPr>
-            <w:tcW w:w="1089" w:type="dxa"/>
-            <w:shd w:val="clear" w:color="auto" w:fill="A9D08E"/>
-          </w:tcPr>
-          <w:p>
-            <w:pPr>
-              <w:pStyle w:val="27"/>
-              <w:spacing w:before="192" w:line="221" w:lineRule="auto"/>
-              <w:ind w:left="247"/>
-              <w:rPr>
-                <w:sz w:val="21"/>
-                <w:szCs w:val="21"/>
-              </w:rPr>
-            </w:pPr>
-            <w:r>
-              <w:rPr>
-                <w:b/>
-                <w:bCs/>
-                <w:spacing w:val="-6"/>
-                <w:sz w:val="21"/>
-                <w:szCs w:val="21"/>
-              </w:rPr>
-              <w:t>审核人</w:t>
-            </w:r>
-          </w:p>
-        </w:tc>
-      </w:tr>
-      <w:tr>
-        <w:tblPrEx>
-          <w:tblBorders>
-            <w:top w:val="single" w:color="000000" w:sz="8" w:space="0"/>
-            <w:left w:val="single" w:color="000000" w:sz="8" w:space="0"/>
-            <w:bottom w:val="single" w:color="000000" w:sz="8" w:space="0"/>
-            <w:right w:val="single" w:color="000000" w:sz="8" w:space="0"/>
-            <w:insideH w:val="single" w:color="000000" w:sz="8" w:space="0"/>
-            <w:insideV w:val="single" w:color="000000" w:sz="8" w:space="0"/>
-          </w:tblBorders>
-          <w:tblCellMar>
-            <w:top w:w="0" w:type="dxa"/>
-            <w:left w:w="0" w:type="dxa"/>
-            <w:bottom w:w="0" w:type="dxa"/>
-            <w:right w:w="0" w:type="dxa"/>
-          </w:tblCellMar>
-        </w:tblPrEx>
-        <w:trPr>
-          <w:trHeight w:val="2511" w:hRule="atLeast"/>
-        </w:trPr>
-        <w:tc>
-          <w:tcPr>
-            <w:tcW w:w="500" w:type="dxa"/>
-          </w:tcPr>
-          <w:p>
-            <w:pPr>
-              <w:spacing w:line="263" w:lineRule="auto"/>
-              <w:rPr>
-                <w:rFonts w:ascii="Arial"/>
-                <w:sz w:val="21"/>
-              </w:rPr>
-            </w:pPr>
-          </w:p>
-          <w:p>
-            <w:pPr>
-              <w:spacing w:line="263" w:lineRule="auto"/>
-              <w:rPr>
-                <w:rFonts w:ascii="Arial"/>
-                <w:sz w:val="21"/>
-              </w:rPr>
-            </w:pPr>
-          </w:p>
-          <w:p>
-            <w:pPr>
-              <w:spacing w:line="264" w:lineRule="auto"/>
-              <w:rPr>
-                <w:rFonts w:ascii="Arial"/>
-                <w:sz w:val="21"/>
-              </w:rPr>
-            </w:pPr>
-          </w:p>
-          <w:p>
-            <w:pPr>
-              <w:spacing w:line="264" w:lineRule="auto"/>
-              <w:rPr>
-                <w:rFonts w:ascii="Arial"/>
-                <w:sz w:val="21"/>
-              </w:rPr>
-            </w:pPr>
-          </w:p>
-          <w:p>
-            <w:pPr>
-              <w:spacing w:before="55" w:line="271" w:lineRule="exact"/>
-              <w:ind w:left="198"/>
-              <w:rPr>
-                <w:rFonts w:ascii="Arial" w:hAnsi="Arial" w:eastAsia="Arial" w:cs="Arial"/>
-                <w:sz w:val="19"/>
-                <w:szCs w:val="19"/>
-              </w:rPr>
-            </w:pPr>
-            <w:r>
-              <w:rPr>
-                <w:rFonts w:ascii="Arial" w:hAnsi="Arial" w:eastAsia="Arial" w:cs="Arial"/>
-                <w:position w:val="1"/>
-                <w:sz w:val="19"/>
-                <w:szCs w:val="19"/>
-              </w:rPr>
-              <w:t>6</w:t>
-            </w:r>
-          </w:p>
-        </w:tc>
-        <w:tc>
-          <w:tcPr>
-            <w:tcW w:w="700" w:type="dxa"/>
-          </w:tcPr>
-          <w:p>
-            <w:pPr>
-              <w:rPr>
-                <w:rFonts w:ascii="Arial"/>
-                <w:sz w:val="21"/>
-              </w:rPr>
-            </w:pPr>
-          </w:p>
-        </w:tc>
-        <w:tc>
-          <w:tcPr>
-            <w:tcW w:w="3725" w:type="dxa"/>
-          </w:tcPr>
-          <w:p>
-            <w:pPr>
-              <w:spacing w:line="434" w:lineRule="auto"/>
-              <w:rPr>
-                <w:rFonts w:ascii="Arial"/>
-                <w:sz w:val="21"/>
-              </w:rPr>
-            </w:pPr>
-          </w:p>
-          <w:p>
-            <w:pPr>
-              <w:pStyle w:val="27"/>
-              <w:spacing w:before="62" w:line="271" w:lineRule="exact"/>
-              <w:ind w:left="32"/>
-            </w:pPr>
-            <w:r>
-              <w:rPr>
-                <w:rFonts w:ascii="Arial" w:hAnsi="Arial" w:eastAsia="Arial" w:cs="Arial"/>
-                <w:spacing w:val="3"/>
-                <w:position w:val="1"/>
-              </w:rPr>
-              <w:t>7.3.6</w:t>
-            </w:r>
-            <w:r>
-              <w:rPr>
-                <w:rFonts w:ascii="Arial" w:hAnsi="Arial" w:eastAsia="Arial" w:cs="Arial"/>
-                <w:spacing w:val="18"/>
-                <w:position w:val="1"/>
-              </w:rPr>
-              <w:t xml:space="preserve"> </w:t>
-            </w:r>
-            <w:r>
-              <w:rPr>
-                <w:spacing w:val="3"/>
-                <w:position w:val="1"/>
-              </w:rPr>
-              <w:t>能力评价</w:t>
-            </w:r>
-          </w:p>
-          <w:p>
-            <w:pPr>
-              <w:pStyle w:val="27"/>
-              <w:spacing w:before="26" w:line="216" w:lineRule="auto"/>
-              <w:ind w:left="30" w:right="101"/>
-            </w:pPr>
-            <w:r>
-              <w:rPr>
-                <w:spacing w:val="8"/>
-              </w:rPr>
-              <w:t>根据人员能力计划开展人员能力评价，应</w:t>
-            </w:r>
-            <w:r>
-              <w:rPr>
-                <w:spacing w:val="3"/>
-              </w:rPr>
-              <w:t>满足：</w:t>
-            </w:r>
-          </w:p>
-          <w:p>
-            <w:pPr>
-              <w:pStyle w:val="27"/>
-              <w:spacing w:line="270" w:lineRule="exact"/>
-              <w:ind w:left="30"/>
-            </w:pPr>
-            <w:r>
-              <w:rPr>
-                <w:rFonts w:ascii="Arial" w:hAnsi="Arial" w:eastAsia="Arial" w:cs="Arial"/>
-                <w:spacing w:val="7"/>
-                <w:position w:val="2"/>
-              </w:rPr>
-              <w:t>a)</w:t>
-            </w:r>
-            <w:r>
-              <w:rPr>
-                <w:spacing w:val="7"/>
-                <w:position w:val="2"/>
-              </w:rPr>
-              <w:t>建立人员能力评价标准和评价机制；</w:t>
-            </w:r>
-          </w:p>
-          <w:p>
-            <w:pPr>
-              <w:pStyle w:val="27"/>
-              <w:spacing w:before="25" w:line="242" w:lineRule="auto"/>
-              <w:ind w:left="37" w:right="98" w:hanging="2"/>
-            </w:pPr>
-            <w:r>
-              <w:rPr>
-                <w:spacing w:val="8"/>
-              </w:rPr>
-              <w:t>实施人员能力评价，并依据评价结果对人</w:t>
-            </w:r>
-            <w:r>
-              <w:rPr>
-                <w:spacing w:val="6"/>
-              </w:rPr>
-              <w:t>员能力进行持续改进。</w:t>
-            </w:r>
-          </w:p>
-        </w:tc>
-        <w:tc>
-          <w:tcPr>
-            <w:tcW w:w="4774" w:type="dxa"/>
-          </w:tcPr>
-          <w:p>
-            <w:pPr>
-              <w:pStyle w:val="27"/>
-              <w:spacing w:before="3" w:line="241" w:lineRule="auto"/>
-              <w:ind w:left="35" w:right="171" w:firstLine="13"/>
-            </w:pPr>
-            <w:r>
-              <w:rPr>
-                <w:rFonts w:ascii="Arial" w:hAnsi="Arial" w:eastAsia="Arial" w:cs="Arial"/>
-                <w:spacing w:val="7"/>
-              </w:rPr>
-              <w:t>1)</w:t>
-            </w:r>
-            <w:r>
-              <w:rPr>
-                <w:spacing w:val="7"/>
-              </w:rPr>
-              <w:t>查看人员能力评价相关制度文件，评估组织是否建立人员能力评价标准和评价机制；</w:t>
-            </w:r>
-          </w:p>
-          <w:p>
-            <w:pPr>
-              <w:pStyle w:val="27"/>
-              <w:spacing w:before="3" w:line="239" w:lineRule="auto"/>
-              <w:ind w:left="38" w:right="149" w:hanging="5"/>
-            </w:pPr>
-            <w:r>
-              <w:rPr>
-                <w:rFonts w:ascii="Arial" w:hAnsi="Arial" w:eastAsia="Arial" w:cs="Arial"/>
-                <w:spacing w:val="7"/>
-              </w:rPr>
-              <w:t>2)</w:t>
-            </w:r>
-            <w:r>
-              <w:rPr>
-                <w:spacing w:val="7"/>
-              </w:rPr>
-              <w:t>抽查人员简历（内部人员和外包人员</w:t>
-            </w:r>
-            <w:r>
-              <w:rPr>
-                <w:spacing w:val="22"/>
-              </w:rPr>
-              <w:t>），</w:t>
-            </w:r>
-            <w:r>
-              <w:rPr>
-                <w:spacing w:val="7"/>
-              </w:rPr>
-              <w:t>判断：是</w:t>
-            </w:r>
-            <w:r>
-              <w:rPr>
-                <w:spacing w:val="8"/>
-              </w:rPr>
-              <w:t>否具备信息技术相关的基础知识；是否具备从事运行维护服务所需的基本技能、专业技能、软技能；是否</w:t>
-            </w:r>
-            <w:r>
-              <w:rPr>
-                <w:spacing w:val="7"/>
-              </w:rPr>
-              <w:t>具备从事运行维护服务所需的经验；</w:t>
-            </w:r>
-          </w:p>
-          <w:p>
-            <w:pPr>
-              <w:pStyle w:val="27"/>
-              <w:spacing w:before="1" w:line="258" w:lineRule="auto"/>
-              <w:ind w:left="40" w:right="220" w:hanging="4"/>
-            </w:pPr>
-            <w:r>
-              <w:rPr>
-                <w:rFonts w:ascii="Arial" w:hAnsi="Arial" w:eastAsia="Arial" w:cs="Arial"/>
-                <w:spacing w:val="6"/>
-              </w:rPr>
-              <w:t>3)</w:t>
-            </w:r>
-            <w:r>
-              <w:rPr>
-                <w:spacing w:val="6"/>
-              </w:rPr>
-              <w:t>抽查人员专业技能证书和特殊环境人员资格证书，</w:t>
-            </w:r>
-            <w:r>
-              <w:rPr>
-                <w:spacing w:val="8"/>
-              </w:rPr>
-              <w:t>并判断是否满足服务目录和运维业务发展要求；</w:t>
-            </w:r>
-          </w:p>
-          <w:p>
-            <w:pPr>
-              <w:pStyle w:val="27"/>
-              <w:spacing w:before="11" w:line="228" w:lineRule="auto"/>
-              <w:ind w:left="42" w:right="149" w:hanging="8"/>
-            </w:pPr>
-            <w:r>
-              <w:rPr>
-                <w:spacing w:val="8"/>
-              </w:rPr>
-              <w:t>抽查人员能力评价记录和人员能力改进记录，评估人</w:t>
-            </w:r>
-            <w:r>
-              <w:rPr>
-                <w:spacing w:val="7"/>
-              </w:rPr>
-              <w:t>员能力评价工作是否符合相关制度要求。</w:t>
-            </w:r>
-          </w:p>
-        </w:tc>
-        <w:tc>
-          <w:tcPr>
-            <w:tcW w:w="1908" w:type="dxa"/>
-          </w:tcPr>
-          <w:p>
-            <w:pPr>
-              <w:spacing w:line="243" w:lineRule="auto"/>
-              <w:rPr>
-                <w:rFonts w:ascii="Arial"/>
-                <w:sz w:val="21"/>
-              </w:rPr>
-            </w:pPr>
-          </w:p>
-          <w:p>
-            <w:pPr>
-              <w:spacing w:line="243" w:lineRule="auto"/>
-              <w:rPr>
-                <w:rFonts w:ascii="Arial"/>
-                <w:sz w:val="21"/>
-              </w:rPr>
-            </w:pPr>
-          </w:p>
-          <w:p>
-            <w:pPr>
-              <w:spacing w:line="244" w:lineRule="auto"/>
-              <w:rPr>
-                <w:rFonts w:ascii="Arial"/>
-                <w:sz w:val="21"/>
-              </w:rPr>
-            </w:pPr>
-          </w:p>
-          <w:p>
-            <w:pPr>
-              <w:pStyle w:val="27"/>
-              <w:spacing w:before="62"/>
-              <w:ind w:left="43" w:right="65" w:hanging="4"/>
-              <w:rPr>
-                <w:rFonts w:hint="default" w:eastAsia="宋体"/>
-                <w:lang w:val="en-US" w:eastAsia="zh-CN"/>
-              </w:rPr>
-            </w:pPr>
-            <w:r>
-              <w:rPr>
-                <w:rFonts w:hint="eastAsia"/>
-                <w:spacing w:val="8"/>
-                <w:shd w:val="clear" w:color="auto" w:fill="auto"/>
-                <w:lang w:val="en-US" w:eastAsia="zh-CN"/>
-              </w:rPr>
-              <w:t>岗位技能评价办法</w:t>
-            </w:r>
-          </w:p>
-        </w:tc>
-        <w:tc>
-          <w:tcPr>
-            <w:tcW w:w="1987" w:type="dxa"/>
-          </w:tcPr>
-          <w:p>
-            <w:pPr>
-              <w:spacing w:line="243" w:lineRule="auto"/>
-              <w:rPr>
-                <w:rFonts w:ascii="Arial"/>
-                <w:sz w:val="21"/>
-              </w:rPr>
-            </w:pPr>
-          </w:p>
-          <w:p>
-            <w:pPr>
-              <w:spacing w:line="244" w:lineRule="auto"/>
-              <w:rPr>
-                <w:rFonts w:ascii="Arial"/>
-                <w:sz w:val="21"/>
-              </w:rPr>
-            </w:pPr>
-          </w:p>
-          <w:p>
-            <w:pPr>
-              <w:spacing w:line="244" w:lineRule="auto"/>
-              <w:rPr>
-                <w:rFonts w:ascii="Arial"/>
-                <w:sz w:val="21"/>
-              </w:rPr>
-            </w:pPr>
-          </w:p>
-          <w:p>
-            <w:pPr>
-              <w:spacing w:line="244" w:lineRule="auto"/>
-              <w:rPr>
-                <w:rFonts w:ascii="Arial"/>
-                <w:sz w:val="21"/>
-              </w:rPr>
-            </w:pPr>
-          </w:p>
-          <w:p>
-            <w:pPr>
-              <w:pStyle w:val="27"/>
-              <w:spacing w:before="12" w:line="228" w:lineRule="auto"/>
-              <w:ind w:left="47"/>
-              <w:rPr>
-                <w:rFonts w:hint="eastAsia"/>
-                <w:spacing w:val="8"/>
-                <w:lang w:eastAsia="zh-CN"/>
-              </w:rPr>
-            </w:pPr>
-            <w:r>
-              <w:rPr>
-                <w:rFonts w:hint="eastAsia"/>
-                <w:spacing w:val="8"/>
-                <w:lang w:eastAsia="zh-CN"/>
-              </w:rPr>
-              <w:t>运维部经理:赵川华</w:t>
-            </w:r>
-          </w:p>
-          <w:p>
-            <w:pPr>
-              <w:pStyle w:val="27"/>
-              <w:spacing w:before="12" w:line="228" w:lineRule="auto"/>
-              <w:ind w:left="47"/>
-              <w:rPr>
-                <w:rFonts w:hint="eastAsia" w:eastAsia="宋体"/>
-                <w:lang w:eastAsia="zh-CN"/>
-              </w:rPr>
-            </w:pPr>
-            <w:r>
-              <w:rPr>
-                <w:rFonts w:hint="eastAsia"/>
-                <w:spacing w:val="7"/>
-                <w:lang w:eastAsia="zh-CN"/>
-              </w:rPr>
-              <w:t>人力资源部经理:李欣雨</w:t>
-            </w:r>
-          </w:p>
-        </w:tc>
-        <w:tc>
-          <w:tcPr>
-            <w:tcW w:w="949" w:type="dxa"/>
-          </w:tcPr>
-          <w:p>
-            <w:pPr>
-              <w:spacing w:line="274" w:lineRule="auto"/>
-              <w:rPr>
-                <w:rFonts w:ascii="Arial"/>
-                <w:sz w:val="21"/>
-              </w:rPr>
-            </w:pPr>
-          </w:p>
-          <w:p>
-            <w:pPr>
-              <w:spacing w:line="275" w:lineRule="auto"/>
-              <w:rPr>
-                <w:rFonts w:ascii="Arial"/>
-                <w:sz w:val="21"/>
-              </w:rPr>
-            </w:pPr>
-          </w:p>
-          <w:p>
-            <w:pPr>
-              <w:spacing w:line="275" w:lineRule="auto"/>
-              <w:rPr>
-                <w:rFonts w:ascii="Arial"/>
-                <w:sz w:val="21"/>
-              </w:rPr>
-            </w:pPr>
-          </w:p>
-          <w:p>
-            <w:pPr>
-              <w:spacing w:line="275" w:lineRule="auto"/>
-              <w:rPr>
-                <w:rFonts w:ascii="Arial"/>
-                <w:sz w:val="21"/>
-              </w:rPr>
-            </w:pPr>
-          </w:p>
-          <w:p>
-            <w:pPr>
-              <w:pStyle w:val="27"/>
-              <w:spacing w:before="62" w:line="228" w:lineRule="auto"/>
-              <w:ind w:left="46"/>
-            </w:pPr>
-            <w:r>
-              <w:rPr>
-                <w:spacing w:val="4"/>
-              </w:rPr>
-              <w:t>符合</w:t>
-            </w:r>
-          </w:p>
-        </w:tc>
-        <w:tc>
-          <w:tcPr>
-            <w:tcW w:w="1089" w:type="dxa"/>
-          </w:tcPr>
-          <w:p>
-            <w:pPr>
-              <w:spacing w:line="274" w:lineRule="auto"/>
-              <w:rPr>
-                <w:rFonts w:ascii="Arial"/>
-                <w:sz w:val="21"/>
-              </w:rPr>
-            </w:pPr>
-          </w:p>
-          <w:p>
-            <w:pPr>
-              <w:spacing w:line="275" w:lineRule="auto"/>
-              <w:rPr>
-                <w:rFonts w:ascii="Arial"/>
-                <w:sz w:val="21"/>
-              </w:rPr>
-            </w:pPr>
-          </w:p>
-          <w:p>
-            <w:pPr>
-              <w:spacing w:line="275" w:lineRule="auto"/>
-              <w:rPr>
-                <w:rFonts w:ascii="Arial"/>
-                <w:sz w:val="21"/>
-              </w:rPr>
-            </w:pPr>
-          </w:p>
-          <w:p>
-            <w:pPr>
-              <w:spacing w:line="275" w:lineRule="auto"/>
               <w:rPr>
                 <w:rFonts w:ascii="Arial"/>
                 <w:sz w:val="21"/>
@@ -27676,7 +26804,7 @@
           </w:tblBorders>
         </w:tblPrEx>
         <w:trPr>
-          <w:trHeight w:val="575" w:hRule="atLeast"/>
+          <w:trHeight w:val="572" w:hRule="atLeast"/>
         </w:trPr>
         <w:tc>
           <w:tcPr>
@@ -27707,7 +26835,7 @@
           <w:p>
             <w:pPr>
               <w:pStyle w:val="27"/>
-              <w:spacing w:before="62" w:line="221" w:lineRule="auto"/>
+              <w:spacing w:before="63" w:line="219" w:lineRule="auto"/>
               <w:ind w:left="242" w:right="129" w:hanging="100"/>
               <w:rPr>
                 <w:sz w:val="21"/>
@@ -27917,7 +27045,7 @@
           </w:tblCellMar>
         </w:tblPrEx>
         <w:trPr>
-          <w:trHeight w:val="5003" w:hRule="atLeast"/>
+          <w:trHeight w:val="2511" w:hRule="atLeast"/>
         </w:trPr>
         <w:tc>
           <w:tcPr>
@@ -27925,89 +27053,44 @@
           </w:tcPr>
           <w:p>
             <w:pPr>
-              <w:spacing w:line="261" w:lineRule="auto"/>
-              <w:rPr>
-                <w:rFonts w:ascii="Arial"/>
-                <w:sz w:val="21"/>
-              </w:rPr>
-            </w:pPr>
-          </w:p>
-          <w:p>
-            <w:pPr>
-              <w:spacing w:line="261" w:lineRule="auto"/>
-              <w:rPr>
-                <w:rFonts w:ascii="Arial"/>
-                <w:sz w:val="21"/>
-              </w:rPr>
-            </w:pPr>
-          </w:p>
-          <w:p>
-            <w:pPr>
-              <w:spacing w:line="261" w:lineRule="auto"/>
-              <w:rPr>
-                <w:rFonts w:ascii="Arial"/>
-                <w:sz w:val="21"/>
-              </w:rPr>
-            </w:pPr>
-          </w:p>
-          <w:p>
-            <w:pPr>
-              <w:spacing w:line="262" w:lineRule="auto"/>
-              <w:rPr>
-                <w:rFonts w:ascii="Arial"/>
-                <w:sz w:val="21"/>
-              </w:rPr>
-            </w:pPr>
-          </w:p>
-          <w:p>
-            <w:pPr>
-              <w:spacing w:line="262" w:lineRule="auto"/>
-              <w:rPr>
-                <w:rFonts w:ascii="Arial"/>
-                <w:sz w:val="21"/>
-              </w:rPr>
-            </w:pPr>
-          </w:p>
-          <w:p>
-            <w:pPr>
-              <w:spacing w:line="262" w:lineRule="auto"/>
-              <w:rPr>
-                <w:rFonts w:ascii="Arial"/>
-                <w:sz w:val="21"/>
-              </w:rPr>
-            </w:pPr>
-          </w:p>
-          <w:p>
-            <w:pPr>
-              <w:spacing w:line="262" w:lineRule="auto"/>
-              <w:rPr>
-                <w:rFonts w:ascii="Arial"/>
-                <w:sz w:val="21"/>
-              </w:rPr>
-            </w:pPr>
-          </w:p>
-          <w:p>
-            <w:pPr>
-              <w:spacing w:line="262" w:lineRule="auto"/>
-              <w:rPr>
-                <w:rFonts w:ascii="Arial"/>
-                <w:sz w:val="21"/>
-              </w:rPr>
-            </w:pPr>
-          </w:p>
-          <w:p>
-            <w:pPr>
-              <w:spacing w:line="262" w:lineRule="auto"/>
-              <w:rPr>
-                <w:rFonts w:ascii="Arial"/>
-                <w:sz w:val="21"/>
-              </w:rPr>
-            </w:pPr>
-          </w:p>
-          <w:p>
-            <w:pPr>
-              <w:spacing w:before="54" w:line="204" w:lineRule="auto"/>
-              <w:ind w:left="212"/>
+              <w:spacing w:line="263" w:lineRule="auto"/>
+              <w:rPr>
+                <w:rFonts w:ascii="Arial"/>
+                <w:sz w:val="21"/>
+              </w:rPr>
+            </w:pPr>
+          </w:p>
+          <w:p>
+            <w:pPr>
+              <w:spacing w:line="263" w:lineRule="auto"/>
+              <w:rPr>
+                <w:rFonts w:ascii="Arial"/>
+                <w:sz w:val="21"/>
+              </w:rPr>
+            </w:pPr>
+          </w:p>
+          <w:p>
+            <w:pPr>
+              <w:spacing w:line="264" w:lineRule="auto"/>
+              <w:rPr>
+                <w:rFonts w:ascii="Arial"/>
+                <w:sz w:val="21"/>
+              </w:rPr>
+            </w:pPr>
+          </w:p>
+          <w:p>
+            <w:pPr>
+              <w:spacing w:line="264" w:lineRule="auto"/>
+              <w:rPr>
+                <w:rFonts w:ascii="Arial"/>
+                <w:sz w:val="21"/>
+              </w:rPr>
+            </w:pPr>
+          </w:p>
+          <w:p>
+            <w:pPr>
+              <w:spacing w:before="55" w:line="271" w:lineRule="exact"/>
+              <w:ind w:left="198"/>
               <w:rPr>
                 <w:rFonts w:ascii="Arial" w:hAnsi="Arial" w:eastAsia="Arial" w:cs="Arial"/>
                 <w:sz w:val="19"/>
@@ -28017,20 +27100,17 @@
             <w:r>
               <w:rPr>
                 <w:rFonts w:ascii="Arial" w:hAnsi="Arial" w:eastAsia="Arial" w:cs="Arial"/>
+                <w:position w:val="1"/>
                 <w:sz w:val="19"/>
                 <w:szCs w:val="19"/>
               </w:rPr>
-              <w:t>1</w:t>
+              <w:t>6</w:t>
             </w:r>
           </w:p>
         </w:tc>
         <w:tc>
           <w:tcPr>
             <w:tcW w:w="700" w:type="dxa"/>
-            <w:vMerge w:val="restart"/>
-            <w:tcBorders>
-              <w:bottom w:val="nil"/>
-            </w:tcBorders>
           </w:tcPr>
           <w:p>
             <w:pPr>
@@ -28047,110 +27127,66 @@
           </w:tcPr>
           <w:p>
             <w:pPr>
-              <w:spacing w:line="243" w:lineRule="auto"/>
-              <w:rPr>
-                <w:rFonts w:ascii="Arial"/>
-                <w:sz w:val="21"/>
-              </w:rPr>
-            </w:pPr>
-          </w:p>
-          <w:p>
-            <w:pPr>
-              <w:spacing w:line="244" w:lineRule="auto"/>
-              <w:rPr>
-                <w:rFonts w:ascii="Arial"/>
-                <w:sz w:val="21"/>
-              </w:rPr>
-            </w:pPr>
-          </w:p>
-          <w:p>
-            <w:pPr>
-              <w:spacing w:line="244" w:lineRule="auto"/>
-              <w:rPr>
-                <w:rFonts w:ascii="Arial"/>
-                <w:sz w:val="21"/>
-              </w:rPr>
-            </w:pPr>
-          </w:p>
-          <w:p>
-            <w:pPr>
-              <w:spacing w:line="244" w:lineRule="auto"/>
-              <w:rPr>
-                <w:rFonts w:ascii="Arial"/>
-                <w:sz w:val="21"/>
-              </w:rPr>
-            </w:pPr>
-          </w:p>
-          <w:p>
-            <w:pPr>
-              <w:spacing w:line="244" w:lineRule="auto"/>
-              <w:rPr>
-                <w:rFonts w:ascii="Arial"/>
-                <w:sz w:val="21"/>
-              </w:rPr>
-            </w:pPr>
-          </w:p>
-          <w:p>
-            <w:pPr>
-              <w:spacing w:line="244" w:lineRule="auto"/>
-              <w:rPr>
-                <w:rFonts w:ascii="Arial"/>
-                <w:sz w:val="21"/>
-              </w:rPr>
-            </w:pPr>
-          </w:p>
-          <w:p>
-            <w:pPr>
-              <w:spacing w:line="244" w:lineRule="auto"/>
-              <w:rPr>
-                <w:rFonts w:ascii="Arial"/>
-                <w:sz w:val="21"/>
-              </w:rPr>
-            </w:pPr>
-          </w:p>
-          <w:p>
-            <w:pPr>
-              <w:pStyle w:val="27"/>
-              <w:spacing w:before="62" w:line="228" w:lineRule="auto"/>
+              <w:spacing w:line="434" w:lineRule="auto"/>
+              <w:rPr>
+                <w:rFonts w:ascii="Arial"/>
+                <w:sz w:val="21"/>
+              </w:rPr>
+            </w:pPr>
+          </w:p>
+          <w:p>
+            <w:pPr>
+              <w:pStyle w:val="27"/>
+              <w:spacing w:before="62" w:line="271" w:lineRule="exact"/>
               <w:ind w:left="32"/>
             </w:pPr>
             <w:r>
               <w:rPr>
                 <w:rFonts w:ascii="Arial" w:hAnsi="Arial" w:eastAsia="Arial" w:cs="Arial"/>
-                <w:spacing w:val="5"/>
-              </w:rPr>
-              <w:t xml:space="preserve">7.4.1 </w:t>
-            </w:r>
-            <w:r>
-              <w:rPr>
-                <w:spacing w:val="5"/>
-              </w:rPr>
-              <w:t>过程框架设计</w:t>
-            </w:r>
-          </w:p>
-          <w:p>
-            <w:pPr>
-              <w:pStyle w:val="27"/>
-              <w:spacing w:before="28" w:line="216" w:lineRule="auto"/>
-              <w:ind w:left="30" w:right="297" w:firstLine="3"/>
-            </w:pPr>
-            <w:r>
-              <w:rPr>
-                <w:spacing w:val="8"/>
-              </w:rPr>
-              <w:t>组织应建立并执行过程框架设计管理过</w:t>
-            </w:r>
-            <w:r>
-              <w:rPr>
-                <w:spacing w:val="1"/>
-              </w:rPr>
-              <w:t>程：</w:t>
-            </w:r>
-          </w:p>
-          <w:p>
-            <w:pPr>
-              <w:pStyle w:val="27"/>
-              <w:spacing w:line="269" w:lineRule="exact"/>
+                <w:spacing w:val="3"/>
+                <w:position w:val="1"/>
+              </w:rPr>
+              <w:t>7.3.6</w:t>
+            </w:r>
+            <w:r>
+              <w:rPr>
+                <w:rFonts w:ascii="Arial" w:hAnsi="Arial" w:eastAsia="Arial" w:cs="Arial"/>
+                <w:spacing w:val="18"/>
+                <w:position w:val="1"/>
+              </w:rPr>
+              <w:t xml:space="preserve"> </w:t>
+            </w:r>
+            <w:r>
+              <w:rPr>
+                <w:spacing w:val="3"/>
+                <w:position w:val="1"/>
+              </w:rPr>
+              <w:t>能力评价</w:t>
+            </w:r>
+          </w:p>
+          <w:p>
+            <w:pPr>
+              <w:pStyle w:val="27"/>
+              <w:spacing w:before="26" w:line="216" w:lineRule="auto"/>
+              <w:ind w:left="30" w:right="101"/>
+            </w:pPr>
+            <w:r>
+              <w:rPr>
+                <w:spacing w:val="8"/>
+              </w:rPr>
+              <w:t>根据人员能力计划开展人员能力评价，应</w:t>
+            </w:r>
+            <w:r>
+              <w:rPr>
+                <w:spacing w:val="3"/>
+              </w:rPr>
+              <w:t>满足：</w:t>
+            </w:r>
+          </w:p>
+          <w:p>
+            <w:pPr>
+              <w:pStyle w:val="27"/>
+              <w:spacing w:line="270" w:lineRule="exact"/>
               <w:ind w:left="30"/>
             </w:pPr>
             <w:r>
@@ -28166,23 +27202,26 @@
                 <w:spacing w:val="7"/>
                 <w:position w:val="2"/>
               </w:rPr>
-              <w:t>建立过程框架设计管理过程；</w:t>
-            </w:r>
-          </w:p>
-          <w:p>
-            <w:pPr>
-              <w:pStyle w:val="27"/>
-              <w:spacing w:before="29"/>
-              <w:ind w:left="31" w:right="98" w:firstLine="2"/>
-            </w:pPr>
-            <w:r>
-              <w:rPr>
-                <w:spacing w:val="8"/>
-              </w:rPr>
-              <w:t>设计运维服务过程框架，保留相关设计记</w:t>
-            </w:r>
-            <w:r>
-              <w:t>录。</w:t>
+              <w:t>建立人员能力评价标准和评价机制；</w:t>
+            </w:r>
+          </w:p>
+          <w:p>
+            <w:pPr>
+              <w:pStyle w:val="27"/>
+              <w:spacing w:before="25" w:line="242" w:lineRule="auto"/>
+              <w:ind w:left="37" w:right="98" w:hanging="2"/>
+            </w:pPr>
+            <w:r>
+              <w:rPr>
+                <w:spacing w:val="8"/>
+              </w:rPr>
+              <w:t>实施人员能力评价，并依据评价结果对人</w:t>
+            </w:r>
+            <w:r>
+              <w:rPr>
+                <w:spacing w:val="6"/>
+              </w:rPr>
+              <w:t>员能力进行持续改进。</w:t>
             </w:r>
           </w:p>
         </w:tc>
@@ -28192,54 +27231,9 @@
           </w:tcPr>
           <w:p>
             <w:pPr>
-              <w:spacing w:line="285" w:lineRule="auto"/>
-              <w:rPr>
-                <w:rFonts w:ascii="Arial"/>
-                <w:sz w:val="21"/>
-              </w:rPr>
-            </w:pPr>
-          </w:p>
-          <w:p>
-            <w:pPr>
-              <w:spacing w:line="285" w:lineRule="auto"/>
-              <w:rPr>
-                <w:rFonts w:ascii="Arial"/>
-                <w:sz w:val="21"/>
-              </w:rPr>
-            </w:pPr>
-          </w:p>
-          <w:p>
-            <w:pPr>
-              <w:spacing w:line="285" w:lineRule="auto"/>
-              <w:rPr>
-                <w:rFonts w:ascii="Arial"/>
-                <w:sz w:val="21"/>
-              </w:rPr>
-            </w:pPr>
-          </w:p>
-          <w:p>
-            <w:pPr>
-              <w:spacing w:line="286" w:lineRule="auto"/>
-              <w:rPr>
-                <w:rFonts w:ascii="Arial"/>
-                <w:sz w:val="21"/>
-              </w:rPr>
-            </w:pPr>
-          </w:p>
-          <w:p>
-            <w:pPr>
-              <w:spacing w:line="286" w:lineRule="auto"/>
-              <w:rPr>
-                <w:rFonts w:ascii="Arial"/>
-                <w:sz w:val="21"/>
-              </w:rPr>
-            </w:pPr>
-          </w:p>
-          <w:p>
-            <w:pPr>
-              <w:pStyle w:val="27"/>
-              <w:spacing w:before="62" w:line="241" w:lineRule="auto"/>
-              <w:ind w:left="38" w:right="171" w:firstLine="10"/>
+              <w:pStyle w:val="27"/>
+              <w:spacing w:before="3" w:line="241" w:lineRule="auto"/>
+              <w:ind w:left="35" w:right="171" w:firstLine="13"/>
             </w:pPr>
             <w:r>
               <w:rPr>
@@ -28252,52 +27246,96 @@
               <w:rPr>
                 <w:spacing w:val="7"/>
               </w:rPr>
-              <w:t>查看服务过程框架设计管理相关制度文件，评估组织是否建立了服务过程框架设计过程；</w:t>
-            </w:r>
-          </w:p>
-          <w:p>
-            <w:pPr>
-              <w:pStyle w:val="27"/>
-              <w:spacing w:line="249" w:lineRule="auto"/>
-              <w:ind w:left="34" w:right="149" w:hanging="1"/>
+              <w:t>查看人员能力评价相关制度文件，评估组织是否建立人员能力评价标准和评价机制；</w:t>
+            </w:r>
+          </w:p>
+          <w:p>
+            <w:pPr>
+              <w:pStyle w:val="27"/>
+              <w:spacing w:before="3" w:line="239" w:lineRule="auto"/>
+              <w:ind w:left="38" w:right="149" w:hanging="5"/>
             </w:pPr>
             <w:r>
               <w:rPr>
                 <w:rFonts w:ascii="Arial" w:hAnsi="Arial" w:eastAsia="Arial" w:cs="Arial"/>
-                <w:spacing w:val="8"/>
+                <w:spacing w:val="7"/>
               </w:rPr>
               <w:t>2)</w:t>
             </w:r>
             <w:r>
               <w:rPr>
-                <w:spacing w:val="8"/>
-              </w:rPr>
-              <w:t>查看实施服务过程设计的相关记录及成果，评估过程框架是否能满足运维服务管理的要求，包括各过程的业务范围、组织范围、典型应用场景及过程间接口</w:t>
-            </w:r>
-            <w:r>
-              <w:rPr>
-                <w:spacing w:val="1"/>
-              </w:rPr>
-              <w:t>等；</w:t>
-            </w:r>
-          </w:p>
-          <w:p>
-            <w:pPr>
-              <w:pStyle w:val="27"/>
-              <w:spacing w:before="10" w:line="242" w:lineRule="auto"/>
-              <w:ind w:left="37" w:right="149"/>
-            </w:pPr>
-            <w:r>
-              <w:rPr>
-                <w:spacing w:val="8"/>
-              </w:rPr>
-              <w:t>查看过程各项指标达成情况，评估是否能满足管理要</w:t>
-            </w:r>
-            <w:r>
-              <w:rPr>
-                <w:spacing w:val="-1"/>
-              </w:rPr>
-              <w:t>求。</w:t>
+                <w:spacing w:val="7"/>
+              </w:rPr>
+              <w:t>抽查人员简历（内部人员和外包人员</w:t>
+            </w:r>
+            <w:r>
+              <w:rPr>
+                <w:spacing w:val="22"/>
+              </w:rPr>
+              <w:t>），</w:t>
+            </w:r>
+            <w:r>
+              <w:rPr>
+                <w:spacing w:val="7"/>
+              </w:rPr>
+              <w:t>判断：是</w:t>
+            </w:r>
+            <w:r>
+              <w:rPr>
+                <w:spacing w:val="8"/>
+              </w:rPr>
+              <w:t>否具备信息技术相关的基础知识；是否具备从事运行维护服务所需的基本技能、专业技能、软技能；是否</w:t>
+            </w:r>
+            <w:r>
+              <w:rPr>
+                <w:spacing w:val="7"/>
+              </w:rPr>
+              <w:t>具备从事运行维护服务所需的经验；</w:t>
+            </w:r>
+          </w:p>
+          <w:p>
+            <w:pPr>
+              <w:pStyle w:val="27"/>
+              <w:spacing w:before="1" w:line="258" w:lineRule="auto"/>
+              <w:ind w:left="40" w:right="220" w:hanging="4"/>
+            </w:pPr>
+            <w:r>
+              <w:rPr>
+                <w:rFonts w:ascii="Arial" w:hAnsi="Arial" w:eastAsia="Arial" w:cs="Arial"/>
+                <w:spacing w:val="6"/>
+              </w:rPr>
+              <w:t>3)</w:t>
+            </w:r>
+            <w:r>
+              <w:rPr>
+                <w:spacing w:val="6"/>
+              </w:rPr>
+              <w:t>抽查人员专业技能证书和特殊环境人员资格证书，</w:t>
+            </w:r>
+            <w:r>
+              <w:rPr>
+                <w:spacing w:val="8"/>
+              </w:rPr>
+              <w:t>并判断是否满足服务目录和运维业务发展要求；</w:t>
+            </w:r>
+          </w:p>
+          <w:p>
+            <w:pPr>
+              <w:pStyle w:val="27"/>
+              <w:spacing w:before="11" w:line="228" w:lineRule="auto"/>
+              <w:ind w:left="42" w:right="149" w:hanging="8"/>
+            </w:pPr>
+            <w:r>
+              <w:rPr>
+                <w:spacing w:val="8"/>
+              </w:rPr>
+              <w:t>抽查人员能力评价记录和人员能力改进记录，评估人</w:t>
+            </w:r>
+            <w:r>
+              <w:rPr>
+                <w:spacing w:val="7"/>
+              </w:rPr>
+              <w:t>员能力评价工作是否符合相关制度要求。</w:t>
             </w:r>
           </w:p>
         </w:tc>
@@ -28307,66 +27345,119 @@
           </w:tcPr>
           <w:p>
             <w:pPr>
-              <w:spacing w:line="246" w:lineRule="auto"/>
-              <w:rPr>
-                <w:rFonts w:ascii="Arial"/>
-                <w:sz w:val="21"/>
-              </w:rPr>
-            </w:pPr>
-          </w:p>
-          <w:p>
-            <w:pPr>
-              <w:spacing w:line="246" w:lineRule="auto"/>
-              <w:rPr>
-                <w:rFonts w:ascii="Arial"/>
-                <w:sz w:val="21"/>
-              </w:rPr>
-            </w:pPr>
-          </w:p>
-          <w:p>
-            <w:pPr>
-              <w:spacing w:line="246" w:lineRule="auto"/>
-              <w:rPr>
-                <w:rFonts w:ascii="Arial"/>
-                <w:sz w:val="21"/>
-              </w:rPr>
-            </w:pPr>
-          </w:p>
-          <w:p>
-            <w:pPr>
-              <w:spacing w:line="246" w:lineRule="auto"/>
-              <w:rPr>
-                <w:rFonts w:ascii="Arial"/>
-                <w:sz w:val="21"/>
-              </w:rPr>
-            </w:pPr>
-          </w:p>
-          <w:p>
-            <w:pPr>
-              <w:spacing w:line="247" w:lineRule="auto"/>
-              <w:rPr>
-                <w:rFonts w:ascii="Arial"/>
-                <w:sz w:val="21"/>
-              </w:rPr>
-            </w:pPr>
-          </w:p>
-          <w:p>
-            <w:pPr>
-              <w:spacing w:line="247" w:lineRule="auto"/>
-              <w:rPr>
-                <w:rFonts w:ascii="Arial"/>
-                <w:sz w:val="21"/>
-              </w:rPr>
-            </w:pPr>
-          </w:p>
-          <w:p>
-            <w:pPr>
-              <w:pStyle w:val="27"/>
-              <w:spacing w:line="239" w:lineRule="auto"/>
-              <w:ind w:left="41" w:right="65" w:hanging="2"/>
+              <w:spacing w:line="243" w:lineRule="auto"/>
+              <w:rPr>
+                <w:rFonts w:ascii="Arial"/>
+                <w:sz w:val="21"/>
+              </w:rPr>
+            </w:pPr>
+          </w:p>
+          <w:p>
+            <w:pPr>
+              <w:spacing w:line="243" w:lineRule="auto"/>
+              <w:rPr>
+                <w:rFonts w:ascii="Arial"/>
+                <w:sz w:val="21"/>
+              </w:rPr>
+            </w:pPr>
+          </w:p>
+          <w:p>
+            <w:pPr>
+              <w:spacing w:line="244" w:lineRule="auto"/>
+              <w:rPr>
+                <w:rFonts w:ascii="Arial"/>
+                <w:sz w:val="21"/>
+              </w:rPr>
+            </w:pPr>
+          </w:p>
+          <w:p>
+            <w:pPr>
+              <w:pStyle w:val="27"/>
+              <w:spacing w:before="62"/>
+              <w:ind w:left="43" w:right="65" w:hanging="4"/>
+              <w:rPr>
+                <w:rFonts w:hint="default" w:eastAsia="宋体"/>
+                <w:lang w:val="en-US" w:eastAsia="zh-CN"/>
+              </w:rPr>
+            </w:pPr>
+            <w:r>
+              <w:rPr>
+                <w:rFonts w:hint="eastAsia"/>
+                <w:spacing w:val="8"/>
+                <w:shd w:val="clear" w:color="auto" w:fill="auto"/>
+                <w:lang w:val="en-US" w:eastAsia="zh-CN"/>
+              </w:rPr>
+              <w:t>岗位技能评价办法</w:t>
+            </w:r>
+          </w:p>
+        </w:tc>
+        <w:tc>
+          <w:tcPr>
+            <w:tcW w:w="1987" w:type="dxa"/>
+          </w:tcPr>
+          <w:p>
+            <w:pPr>
+              <w:spacing w:line="243" w:lineRule="auto"/>
+              <w:rPr>
+                <w:rFonts w:ascii="Arial"/>
+                <w:sz w:val="21"/>
+              </w:rPr>
+            </w:pPr>
+          </w:p>
+          <w:p>
+            <w:pPr>
+              <w:spacing w:line="244" w:lineRule="auto"/>
+              <w:rPr>
+                <w:rFonts w:ascii="Arial"/>
+                <w:sz w:val="21"/>
+              </w:rPr>
+            </w:pPr>
+          </w:p>
+          <w:p>
+            <w:pPr>
+              <w:spacing w:line="244" w:lineRule="auto"/>
+              <w:rPr>
+                <w:rFonts w:ascii="Arial"/>
+                <w:sz w:val="21"/>
+              </w:rPr>
+            </w:pPr>
+          </w:p>
+          <w:p>
+            <w:pPr>
+              <w:spacing w:line="244" w:lineRule="auto"/>
+              <w:rPr>
+                <w:rFonts w:ascii="Arial"/>
+                <w:sz w:val="21"/>
+              </w:rPr>
+            </w:pPr>
+          </w:p>
+          <w:p>
+            <w:pPr>
+              <w:pStyle w:val="27"/>
+              <w:spacing w:before="12" w:line="228" w:lineRule="auto"/>
+              <w:ind w:left="47"/>
+              <w:rPr>
+                <w:rFonts w:hint="eastAsia"/>
+                <w:spacing w:val="8"/>
+                <w:lang w:eastAsia="zh-CN"/>
+              </w:rPr>
+            </w:pPr>
+            <w:r>
+              <w:rPr>
+                <w:rFonts w:hint="eastAsia"/>
+                <w:spacing w:val="8"/>
+                <w:lang w:eastAsia="zh-CN"/>
+              </w:rPr>
+              <w:t>运维部经理:赵川华</w:t>
+            </w:r>
+          </w:p>
+          <w:p>
+            <w:pPr>
+              <w:pStyle w:val="27"/>
+              <w:spacing w:before="12" w:line="228" w:lineRule="auto"/>
+              <w:ind w:left="47"/>
               <w:rPr>
                 <w:rFonts w:hint="eastAsia" w:eastAsia="宋体"/>
-                <w:spacing w:val="7"/>
                 <w:lang w:eastAsia="zh-CN"/>
               </w:rPr>
             </w:pPr>
@@ -28376,140 +27467,8 @@
                 <w:spacing w:val="7"/>
                 <w:lang w:eastAsia="zh-CN"/>
               </w:rPr>
-              <w:t>过程框架设计管理过程</w:t>
-            </w:r>
-          </w:p>
-          <w:p>
-            <w:pPr>
-              <w:pStyle w:val="27"/>
-              <w:spacing w:line="242" w:lineRule="auto"/>
-              <w:ind w:left="39" w:right="156" w:firstLine="2"/>
-            </w:pPr>
-            <w:r>
-              <w:rPr>
-                <w:rFonts w:hint="eastAsia"/>
-                <w:spacing w:val="6"/>
-              </w:rPr>
-              <w:t>运维服务能力指标体系</w:t>
-            </w:r>
-          </w:p>
-        </w:tc>
-        <w:tc>
-          <w:tcPr>
-            <w:tcW w:w="1987" w:type="dxa"/>
-          </w:tcPr>
-          <w:p>
-            <w:pPr>
-              <w:spacing w:line="259" w:lineRule="auto"/>
-              <w:rPr>
-                <w:rFonts w:ascii="Arial"/>
-                <w:sz w:val="21"/>
-              </w:rPr>
-            </w:pPr>
-          </w:p>
-          <w:p>
-            <w:pPr>
-              <w:spacing w:line="259" w:lineRule="auto"/>
-              <w:rPr>
-                <w:rFonts w:ascii="Arial"/>
-                <w:sz w:val="21"/>
-              </w:rPr>
-            </w:pPr>
-          </w:p>
-          <w:p>
-            <w:pPr>
-              <w:spacing w:line="259" w:lineRule="auto"/>
-              <w:rPr>
-                <w:rFonts w:ascii="Arial"/>
-                <w:sz w:val="21"/>
-              </w:rPr>
-            </w:pPr>
-          </w:p>
-          <w:p>
-            <w:pPr>
-              <w:spacing w:line="260" w:lineRule="auto"/>
-              <w:rPr>
-                <w:rFonts w:ascii="Arial"/>
-                <w:sz w:val="21"/>
-              </w:rPr>
-            </w:pPr>
-          </w:p>
-          <w:p>
-            <w:pPr>
-              <w:spacing w:line="260" w:lineRule="auto"/>
-              <w:rPr>
-                <w:rFonts w:ascii="Arial"/>
-                <w:sz w:val="21"/>
-              </w:rPr>
-            </w:pPr>
-          </w:p>
-          <w:p>
-            <w:pPr>
-              <w:spacing w:line="260" w:lineRule="auto"/>
-              <w:rPr>
-                <w:rFonts w:ascii="Arial"/>
-                <w:sz w:val="21"/>
-              </w:rPr>
-            </w:pPr>
-          </w:p>
-          <w:p>
-            <w:pPr>
-              <w:spacing w:line="260" w:lineRule="auto"/>
-              <w:rPr>
-                <w:rFonts w:ascii="Arial"/>
-                <w:sz w:val="21"/>
-              </w:rPr>
-            </w:pPr>
-          </w:p>
-          <w:p>
-            <w:pPr>
-              <w:spacing w:line="260" w:lineRule="auto"/>
-              <w:rPr>
-                <w:rFonts w:ascii="Arial"/>
-                <w:sz w:val="21"/>
-              </w:rPr>
-            </w:pPr>
-          </w:p>
-          <w:p>
-            <w:pPr>
-              <w:spacing w:line="260" w:lineRule="auto"/>
-              <w:rPr>
-                <w:rFonts w:ascii="Arial"/>
-                <w:sz w:val="21"/>
-              </w:rPr>
-            </w:pPr>
-          </w:p>
-          <w:p>
-            <w:pPr>
-              <w:pStyle w:val="27"/>
-              <w:spacing w:before="61" w:line="228" w:lineRule="auto"/>
-              <w:ind w:left="44"/>
-              <w:rPr>
-                <w:rFonts w:hint="eastAsia"/>
-                <w:spacing w:val="8"/>
-                <w:lang w:eastAsia="zh-CN"/>
-              </w:rPr>
-            </w:pPr>
-            <w:r>
-              <w:rPr>
-                <w:rFonts w:hint="eastAsia"/>
-                <w:spacing w:val="8"/>
-                <w:lang w:eastAsia="zh-CN"/>
-              </w:rPr>
-              <w:t>运维部经理:赵川华</w:t>
-            </w:r>
-          </w:p>
-          <w:p>
-            <w:pPr>
-              <w:pStyle w:val="27"/>
-              <w:spacing w:before="61" w:line="228" w:lineRule="auto"/>
-              <w:ind w:left="44"/>
-              <w:rPr>
-                <w:rFonts w:hint="eastAsia"/>
-                <w:spacing w:val="8"/>
-                <w:lang w:eastAsia="zh-CN"/>
-              </w:rPr>
-            </w:pPr>
+              <w:t>人力资源部经理:李欣雨</w:t>
+            </w:r>
           </w:p>
         </w:tc>
         <w:tc>
@@ -28518,89 +27477,44 @@
           </w:tcPr>
           <w:p>
             <w:pPr>
-              <w:spacing w:line="259" w:lineRule="auto"/>
-              <w:rPr>
-                <w:rFonts w:ascii="Arial"/>
-                <w:sz w:val="21"/>
-              </w:rPr>
-            </w:pPr>
-          </w:p>
-          <w:p>
-            <w:pPr>
-              <w:spacing w:line="259" w:lineRule="auto"/>
-              <w:rPr>
-                <w:rFonts w:ascii="Arial"/>
-                <w:sz w:val="21"/>
-              </w:rPr>
-            </w:pPr>
-          </w:p>
-          <w:p>
-            <w:pPr>
-              <w:spacing w:line="259" w:lineRule="auto"/>
-              <w:rPr>
-                <w:rFonts w:ascii="Arial"/>
-                <w:sz w:val="21"/>
-              </w:rPr>
-            </w:pPr>
-          </w:p>
-          <w:p>
-            <w:pPr>
-              <w:spacing w:line="260" w:lineRule="auto"/>
-              <w:rPr>
-                <w:rFonts w:ascii="Arial"/>
-                <w:sz w:val="21"/>
-              </w:rPr>
-            </w:pPr>
-          </w:p>
-          <w:p>
-            <w:pPr>
-              <w:spacing w:line="260" w:lineRule="auto"/>
-              <w:rPr>
-                <w:rFonts w:ascii="Arial"/>
-                <w:sz w:val="21"/>
-              </w:rPr>
-            </w:pPr>
-          </w:p>
-          <w:p>
-            <w:pPr>
-              <w:spacing w:line="260" w:lineRule="auto"/>
-              <w:rPr>
-                <w:rFonts w:ascii="Arial"/>
-                <w:sz w:val="21"/>
-              </w:rPr>
-            </w:pPr>
-          </w:p>
-          <w:p>
-            <w:pPr>
-              <w:spacing w:line="260" w:lineRule="auto"/>
-              <w:rPr>
-                <w:rFonts w:ascii="Arial"/>
-                <w:sz w:val="21"/>
-              </w:rPr>
-            </w:pPr>
-          </w:p>
-          <w:p>
-            <w:pPr>
-              <w:spacing w:line="260" w:lineRule="auto"/>
-              <w:rPr>
-                <w:rFonts w:ascii="Arial"/>
-                <w:sz w:val="21"/>
-              </w:rPr>
-            </w:pPr>
-          </w:p>
-          <w:p>
-            <w:pPr>
-              <w:spacing w:line="260" w:lineRule="auto"/>
-              <w:rPr>
-                <w:rFonts w:ascii="Arial"/>
-                <w:sz w:val="21"/>
-              </w:rPr>
-            </w:pPr>
-          </w:p>
-          <w:p>
-            <w:pPr>
-              <w:pStyle w:val="27"/>
-              <w:spacing w:before="61" w:line="228" w:lineRule="auto"/>
+              <w:spacing w:line="274" w:lineRule="auto"/>
+              <w:rPr>
+                <w:rFonts w:ascii="Arial"/>
+                <w:sz w:val="21"/>
+              </w:rPr>
+            </w:pPr>
+          </w:p>
+          <w:p>
+            <w:pPr>
+              <w:spacing w:line="275" w:lineRule="auto"/>
+              <w:rPr>
+                <w:rFonts w:ascii="Arial"/>
+                <w:sz w:val="21"/>
+              </w:rPr>
+            </w:pPr>
+          </w:p>
+          <w:p>
+            <w:pPr>
+              <w:spacing w:line="275" w:lineRule="auto"/>
+              <w:rPr>
+                <w:rFonts w:ascii="Arial"/>
+                <w:sz w:val="21"/>
+              </w:rPr>
+            </w:pPr>
+          </w:p>
+          <w:p>
+            <w:pPr>
+              <w:spacing w:line="275" w:lineRule="auto"/>
+              <w:rPr>
+                <w:rFonts w:ascii="Arial"/>
+                <w:sz w:val="21"/>
+              </w:rPr>
+            </w:pPr>
+          </w:p>
+          <w:p>
+            <w:pPr>
+              <w:pStyle w:val="27"/>
+              <w:spacing w:before="62" w:line="228" w:lineRule="auto"/>
               <w:ind w:left="46"/>
             </w:pPr>
             <w:r>
@@ -28617,79 +27531,34 @@
           </w:tcPr>
           <w:p>
             <w:pPr>
-              <w:spacing w:line="259" w:lineRule="auto"/>
-              <w:rPr>
-                <w:rFonts w:ascii="Arial"/>
-                <w:sz w:val="21"/>
-              </w:rPr>
-            </w:pPr>
-          </w:p>
-          <w:p>
-            <w:pPr>
-              <w:spacing w:line="259" w:lineRule="auto"/>
-              <w:rPr>
-                <w:rFonts w:ascii="Arial"/>
-                <w:sz w:val="21"/>
-              </w:rPr>
-            </w:pPr>
-          </w:p>
-          <w:p>
-            <w:pPr>
-              <w:spacing w:line="259" w:lineRule="auto"/>
-              <w:rPr>
-                <w:rFonts w:ascii="Arial"/>
-                <w:sz w:val="21"/>
-              </w:rPr>
-            </w:pPr>
-          </w:p>
-          <w:p>
-            <w:pPr>
-              <w:spacing w:line="259" w:lineRule="auto"/>
-              <w:rPr>
-                <w:rFonts w:ascii="Arial"/>
-                <w:sz w:val="21"/>
-              </w:rPr>
-            </w:pPr>
-          </w:p>
-          <w:p>
-            <w:pPr>
-              <w:spacing w:line="260" w:lineRule="auto"/>
-              <w:rPr>
-                <w:rFonts w:ascii="Arial"/>
-                <w:sz w:val="21"/>
-              </w:rPr>
-            </w:pPr>
-          </w:p>
-          <w:p>
-            <w:pPr>
-              <w:spacing w:line="260" w:lineRule="auto"/>
-              <w:rPr>
-                <w:rFonts w:ascii="Arial"/>
-                <w:sz w:val="21"/>
-              </w:rPr>
-            </w:pPr>
-          </w:p>
-          <w:p>
-            <w:pPr>
-              <w:spacing w:line="260" w:lineRule="auto"/>
-              <w:rPr>
-                <w:rFonts w:ascii="Arial"/>
-                <w:sz w:val="21"/>
-              </w:rPr>
-            </w:pPr>
-          </w:p>
-          <w:p>
-            <w:pPr>
-              <w:spacing w:line="260" w:lineRule="auto"/>
-              <w:rPr>
-                <w:rFonts w:ascii="Arial"/>
-                <w:sz w:val="21"/>
-              </w:rPr>
-            </w:pPr>
-          </w:p>
-          <w:p>
-            <w:pPr>
-              <w:spacing w:line="260" w:lineRule="auto"/>
+              <w:spacing w:line="274" w:lineRule="auto"/>
+              <w:rPr>
+                <w:rFonts w:ascii="Arial"/>
+                <w:sz w:val="21"/>
+              </w:rPr>
+            </w:pPr>
+          </w:p>
+          <w:p>
+            <w:pPr>
+              <w:spacing w:line="275" w:lineRule="auto"/>
+              <w:rPr>
+                <w:rFonts w:ascii="Arial"/>
+                <w:sz w:val="21"/>
+              </w:rPr>
+            </w:pPr>
+          </w:p>
+          <w:p>
+            <w:pPr>
+              <w:spacing w:line="275" w:lineRule="auto"/>
+              <w:rPr>
+                <w:rFonts w:ascii="Arial"/>
+                <w:sz w:val="21"/>
+              </w:rPr>
+            </w:pPr>
+          </w:p>
+          <w:p>
+            <w:pPr>
+              <w:spacing w:line="275" w:lineRule="auto"/>
               <w:rPr>
                 <w:rFonts w:ascii="Arial"/>
                 <w:sz w:val="21"/>
@@ -28700,558 +27569,14 @@
             <w:pPr>
               <w:pStyle w:val="27"/>
               <w:spacing w:before="62" w:line="229" w:lineRule="auto"/>
-              <w:ind w:left="50"/>
-            </w:pPr>
-            <w:r>
-              <w:rPr>
-                <w:rFonts w:hint="eastAsia"/>
-                <w:lang w:eastAsia="zh-CN"/>
-              </w:rPr>
-              <w:t>郑运龙</w:t>
-            </w:r>
-          </w:p>
-        </w:tc>
-      </w:tr>
-      <w:tr>
-        <w:tblPrEx>
-          <w:tblBorders>
-            <w:top w:val="single" w:color="000000" w:sz="8" w:space="0"/>
-            <w:left w:val="single" w:color="000000" w:sz="8" w:space="0"/>
-            <w:bottom w:val="single" w:color="000000" w:sz="8" w:space="0"/>
-            <w:right w:val="single" w:color="000000" w:sz="8" w:space="0"/>
-            <w:insideH w:val="single" w:color="000000" w:sz="8" w:space="0"/>
-            <w:insideV w:val="single" w:color="000000" w:sz="8" w:space="0"/>
-          </w:tblBorders>
-          <w:tblCellMar>
-            <w:top w:w="0" w:type="dxa"/>
-            <w:left w:w="0" w:type="dxa"/>
-            <w:bottom w:w="0" w:type="dxa"/>
-            <w:right w:w="0" w:type="dxa"/>
-          </w:tblCellMar>
-        </w:tblPrEx>
-        <w:trPr>
-          <w:trHeight w:val="2540" w:hRule="atLeast"/>
-        </w:trPr>
-        <w:tc>
-          <w:tcPr>
-            <w:tcW w:w="500" w:type="dxa"/>
-          </w:tcPr>
-          <w:p>
-            <w:pPr>
-              <w:spacing w:line="283" w:lineRule="auto"/>
-              <w:rPr>
-                <w:rFonts w:ascii="Arial"/>
-                <w:sz w:val="21"/>
-              </w:rPr>
-            </w:pPr>
-          </w:p>
-          <w:p>
-            <w:pPr>
-              <w:spacing w:line="283" w:lineRule="auto"/>
-              <w:rPr>
-                <w:rFonts w:ascii="Arial"/>
-                <w:sz w:val="21"/>
-              </w:rPr>
-            </w:pPr>
-          </w:p>
-          <w:p>
-            <w:pPr>
-              <w:spacing w:line="284" w:lineRule="auto"/>
-              <w:rPr>
-                <w:rFonts w:ascii="Arial"/>
-                <w:sz w:val="21"/>
-              </w:rPr>
-            </w:pPr>
-          </w:p>
-          <w:p>
-            <w:pPr>
-              <w:spacing w:line="284" w:lineRule="auto"/>
-              <w:rPr>
-                <w:rFonts w:ascii="Arial"/>
-                <w:sz w:val="21"/>
-              </w:rPr>
-            </w:pPr>
-          </w:p>
-          <w:p>
-            <w:pPr>
-              <w:spacing w:before="54" w:line="204" w:lineRule="auto"/>
-              <w:ind w:left="196"/>
-              <w:rPr>
-                <w:rFonts w:ascii="Arial" w:hAnsi="Arial" w:eastAsia="Arial" w:cs="Arial"/>
-                <w:sz w:val="19"/>
-                <w:szCs w:val="19"/>
-              </w:rPr>
-            </w:pPr>
-            <w:r>
-              <w:rPr>
-                <w:rFonts w:ascii="Arial" w:hAnsi="Arial" w:eastAsia="Arial" w:cs="Arial"/>
-                <w:sz w:val="19"/>
-                <w:szCs w:val="19"/>
-              </w:rPr>
-              <w:t>2</w:t>
-            </w:r>
-          </w:p>
-        </w:tc>
-        <w:tc>
-          <w:tcPr>
-            <w:tcW w:w="700" w:type="dxa"/>
-            <w:vMerge w:val="continue"/>
-            <w:tcBorders>
-              <w:top w:val="nil"/>
-              <w:bottom w:val="nil"/>
-            </w:tcBorders>
-          </w:tcPr>
-          <w:p>
-            <w:pPr>
-              <w:rPr>
-                <w:rFonts w:ascii="Arial"/>
-                <w:sz w:val="21"/>
-              </w:rPr>
-            </w:pPr>
-          </w:p>
-        </w:tc>
-        <w:tc>
-          <w:tcPr>
-            <w:tcW w:w="3725" w:type="dxa"/>
-          </w:tcPr>
-          <w:p>
-            <w:pPr>
-              <w:spacing w:line="243" w:lineRule="auto"/>
-              <w:rPr>
-                <w:rFonts w:ascii="Arial"/>
-                <w:sz w:val="21"/>
-              </w:rPr>
-            </w:pPr>
-          </w:p>
-          <w:p>
-            <w:pPr>
-              <w:spacing w:line="243" w:lineRule="auto"/>
-              <w:rPr>
-                <w:rFonts w:ascii="Arial"/>
-                <w:sz w:val="21"/>
-              </w:rPr>
-            </w:pPr>
-          </w:p>
-          <w:p>
-            <w:pPr>
-              <w:pStyle w:val="27"/>
-              <w:spacing w:before="62" w:line="228" w:lineRule="auto"/>
-              <w:ind w:left="32"/>
-            </w:pPr>
-            <w:r>
-              <w:rPr>
-                <w:rFonts w:ascii="Arial" w:hAnsi="Arial" w:eastAsia="Arial" w:cs="Arial"/>
-                <w:spacing w:val="5"/>
-              </w:rPr>
-              <w:t xml:space="preserve">7.4.2 </w:t>
-            </w:r>
-            <w:r>
-              <w:rPr>
-                <w:spacing w:val="5"/>
-              </w:rPr>
-              <w:t>服务级别管理</w:t>
-            </w:r>
-          </w:p>
-          <w:p>
-            <w:pPr>
-              <w:pStyle w:val="27"/>
-              <w:spacing w:before="29" w:line="224" w:lineRule="auto"/>
-              <w:ind w:left="30" w:right="122"/>
-            </w:pPr>
-            <w:r>
-              <w:rPr>
-                <w:spacing w:val="7"/>
-              </w:rPr>
-              <w:t>在基本级能力要求的基础上，还应满足：</w:t>
-            </w:r>
-            <w:r>
-              <w:rPr>
-                <w:spacing w:val="5"/>
-              </w:rPr>
-              <w:t xml:space="preserve"> </w:t>
-            </w:r>
-            <w:r>
-              <w:rPr>
-                <w:rFonts w:ascii="Arial" w:hAnsi="Arial" w:eastAsia="Arial" w:cs="Arial"/>
-                <w:spacing w:val="8"/>
-              </w:rPr>
-              <w:t>a)</w:t>
-            </w:r>
-            <w:r>
-              <w:rPr>
-                <w:spacing w:val="8"/>
-              </w:rPr>
-              <w:t>建立与服务级别管理相一致的活动，包</w:t>
-            </w:r>
-            <w:r>
-              <w:rPr>
-                <w:spacing w:val="7"/>
-              </w:rPr>
-              <w:t>括识别、约定、监控、评估等；</w:t>
-            </w:r>
-          </w:p>
-          <w:p>
-            <w:pPr>
-              <w:pStyle w:val="27"/>
-              <w:spacing w:before="1" w:line="260" w:lineRule="auto"/>
-              <w:ind w:left="33" w:right="173" w:firstLine="2"/>
-            </w:pPr>
-            <w:r>
-              <w:rPr>
-                <w:rFonts w:ascii="Arial" w:hAnsi="Arial" w:eastAsia="Arial" w:cs="Arial"/>
-                <w:spacing w:val="5"/>
-              </w:rPr>
-              <w:t>b)</w:t>
-            </w:r>
-            <w:r>
-              <w:rPr>
-                <w:spacing w:val="5"/>
-              </w:rPr>
-              <w:t>定期识别服务级别需求，并进行调整；</w:t>
-            </w:r>
-            <w:r>
-              <w:rPr>
-                <w:spacing w:val="7"/>
-              </w:rPr>
-              <w:t>建立服务级别考核评估的管理机制。</w:t>
-            </w:r>
-          </w:p>
-        </w:tc>
-        <w:tc>
-          <w:tcPr>
-            <w:tcW w:w="4774" w:type="dxa"/>
-          </w:tcPr>
-          <w:p>
-            <w:pPr>
-              <w:pStyle w:val="27"/>
-              <w:spacing w:before="24"/>
-              <w:ind w:left="34" w:right="149" w:firstLine="14"/>
-            </w:pPr>
-            <w:r>
-              <w:rPr>
-                <w:rFonts w:ascii="Arial" w:hAnsi="Arial" w:eastAsia="Arial" w:cs="Arial"/>
-                <w:spacing w:val="7"/>
-              </w:rPr>
-              <w:t>1)</w:t>
-            </w:r>
-            <w:r>
-              <w:rPr>
-                <w:spacing w:val="7"/>
-              </w:rPr>
-              <w:t>查看服务级别管理相关制度文件，判断是否包括对</w:t>
-            </w:r>
-            <w:r>
-              <w:rPr>
-                <w:spacing w:val="8"/>
-              </w:rPr>
-              <w:t>服务需求的识别和服务级别的约定、监控、评估等关键活动的要求，以及对服务级别达成情况的考核评估</w:t>
-            </w:r>
-            <w:r>
-              <w:rPr>
-                <w:spacing w:val="3"/>
-              </w:rPr>
-              <w:t>办法；</w:t>
-            </w:r>
-          </w:p>
-          <w:p>
-            <w:pPr>
-              <w:pStyle w:val="27"/>
-              <w:spacing w:before="1" w:line="252" w:lineRule="auto"/>
-              <w:ind w:left="34" w:right="149" w:hanging="1"/>
-            </w:pPr>
-            <w:r>
-              <w:rPr>
-                <w:rFonts w:ascii="Arial" w:hAnsi="Arial" w:eastAsia="Arial" w:cs="Arial"/>
-                <w:spacing w:val="8"/>
-              </w:rPr>
-              <w:t>2)</w:t>
-            </w:r>
-            <w:r>
-              <w:rPr>
-                <w:spacing w:val="8"/>
-              </w:rPr>
-              <w:t>抽查组织签订的服务级别协议及对其进行监控、考核、评估的相关记录，评估组织是否依据管理要求实</w:t>
-            </w:r>
-            <w:r>
-              <w:rPr>
-                <w:spacing w:val="6"/>
-              </w:rPr>
-              <w:t>施了关键活动；</w:t>
-            </w:r>
-          </w:p>
-          <w:p>
-            <w:pPr>
-              <w:pStyle w:val="27"/>
-              <w:spacing w:before="12" w:line="235" w:lineRule="auto"/>
-              <w:ind w:left="34" w:right="149"/>
-              <w:jc w:val="both"/>
-            </w:pPr>
-            <w:r>
-              <w:rPr>
-                <w:spacing w:val="8"/>
-              </w:rPr>
-              <w:t>评估组织是否周期性地识别并跟踪了需方的需求及其变化，针对需求变化，组织是否对服务目录、服务级</w:t>
-            </w:r>
-            <w:r>
-              <w:rPr>
-                <w:spacing w:val="7"/>
-              </w:rPr>
-              <w:t>别协议进行了必要的调整。</w:t>
-            </w:r>
-          </w:p>
-        </w:tc>
-        <w:tc>
-          <w:tcPr>
-            <w:tcW w:w="1908" w:type="dxa"/>
-          </w:tcPr>
-          <w:p>
-            <w:pPr>
-              <w:pStyle w:val="27"/>
-              <w:shd w:val="clear" w:color="auto" w:fill="auto"/>
-              <w:spacing w:before="62"/>
-              <w:ind w:right="264"/>
-              <w:rPr>
-                <w:rFonts w:hint="eastAsia" w:eastAsia="宋体"/>
-                <w:spacing w:val="7"/>
-                <w:lang w:val="en-US" w:eastAsia="zh-CN"/>
-              </w:rPr>
-            </w:pPr>
-            <w:r>
-              <w:rPr>
-                <w:rFonts w:hint="eastAsia"/>
-                <w:spacing w:val="7"/>
-                <w:lang w:eastAsia="zh-CN"/>
-              </w:rPr>
-              <w:t>服务级别管理过程</w:t>
-            </w:r>
-          </w:p>
-          <w:p>
-            <w:pPr>
-              <w:pStyle w:val="27"/>
-              <w:shd w:val="clear" w:color="auto" w:fill="auto"/>
-              <w:ind w:left="39" w:right="65" w:firstLine="2"/>
-              <w:rPr>
-                <w:rFonts w:hint="eastAsia" w:eastAsia="宋体"/>
-                <w:spacing w:val="7"/>
-                <w:lang w:eastAsia="zh-CN"/>
-              </w:rPr>
-            </w:pPr>
-            <w:r>
-              <w:rPr>
-                <w:rFonts w:hint="eastAsia"/>
-                <w:spacing w:val="7"/>
-                <w:lang w:eastAsia="zh-CN"/>
-              </w:rPr>
-              <w:t>运维服务目录</w:t>
-            </w:r>
-          </w:p>
-          <w:p>
-            <w:pPr>
-              <w:pStyle w:val="27"/>
-              <w:shd w:val="clear" w:color="auto" w:fill="auto"/>
-              <w:ind w:left="39" w:right="65" w:firstLine="2"/>
+              <w:ind w:left="51"/>
             </w:pPr>
             <w:r>
               <w:rPr>
                 <w:rFonts w:hint="eastAsia"/>
                 <w:lang w:val="en-US" w:eastAsia="zh-CN"/>
               </w:rPr>
-              <w:t>曲靖供电局110kV变电站电力监控系统网络安全态势感知建设项目合同</w:t>
-            </w:r>
-          </w:p>
-          <w:p>
-            <w:pPr>
-              <w:pStyle w:val="27"/>
-              <w:shd w:val="clear" w:color="auto" w:fill="auto"/>
-              <w:spacing w:before="1" w:line="241" w:lineRule="auto"/>
-              <w:ind w:left="39" w:right="151" w:firstLine="3"/>
-            </w:pPr>
-            <w:r>
-              <w:rPr>
-                <w:rFonts w:hint="eastAsia"/>
-                <w:spacing w:val="6"/>
-              </w:rPr>
-              <w:t>运维服务能力指标体系</w:t>
-            </w:r>
-          </w:p>
-        </w:tc>
-        <w:tc>
-          <w:tcPr>
-            <w:tcW w:w="1987" w:type="dxa"/>
-          </w:tcPr>
-          <w:p>
-            <w:pPr>
-              <w:spacing w:line="279" w:lineRule="auto"/>
-              <w:rPr>
-                <w:rFonts w:ascii="Arial"/>
-                <w:sz w:val="21"/>
-              </w:rPr>
-            </w:pPr>
-          </w:p>
-          <w:p>
-            <w:pPr>
-              <w:spacing w:line="279" w:lineRule="auto"/>
-              <w:rPr>
-                <w:rFonts w:ascii="Arial"/>
-                <w:sz w:val="21"/>
-              </w:rPr>
-            </w:pPr>
-          </w:p>
-          <w:p>
-            <w:pPr>
-              <w:spacing w:line="279" w:lineRule="auto"/>
-              <w:rPr>
-                <w:rFonts w:ascii="Arial"/>
-                <w:sz w:val="21"/>
-              </w:rPr>
-            </w:pPr>
-          </w:p>
-          <w:p>
-            <w:pPr>
-              <w:spacing w:line="279" w:lineRule="auto"/>
-              <w:rPr>
-                <w:rFonts w:ascii="Arial"/>
-                <w:sz w:val="21"/>
-              </w:rPr>
-            </w:pPr>
-          </w:p>
-          <w:p>
-            <w:pPr>
-              <w:pStyle w:val="27"/>
-              <w:spacing w:before="61" w:line="228" w:lineRule="auto"/>
-              <w:rPr>
-                <w:rFonts w:hint="eastAsia"/>
-                <w:spacing w:val="8"/>
-                <w:lang w:eastAsia="zh-CN"/>
-              </w:rPr>
-            </w:pPr>
-            <w:r>
-              <w:rPr>
-                <w:rFonts w:hint="eastAsia"/>
-                <w:spacing w:val="8"/>
-                <w:lang w:eastAsia="zh-CN"/>
-              </w:rPr>
-              <w:t>运维部经理:赵川华</w:t>
-            </w:r>
-          </w:p>
-          <w:p>
-            <w:pPr>
-              <w:pStyle w:val="27"/>
-              <w:spacing w:before="61" w:line="228" w:lineRule="auto"/>
-              <w:rPr>
-                <w:rFonts w:hint="eastAsia"/>
-                <w:spacing w:val="8"/>
-                <w:lang w:eastAsia="zh-CN"/>
-              </w:rPr>
-            </w:pPr>
-          </w:p>
-        </w:tc>
-        <w:tc>
-          <w:tcPr>
-            <w:tcW w:w="949" w:type="dxa"/>
-          </w:tcPr>
-          <w:p>
-            <w:pPr>
-              <w:spacing w:line="279" w:lineRule="auto"/>
-              <w:rPr>
-                <w:rFonts w:ascii="Arial"/>
-                <w:sz w:val="21"/>
-              </w:rPr>
-            </w:pPr>
-          </w:p>
-          <w:p>
-            <w:pPr>
-              <w:spacing w:line="279" w:lineRule="auto"/>
-              <w:rPr>
-                <w:rFonts w:ascii="Arial"/>
-                <w:sz w:val="21"/>
-              </w:rPr>
-            </w:pPr>
-          </w:p>
-          <w:p>
-            <w:pPr>
-              <w:spacing w:line="279" w:lineRule="auto"/>
-              <w:rPr>
-                <w:rFonts w:ascii="Arial"/>
-                <w:sz w:val="21"/>
-              </w:rPr>
-            </w:pPr>
-          </w:p>
-          <w:p>
-            <w:pPr>
-              <w:spacing w:line="279" w:lineRule="auto"/>
-              <w:rPr>
-                <w:rFonts w:ascii="Arial"/>
-                <w:sz w:val="21"/>
-              </w:rPr>
-            </w:pPr>
-          </w:p>
-          <w:p>
-            <w:pPr>
-              <w:pStyle w:val="27"/>
-              <w:spacing w:before="61" w:line="228" w:lineRule="auto"/>
-              <w:ind w:left="46"/>
-            </w:pPr>
-            <w:r>
-              <w:rPr>
-                <w:spacing w:val="4"/>
-              </w:rPr>
-              <w:t>符合</w:t>
-            </w:r>
-          </w:p>
-        </w:tc>
-        <w:tc>
-          <w:tcPr>
-            <w:tcW w:w="1089" w:type="dxa"/>
-          </w:tcPr>
-          <w:p>
-            <w:pPr>
-              <w:spacing w:line="278" w:lineRule="auto"/>
-              <w:rPr>
-                <w:rFonts w:ascii="Arial"/>
-                <w:sz w:val="21"/>
-              </w:rPr>
-            </w:pPr>
-          </w:p>
-          <w:p>
-            <w:pPr>
-              <w:spacing w:line="279" w:lineRule="auto"/>
-              <w:rPr>
-                <w:rFonts w:ascii="Arial"/>
-                <w:sz w:val="21"/>
-              </w:rPr>
-            </w:pPr>
-          </w:p>
-          <w:p>
-            <w:pPr>
-              <w:spacing w:line="279" w:lineRule="auto"/>
-              <w:rPr>
-                <w:rFonts w:ascii="Arial"/>
-                <w:sz w:val="21"/>
-              </w:rPr>
-            </w:pPr>
-          </w:p>
-          <w:p>
-            <w:pPr>
-              <w:spacing w:line="279" w:lineRule="auto"/>
-              <w:rPr>
-                <w:rFonts w:ascii="Arial"/>
-                <w:sz w:val="21"/>
-              </w:rPr>
-            </w:pPr>
-          </w:p>
-          <w:p>
-            <w:pPr>
-              <w:pStyle w:val="27"/>
-              <w:spacing w:before="62" w:line="229" w:lineRule="auto"/>
-              <w:ind w:left="50"/>
-            </w:pPr>
-            <w:r>
-              <w:rPr>
-                <w:rFonts w:hint="eastAsia"/>
-                <w:lang w:eastAsia="zh-CN"/>
-              </w:rPr>
-              <w:t>郑运龙</w:t>
+              <w:t>刘鑫楠</w:t>
             </w:r>
           </w:p>
         </w:tc>
@@ -29566,7 +27891,7 @@
           </w:tblCellMar>
         </w:tblPrEx>
         <w:trPr>
-          <w:trHeight w:val="2510" w:hRule="atLeast"/>
+          <w:trHeight w:val="5003" w:hRule="atLeast"/>
         </w:trPr>
         <w:tc>
           <w:tcPr>
@@ -29574,6 +27899,33 @@
           </w:tcPr>
           <w:p>
             <w:pPr>
+              <w:spacing w:line="261" w:lineRule="auto"/>
+              <w:rPr>
+                <w:rFonts w:ascii="Arial"/>
+                <w:sz w:val="21"/>
+              </w:rPr>
+            </w:pPr>
+          </w:p>
+          <w:p>
+            <w:pPr>
+              <w:spacing w:line="261" w:lineRule="auto"/>
+              <w:rPr>
+                <w:rFonts w:ascii="Arial"/>
+                <w:sz w:val="21"/>
+              </w:rPr>
+            </w:pPr>
+          </w:p>
+          <w:p>
+            <w:pPr>
+              <w:spacing w:line="261" w:lineRule="auto"/>
+              <w:rPr>
+                <w:rFonts w:ascii="Arial"/>
+                <w:sz w:val="21"/>
+              </w:rPr>
+            </w:pPr>
+          </w:p>
+          <w:p>
+            <w:pPr>
               <w:spacing w:line="262" w:lineRule="auto"/>
               <w:rPr>
                 <w:rFonts w:ascii="Arial"/>
@@ -29583,35 +27935,53 @@
           </w:p>
           <w:p>
             <w:pPr>
-              <w:spacing w:line="263" w:lineRule="auto"/>
-              <w:rPr>
-                <w:rFonts w:ascii="Arial"/>
-                <w:sz w:val="21"/>
-              </w:rPr>
-            </w:pPr>
-          </w:p>
-          <w:p>
-            <w:pPr>
-              <w:spacing w:line="263" w:lineRule="auto"/>
-              <w:rPr>
-                <w:rFonts w:ascii="Arial"/>
-                <w:sz w:val="21"/>
-              </w:rPr>
-            </w:pPr>
-          </w:p>
-          <w:p>
-            <w:pPr>
-              <w:spacing w:line="263" w:lineRule="auto"/>
-              <w:rPr>
-                <w:rFonts w:ascii="Arial"/>
-                <w:sz w:val="21"/>
-              </w:rPr>
-            </w:pPr>
-          </w:p>
-          <w:p>
-            <w:pPr>
-              <w:spacing w:before="55" w:line="271" w:lineRule="exact"/>
-              <w:ind w:left="199"/>
+              <w:spacing w:line="262" w:lineRule="auto"/>
+              <w:rPr>
+                <w:rFonts w:ascii="Arial"/>
+                <w:sz w:val="21"/>
+              </w:rPr>
+            </w:pPr>
+          </w:p>
+          <w:p>
+            <w:pPr>
+              <w:spacing w:line="262" w:lineRule="auto"/>
+              <w:rPr>
+                <w:rFonts w:ascii="Arial"/>
+                <w:sz w:val="21"/>
+              </w:rPr>
+            </w:pPr>
+          </w:p>
+          <w:p>
+            <w:pPr>
+              <w:spacing w:line="262" w:lineRule="auto"/>
+              <w:rPr>
+                <w:rFonts w:ascii="Arial"/>
+                <w:sz w:val="21"/>
+              </w:rPr>
+            </w:pPr>
+          </w:p>
+          <w:p>
+            <w:pPr>
+              <w:spacing w:line="262" w:lineRule="auto"/>
+              <w:rPr>
+                <w:rFonts w:ascii="Arial"/>
+                <w:sz w:val="21"/>
+              </w:rPr>
+            </w:pPr>
+          </w:p>
+          <w:p>
+            <w:pPr>
+              <w:spacing w:line="262" w:lineRule="auto"/>
+              <w:rPr>
+                <w:rFonts w:ascii="Arial"/>
+                <w:sz w:val="21"/>
+              </w:rPr>
+            </w:pPr>
+          </w:p>
+          <w:p>
+            <w:pPr>
+              <w:spacing w:before="54" w:line="204" w:lineRule="auto"/>
+              <w:ind w:left="212"/>
               <w:rPr>
                 <w:rFonts w:ascii="Arial" w:hAnsi="Arial" w:eastAsia="Arial" w:cs="Arial"/>
                 <w:sz w:val="19"/>
@@ -29621,11 +27991,10 @@
             <w:r>
               <w:rPr>
                 <w:rFonts w:ascii="Arial" w:hAnsi="Arial" w:eastAsia="Arial" w:cs="Arial"/>
-                <w:position w:val="1"/>
                 <w:sz w:val="19"/>
                 <w:szCs w:val="19"/>
               </w:rPr>
-              <w:t>3</w:t>
+              <w:t>1</w:t>
             </w:r>
           </w:p>
         </w:tc>
@@ -29645,221 +28014,6 @@
               </w:rPr>
             </w:pPr>
           </w:p>
-          <w:p>
-            <w:pPr>
-              <w:rPr>
-                <w:rFonts w:ascii="Arial"/>
-                <w:sz w:val="21"/>
-              </w:rPr>
-            </w:pPr>
-          </w:p>
-          <w:p>
-            <w:pPr>
-              <w:rPr>
-                <w:rFonts w:ascii="Arial"/>
-                <w:sz w:val="21"/>
-              </w:rPr>
-            </w:pPr>
-          </w:p>
-          <w:p>
-            <w:pPr>
-              <w:rPr>
-                <w:rFonts w:ascii="Arial"/>
-                <w:sz w:val="21"/>
-              </w:rPr>
-            </w:pPr>
-          </w:p>
-          <w:p>
-            <w:pPr>
-              <w:rPr>
-                <w:rFonts w:ascii="Arial"/>
-                <w:sz w:val="21"/>
-              </w:rPr>
-            </w:pPr>
-          </w:p>
-          <w:p>
-            <w:pPr>
-              <w:rPr>
-                <w:rFonts w:ascii="Arial"/>
-                <w:sz w:val="21"/>
-              </w:rPr>
-            </w:pPr>
-          </w:p>
-          <w:p>
-            <w:pPr>
-              <w:rPr>
-                <w:rFonts w:ascii="Arial"/>
-                <w:sz w:val="21"/>
-              </w:rPr>
-            </w:pPr>
-          </w:p>
-          <w:p>
-            <w:pPr>
-              <w:rPr>
-                <w:rFonts w:ascii="Arial"/>
-                <w:sz w:val="21"/>
-              </w:rPr>
-            </w:pPr>
-          </w:p>
-          <w:p>
-            <w:pPr>
-              <w:rPr>
-                <w:rFonts w:ascii="Arial"/>
-                <w:sz w:val="21"/>
-              </w:rPr>
-            </w:pPr>
-          </w:p>
-          <w:p>
-            <w:pPr>
-              <w:rPr>
-                <w:rFonts w:ascii="Arial"/>
-                <w:sz w:val="21"/>
-              </w:rPr>
-            </w:pPr>
-          </w:p>
-          <w:p>
-            <w:pPr>
-              <w:rPr>
-                <w:rFonts w:ascii="Arial"/>
-                <w:sz w:val="21"/>
-              </w:rPr>
-            </w:pPr>
-          </w:p>
-          <w:p>
-            <w:pPr>
-              <w:rPr>
-                <w:rFonts w:ascii="Arial"/>
-                <w:sz w:val="21"/>
-              </w:rPr>
-            </w:pPr>
-          </w:p>
-          <w:p>
-            <w:pPr>
-              <w:rPr>
-                <w:rFonts w:ascii="Arial"/>
-                <w:sz w:val="21"/>
-              </w:rPr>
-            </w:pPr>
-          </w:p>
-          <w:p>
-            <w:pPr>
-              <w:rPr>
-                <w:rFonts w:ascii="Arial"/>
-                <w:sz w:val="21"/>
-              </w:rPr>
-            </w:pPr>
-          </w:p>
-          <w:p>
-            <w:pPr>
-              <w:rPr>
-                <w:rFonts w:ascii="Arial"/>
-                <w:sz w:val="21"/>
-              </w:rPr>
-            </w:pPr>
-          </w:p>
-          <w:p>
-            <w:pPr>
-              <w:rPr>
-                <w:rFonts w:ascii="Arial"/>
-                <w:sz w:val="21"/>
-              </w:rPr>
-            </w:pPr>
-          </w:p>
-          <w:p>
-            <w:pPr>
-              <w:rPr>
-                <w:rFonts w:ascii="Arial"/>
-                <w:sz w:val="21"/>
-              </w:rPr>
-            </w:pPr>
-          </w:p>
-          <w:p>
-            <w:pPr>
-              <w:rPr>
-                <w:rFonts w:ascii="Arial"/>
-                <w:sz w:val="21"/>
-              </w:rPr>
-            </w:pPr>
-          </w:p>
-          <w:p>
-            <w:pPr>
-              <w:rPr>
-                <w:rFonts w:ascii="Arial"/>
-                <w:sz w:val="21"/>
-              </w:rPr>
-            </w:pPr>
-          </w:p>
-          <w:p>
-            <w:pPr>
-              <w:rPr>
-                <w:rFonts w:ascii="Arial"/>
-                <w:sz w:val="21"/>
-              </w:rPr>
-            </w:pPr>
-          </w:p>
-          <w:p>
-            <w:pPr>
-              <w:rPr>
-                <w:rFonts w:ascii="Arial"/>
-                <w:sz w:val="21"/>
-              </w:rPr>
-            </w:pPr>
-          </w:p>
-          <w:p>
-            <w:pPr>
-              <w:spacing w:line="241" w:lineRule="auto"/>
-              <w:rPr>
-                <w:rFonts w:ascii="Arial"/>
-                <w:sz w:val="21"/>
-              </w:rPr>
-            </w:pPr>
-          </w:p>
-          <w:p>
-            <w:pPr>
-              <w:spacing w:line="241" w:lineRule="auto"/>
-              <w:rPr>
-                <w:rFonts w:ascii="Arial"/>
-                <w:sz w:val="21"/>
-              </w:rPr>
-            </w:pPr>
-          </w:p>
-          <w:p>
-            <w:pPr>
-              <w:spacing w:line="241" w:lineRule="auto"/>
-              <w:rPr>
-                <w:rFonts w:ascii="Arial"/>
-                <w:sz w:val="21"/>
-              </w:rPr>
-            </w:pPr>
-          </w:p>
-          <w:p>
-            <w:pPr>
-              <w:spacing w:line="241" w:lineRule="auto"/>
-              <w:rPr>
-                <w:rFonts w:ascii="Arial"/>
-                <w:sz w:val="21"/>
-              </w:rPr>
-            </w:pPr>
-          </w:p>
-          <w:p>
-            <w:pPr>
-              <w:pStyle w:val="27"/>
-              <w:spacing w:before="55" w:line="282" w:lineRule="auto"/>
-              <w:ind w:left="148" w:right="141" w:firstLine="63"/>
-            </w:pPr>
-            <w:r>
-              <w:rPr>
-                <w:rFonts w:ascii="Arial" w:hAnsi="Arial" w:eastAsia="Arial" w:cs="Arial"/>
-              </w:rPr>
-              <w:t>7.4</w:t>
-            </w:r>
-            <w:r>
-              <w:rPr>
-                <w:spacing w:val="4"/>
-              </w:rPr>
-              <w:t>过程</w:t>
-            </w:r>
-          </w:p>
         </w:tc>
         <w:tc>
           <w:tcPr>
@@ -29867,129 +28021,204 @@
           </w:tcPr>
           <w:p>
             <w:pPr>
-              <w:spacing w:line="309" w:lineRule="auto"/>
-              <w:rPr>
-                <w:rFonts w:ascii="Arial"/>
-                <w:sz w:val="21"/>
-              </w:rPr>
-            </w:pPr>
-          </w:p>
-          <w:p>
-            <w:pPr>
-              <w:pStyle w:val="27"/>
-              <w:spacing w:before="62" w:line="271" w:lineRule="exact"/>
+              <w:spacing w:line="243" w:lineRule="auto"/>
+              <w:rPr>
+                <w:rFonts w:ascii="Arial"/>
+                <w:sz w:val="21"/>
+              </w:rPr>
+            </w:pPr>
+          </w:p>
+          <w:p>
+            <w:pPr>
+              <w:spacing w:line="244" w:lineRule="auto"/>
+              <w:rPr>
+                <w:rFonts w:ascii="Arial"/>
+                <w:sz w:val="21"/>
+              </w:rPr>
+            </w:pPr>
+          </w:p>
+          <w:p>
+            <w:pPr>
+              <w:spacing w:line="244" w:lineRule="auto"/>
+              <w:rPr>
+                <w:rFonts w:ascii="Arial"/>
+                <w:sz w:val="21"/>
+              </w:rPr>
+            </w:pPr>
+          </w:p>
+          <w:p>
+            <w:pPr>
+              <w:spacing w:line="244" w:lineRule="auto"/>
+              <w:rPr>
+                <w:rFonts w:ascii="Arial"/>
+                <w:sz w:val="21"/>
+              </w:rPr>
+            </w:pPr>
+          </w:p>
+          <w:p>
+            <w:pPr>
+              <w:spacing w:line="244" w:lineRule="auto"/>
+              <w:rPr>
+                <w:rFonts w:ascii="Arial"/>
+                <w:sz w:val="21"/>
+              </w:rPr>
+            </w:pPr>
+          </w:p>
+          <w:p>
+            <w:pPr>
+              <w:spacing w:line="244" w:lineRule="auto"/>
+              <w:rPr>
+                <w:rFonts w:ascii="Arial"/>
+                <w:sz w:val="21"/>
+              </w:rPr>
+            </w:pPr>
+          </w:p>
+          <w:p>
+            <w:pPr>
+              <w:spacing w:line="244" w:lineRule="auto"/>
+              <w:rPr>
+                <w:rFonts w:ascii="Arial"/>
+                <w:sz w:val="21"/>
+              </w:rPr>
+            </w:pPr>
+          </w:p>
+          <w:p>
+            <w:pPr>
+              <w:pStyle w:val="27"/>
+              <w:spacing w:before="62" w:line="228" w:lineRule="auto"/>
               <w:ind w:left="32"/>
             </w:pPr>
             <w:r>
               <w:rPr>
                 <w:rFonts w:ascii="Arial" w:hAnsi="Arial" w:eastAsia="Arial" w:cs="Arial"/>
                 <w:spacing w:val="5"/>
-                <w:position w:val="1"/>
-              </w:rPr>
-              <w:t xml:space="preserve">7.4.3 </w:t>
+              </w:rPr>
+              <w:t xml:space="preserve">7.4.1 </w:t>
             </w:r>
             <w:r>
               <w:rPr>
                 <w:spacing w:val="5"/>
-                <w:position w:val="1"/>
-              </w:rPr>
-              <w:t>服务报告管理</w:t>
-            </w:r>
-          </w:p>
-          <w:p>
-            <w:pPr>
-              <w:pStyle w:val="27"/>
-              <w:spacing w:before="25" w:line="224" w:lineRule="auto"/>
-              <w:ind w:left="30" w:right="122"/>
-            </w:pPr>
-            <w:r>
-              <w:rPr>
-                <w:spacing w:val="7"/>
-              </w:rPr>
-              <w:t>在基本级能力要求的基础上，还应满足：</w:t>
-            </w:r>
-            <w:r>
-              <w:rPr>
-                <w:spacing w:val="5"/>
-              </w:rPr>
-              <w:t xml:space="preserve"> </w:t>
-            </w:r>
-            <w:r>
-              <w:rPr>
-                <w:rFonts w:ascii="Arial" w:hAnsi="Arial" w:eastAsia="Arial" w:cs="Arial"/>
-                <w:spacing w:val="8"/>
-              </w:rPr>
-              <w:t>a)</w:t>
-            </w:r>
-            <w:r>
-              <w:rPr>
-                <w:spacing w:val="8"/>
-              </w:rPr>
-              <w:t>建立与服务报告管理相一致的活动，包</w:t>
-            </w:r>
-            <w:r>
-              <w:rPr>
-                <w:spacing w:val="7"/>
-              </w:rPr>
-              <w:t>括计划、编制、审批、提交、归档等；</w:t>
+              </w:rPr>
+              <w:t>过程框架设计</w:t>
+            </w:r>
+          </w:p>
+          <w:p>
+            <w:pPr>
+              <w:pStyle w:val="27"/>
+              <w:spacing w:before="28" w:line="216" w:lineRule="auto"/>
+              <w:ind w:left="30" w:right="297" w:firstLine="3"/>
+            </w:pPr>
+            <w:r>
+              <w:rPr>
+                <w:spacing w:val="8"/>
+              </w:rPr>
+              <w:t>组织应建立并执行过程框架设计管理过</w:t>
+            </w:r>
+            <w:r>
+              <w:rPr>
+                <w:spacing w:val="1"/>
+              </w:rPr>
+              <w:t>程：</w:t>
             </w:r>
           </w:p>
           <w:p>
             <w:pPr>
               <w:pStyle w:val="27"/>
               <w:spacing w:line="269" w:lineRule="exact"/>
-              <w:ind w:left="36"/>
-            </w:pPr>
-            <w:r>
-              <w:rPr>
-                <w:rFonts w:ascii="Arial" w:hAnsi="Arial" w:eastAsia="Arial" w:cs="Arial"/>
-                <w:spacing w:val="5"/>
-                <w:position w:val="2"/>
-              </w:rPr>
-              <w:t>b)</w:t>
-            </w:r>
-            <w:r>
-              <w:rPr>
-                <w:spacing w:val="5"/>
-                <w:position w:val="2"/>
-              </w:rPr>
-              <w:t>制定服务报告模板；</w:t>
-            </w:r>
-          </w:p>
-          <w:p>
-            <w:pPr>
-              <w:pStyle w:val="27"/>
-              <w:spacing w:before="25" w:line="241" w:lineRule="auto"/>
-              <w:ind w:left="31" w:right="98"/>
-            </w:pPr>
-            <w:r>
-              <w:rPr>
-                <w:spacing w:val="8"/>
-              </w:rPr>
-              <w:t>制定服务报告计划，按报告计划约定编制</w:t>
-            </w:r>
-            <w:r>
-              <w:rPr>
-                <w:spacing w:val="6"/>
-              </w:rPr>
-              <w:t>和提供服务报告。</w:t>
-            </w:r>
-          </w:p>
-        </w:tc>
-        <w:tc>
-          <w:tcPr>
-            <w:tcW w:w="4774" w:type="dxa"/>
-          </w:tcPr>
-          <w:p>
-            <w:pPr>
-              <w:pStyle w:val="27"/>
-              <w:spacing w:before="2"/>
-              <w:ind w:left="35" w:right="151" w:firstLine="13"/>
+              <w:ind w:left="30"/>
             </w:pPr>
             <w:r>
               <w:rPr>
                 <w:rFonts w:ascii="Arial" w:hAnsi="Arial" w:eastAsia="Arial" w:cs="Arial"/>
                 <w:spacing w:val="7"/>
+                <w:position w:val="2"/>
+              </w:rPr>
+              <w:t>a)</w:t>
+            </w:r>
+            <w:r>
+              <w:rPr>
+                <w:spacing w:val="7"/>
+                <w:position w:val="2"/>
+              </w:rPr>
+              <w:t>建立过程框架设计管理过程；</w:t>
+            </w:r>
+          </w:p>
+          <w:p>
+            <w:pPr>
+              <w:pStyle w:val="27"/>
+              <w:spacing w:before="29"/>
+              <w:ind w:left="31" w:right="98" w:firstLine="2"/>
+            </w:pPr>
+            <w:r>
+              <w:rPr>
+                <w:spacing w:val="8"/>
+              </w:rPr>
+              <w:t>设计运维服务过程框架，保留相关设计记</w:t>
+            </w:r>
+            <w:r>
+              <w:t>录。</w:t>
+            </w:r>
+          </w:p>
+        </w:tc>
+        <w:tc>
+          <w:tcPr>
+            <w:tcW w:w="4774" w:type="dxa"/>
+          </w:tcPr>
+          <w:p>
+            <w:pPr>
+              <w:spacing w:line="285" w:lineRule="auto"/>
+              <w:rPr>
+                <w:rFonts w:ascii="Arial"/>
+                <w:sz w:val="21"/>
+              </w:rPr>
+            </w:pPr>
+          </w:p>
+          <w:p>
+            <w:pPr>
+              <w:spacing w:line="285" w:lineRule="auto"/>
+              <w:rPr>
+                <w:rFonts w:ascii="Arial"/>
+                <w:sz w:val="21"/>
+              </w:rPr>
+            </w:pPr>
+          </w:p>
+          <w:p>
+            <w:pPr>
+              <w:spacing w:line="285" w:lineRule="auto"/>
+              <w:rPr>
+                <w:rFonts w:ascii="Arial"/>
+                <w:sz w:val="21"/>
+              </w:rPr>
+            </w:pPr>
+          </w:p>
+          <w:p>
+            <w:pPr>
+              <w:spacing w:line="286" w:lineRule="auto"/>
+              <w:rPr>
+                <w:rFonts w:ascii="Arial"/>
+                <w:sz w:val="21"/>
+              </w:rPr>
+            </w:pPr>
+          </w:p>
+          <w:p>
+            <w:pPr>
+              <w:spacing w:line="286" w:lineRule="auto"/>
+              <w:rPr>
+                <w:rFonts w:ascii="Arial"/>
+                <w:sz w:val="21"/>
+              </w:rPr>
+            </w:pPr>
+          </w:p>
+          <w:p>
+            <w:pPr>
+              <w:pStyle w:val="27"/>
+              <w:spacing w:before="62" w:line="241" w:lineRule="auto"/>
+              <w:ind w:left="38" w:right="171" w:firstLine="10"/>
+            </w:pPr>
+            <w:r>
+              <w:rPr>
+                <w:rFonts w:ascii="Arial" w:hAnsi="Arial" w:eastAsia="Arial" w:cs="Arial"/>
+                <w:spacing w:val="7"/>
               </w:rPr>
               <w:t>1)</w:t>
             </w:r>
@@ -29997,26 +28226,14 @@
               <w:rPr>
                 <w:spacing w:val="7"/>
               </w:rPr>
-              <w:t>查看服务报告管理相关制度文件，判断是否包括对</w:t>
-            </w:r>
-            <w:r>
-              <w:rPr>
-                <w:spacing w:val="8"/>
-              </w:rPr>
-              <w:t>服务报告的计划、编制、审批、提交、归档等关键活</w:t>
-            </w:r>
-            <w:r>
-              <w:rPr>
-                <w:spacing w:val="5"/>
-              </w:rPr>
-              <w:t>动的要求；</w:t>
-            </w:r>
-          </w:p>
-          <w:p>
-            <w:pPr>
-              <w:pStyle w:val="27"/>
-              <w:spacing w:before="1" w:line="252" w:lineRule="auto"/>
-              <w:ind w:left="37" w:right="149" w:hanging="4"/>
+              <w:t>查看服务过程框架设计管理相关制度文件，评估组织是否建立了服务过程框架设计过程；</w:t>
+            </w:r>
+          </w:p>
+          <w:p>
+            <w:pPr>
+              <w:pStyle w:val="27"/>
+              <w:spacing w:line="249" w:lineRule="auto"/>
+              <w:ind w:left="34" w:right="149" w:hanging="1"/>
             </w:pPr>
             <w:r>
               <w:rPr>
@@ -30029,164 +28246,244 @@
               <w:rPr>
                 <w:spacing w:val="8"/>
               </w:rPr>
-              <w:t>抽查服务报告模板，判断是否根据组织级和项目实际要求建立了不同类型的模板，评估模板内容是否充</w:t>
+              <w:t>查看实施服务过程设计的相关记录及成果，评估过程框架是否能满足运维服务管理的要求，包括各过程的业务范围、组织范围、典型应用场景及过程间接口</w:t>
+            </w:r>
+            <w:r>
+              <w:rPr>
+                <w:spacing w:val="1"/>
+              </w:rPr>
+              <w:t>等；</w:t>
+            </w:r>
+          </w:p>
+          <w:p>
+            <w:pPr>
+              <w:pStyle w:val="27"/>
+              <w:spacing w:before="10" w:line="242" w:lineRule="auto"/>
+              <w:ind w:left="37" w:right="149"/>
+            </w:pPr>
+            <w:r>
+              <w:rPr>
+                <w:spacing w:val="8"/>
+              </w:rPr>
+              <w:t>查看过程各项指标达成情况，评估是否能满足管理要</w:t>
             </w:r>
             <w:r>
               <w:rPr>
                 <w:spacing w:val="-1"/>
               </w:rPr>
-              <w:t>分；</w:t>
-            </w:r>
-          </w:p>
-          <w:p>
-            <w:pPr>
-              <w:pStyle w:val="27"/>
-              <w:spacing w:before="13" w:line="234" w:lineRule="auto"/>
-              <w:ind w:left="33" w:right="149"/>
-              <w:jc w:val="both"/>
-            </w:pPr>
-            <w:r>
-              <w:rPr>
-                <w:spacing w:val="8"/>
-              </w:rPr>
-              <w:t>抽查服务报告计划及服务报告，判断是否预先对服务报告的类别、接收对象、提交方式、频度和日期等进行了计划，评估是否按照制度要求及服务报告计划输</w:t>
-            </w:r>
-            <w:r>
-              <w:rPr>
-                <w:spacing w:val="6"/>
-              </w:rPr>
-              <w:t>出服务报告。</w:t>
+              <w:t>求。</w:t>
             </w:r>
           </w:p>
         </w:tc>
         <w:tc>
           <w:tcPr>
             <w:tcW w:w="1908" w:type="dxa"/>
-            <w:shd w:val="clear" w:color="auto" w:fill="auto"/>
-          </w:tcPr>
-          <w:p>
-            <w:pPr>
-              <w:pStyle w:val="27"/>
-              <w:spacing w:before="2"/>
-              <w:ind w:left="39" w:right="65" w:firstLine="6"/>
+          </w:tcPr>
+          <w:p>
+            <w:pPr>
+              <w:spacing w:line="246" w:lineRule="auto"/>
+              <w:rPr>
+                <w:rFonts w:ascii="Arial"/>
+                <w:sz w:val="21"/>
+              </w:rPr>
+            </w:pPr>
+          </w:p>
+          <w:p>
+            <w:pPr>
+              <w:spacing w:line="246" w:lineRule="auto"/>
+              <w:rPr>
+                <w:rFonts w:ascii="Arial"/>
+                <w:sz w:val="21"/>
+              </w:rPr>
+            </w:pPr>
+          </w:p>
+          <w:p>
+            <w:pPr>
+              <w:spacing w:line="246" w:lineRule="auto"/>
+              <w:rPr>
+                <w:rFonts w:ascii="Arial"/>
+                <w:sz w:val="21"/>
+              </w:rPr>
+            </w:pPr>
+          </w:p>
+          <w:p>
+            <w:pPr>
+              <w:spacing w:line="246" w:lineRule="auto"/>
+              <w:rPr>
+                <w:rFonts w:ascii="Arial"/>
+                <w:sz w:val="21"/>
+              </w:rPr>
+            </w:pPr>
+          </w:p>
+          <w:p>
+            <w:pPr>
+              <w:spacing w:line="247" w:lineRule="auto"/>
+              <w:rPr>
+                <w:rFonts w:ascii="Arial"/>
+                <w:sz w:val="21"/>
+              </w:rPr>
+            </w:pPr>
+          </w:p>
+          <w:p>
+            <w:pPr>
+              <w:spacing w:line="247" w:lineRule="auto"/>
+              <w:rPr>
+                <w:rFonts w:ascii="Arial"/>
+                <w:sz w:val="21"/>
+              </w:rPr>
+            </w:pPr>
+          </w:p>
+          <w:p>
+            <w:pPr>
+              <w:pStyle w:val="27"/>
+              <w:spacing w:line="239" w:lineRule="auto"/>
+              <w:ind w:left="41" w:right="65" w:hanging="2"/>
+              <w:rPr>
+                <w:rFonts w:hint="eastAsia" w:eastAsia="宋体"/>
+                <w:spacing w:val="7"/>
+                <w:lang w:eastAsia="zh-CN"/>
+              </w:rPr>
+            </w:pPr>
+            <w:r>
               <w:rPr>
                 <w:rFonts w:hint="eastAsia"/>
                 <w:spacing w:val="7"/>
-              </w:rPr>
+                <w:lang w:eastAsia="zh-CN"/>
+              </w:rPr>
+              <w:t>过程框架设计管理过程</w:t>
+            </w:r>
+          </w:p>
+          <w:p>
+            <w:pPr>
+              <w:pStyle w:val="27"/>
+              <w:spacing w:line="242" w:lineRule="auto"/>
+              <w:ind w:left="39" w:right="156" w:firstLine="2"/>
             </w:pPr>
             <w:r>
               <w:rPr>
                 <w:rFonts w:hint="eastAsia"/>
-                <w:spacing w:val="7"/>
-              </w:rPr>
-              <w:t>巡检记录表</w:t>
-            </w:r>
-          </w:p>
-          <w:p>
-            <w:pPr>
-              <w:pStyle w:val="27"/>
-              <w:spacing w:before="2"/>
-              <w:ind w:left="39" w:right="65" w:firstLine="6"/>
+                <w:spacing w:val="6"/>
+              </w:rPr>
+              <w:t>运维服务能力指标体系</w:t>
+            </w:r>
+          </w:p>
+        </w:tc>
+        <w:tc>
+          <w:tcPr>
+            <w:tcW w:w="1987" w:type="dxa"/>
+          </w:tcPr>
+          <w:p>
+            <w:pPr>
+              <w:spacing w:line="259" w:lineRule="auto"/>
+              <w:rPr>
+                <w:rFonts w:ascii="Arial"/>
+                <w:sz w:val="21"/>
+              </w:rPr>
+            </w:pPr>
+          </w:p>
+          <w:p>
+            <w:pPr>
+              <w:spacing w:line="259" w:lineRule="auto"/>
+              <w:rPr>
+                <w:rFonts w:ascii="Arial"/>
+                <w:sz w:val="21"/>
+              </w:rPr>
+            </w:pPr>
+          </w:p>
+          <w:p>
+            <w:pPr>
+              <w:spacing w:line="259" w:lineRule="auto"/>
+              <w:rPr>
+                <w:rFonts w:ascii="Arial"/>
+                <w:sz w:val="21"/>
+              </w:rPr>
+            </w:pPr>
+          </w:p>
+          <w:p>
+            <w:pPr>
+              <w:spacing w:line="260" w:lineRule="auto"/>
+              <w:rPr>
+                <w:rFonts w:ascii="Arial"/>
+                <w:sz w:val="21"/>
+              </w:rPr>
+            </w:pPr>
+          </w:p>
+          <w:p>
+            <w:pPr>
+              <w:spacing w:line="260" w:lineRule="auto"/>
+              <w:rPr>
+                <w:rFonts w:ascii="Arial"/>
+                <w:sz w:val="21"/>
+              </w:rPr>
+            </w:pPr>
+          </w:p>
+          <w:p>
+            <w:pPr>
+              <w:spacing w:line="260" w:lineRule="auto"/>
+              <w:rPr>
+                <w:rFonts w:ascii="Arial"/>
+                <w:sz w:val="21"/>
+              </w:rPr>
+            </w:pPr>
+          </w:p>
+          <w:p>
+            <w:pPr>
+              <w:spacing w:line="260" w:lineRule="auto"/>
+              <w:rPr>
+                <w:rFonts w:ascii="Arial"/>
+                <w:sz w:val="21"/>
+              </w:rPr>
+            </w:pPr>
+          </w:p>
+          <w:p>
+            <w:pPr>
+              <w:spacing w:line="260" w:lineRule="auto"/>
+              <w:rPr>
+                <w:rFonts w:ascii="Arial"/>
+                <w:sz w:val="21"/>
+              </w:rPr>
+            </w:pPr>
+          </w:p>
+          <w:p>
+            <w:pPr>
+              <w:spacing w:line="260" w:lineRule="auto"/>
+              <w:rPr>
+                <w:rFonts w:ascii="Arial"/>
+                <w:sz w:val="21"/>
+              </w:rPr>
+            </w:pPr>
+          </w:p>
+          <w:p>
+            <w:pPr>
+              <w:pStyle w:val="27"/>
+              <w:spacing w:before="61" w:line="228" w:lineRule="auto"/>
+              <w:ind w:left="44"/>
               <w:rPr>
                 <w:rFonts w:hint="eastAsia"/>
-                <w:spacing w:val="7"/>
+                <w:spacing w:val="8"/>
+                <w:lang w:eastAsia="zh-CN"/>
               </w:rPr>
             </w:pPr>
             <w:r>
               <w:rPr>
                 <w:rFonts w:hint="eastAsia"/>
-                <w:spacing w:val="7"/>
-              </w:rPr>
-              <w:t>阶段</w:t>
-            </w:r>
-            <w:r>
+                <w:spacing w:val="8"/>
+                <w:lang w:eastAsia="zh-CN"/>
+              </w:rPr>
+              <w:t>运维部经理:赵川华</w:t>
+            </w:r>
+          </w:p>
+          <w:p>
+            <w:pPr>
+              <w:pStyle w:val="27"/>
+              <w:spacing w:before="61" w:line="228" w:lineRule="auto"/>
+              <w:ind w:left="44"/>
               <w:rPr>
                 <w:rFonts w:hint="eastAsia"/>
-                <w:spacing w:val="7"/>
-                <w:lang w:val="en-US" w:eastAsia="zh-CN"/>
-              </w:rPr>
-              <w:t>性</w:t>
-            </w:r>
-            <w:r>
-              <w:rPr>
-                <w:rFonts w:hint="eastAsia"/>
-                <w:spacing w:val="7"/>
-              </w:rPr>
-              <w:t>总结报告</w:t>
-            </w:r>
-          </w:p>
-        </w:tc>
-        <w:tc>
-          <w:tcPr>
-            <w:tcW w:w="1987" w:type="dxa"/>
-          </w:tcPr>
-          <w:p>
-            <w:pPr>
-              <w:spacing w:line="274" w:lineRule="auto"/>
-              <w:rPr>
-                <w:rFonts w:ascii="Arial"/>
-                <w:sz w:val="21"/>
-              </w:rPr>
-            </w:pPr>
-          </w:p>
-          <w:p>
-            <w:pPr>
-              <w:spacing w:line="274" w:lineRule="auto"/>
-              <w:rPr>
-                <w:rFonts w:ascii="Arial"/>
-                <w:sz w:val="21"/>
-              </w:rPr>
-            </w:pPr>
-          </w:p>
-          <w:p>
-            <w:pPr>
-              <w:spacing w:line="274" w:lineRule="auto"/>
-              <w:rPr>
-                <w:rFonts w:ascii="Arial"/>
-                <w:sz w:val="21"/>
-              </w:rPr>
-            </w:pPr>
-          </w:p>
-          <w:p>
-            <w:pPr>
-              <w:spacing w:line="274" w:lineRule="auto"/>
-              <w:rPr>
-                <w:rFonts w:ascii="Arial"/>
-                <w:sz w:val="21"/>
-              </w:rPr>
-            </w:pPr>
-          </w:p>
-          <w:p>
-            <w:pPr>
-              <w:pStyle w:val="27"/>
-              <w:spacing w:before="62" w:line="228" w:lineRule="auto"/>
-              <w:ind w:left="44"/>
-              <w:rPr>
-                <w:rFonts w:hint="eastAsia"/>
                 <w:spacing w:val="8"/>
                 <w:lang w:eastAsia="zh-CN"/>
               </w:rPr>
             </w:pPr>
-            <w:r>
-              <w:rPr>
-                <w:rFonts w:hint="eastAsia"/>
-                <w:spacing w:val="8"/>
-                <w:lang w:eastAsia="zh-CN"/>
-              </w:rPr>
-              <w:t>运维部经理:赵川华</w:t>
-            </w:r>
-          </w:p>
-          <w:p>
-            <w:pPr>
-              <w:pStyle w:val="27"/>
-              <w:spacing w:before="62" w:line="228" w:lineRule="auto"/>
-              <w:ind w:left="44"/>
-              <w:rPr>
-                <w:rFonts w:hint="eastAsia"/>
-                <w:spacing w:val="8"/>
-                <w:lang w:eastAsia="zh-CN"/>
-              </w:rPr>
-            </w:pPr>
           </w:p>
         </w:tc>
         <w:tc>
@@ -30195,44 +28492,89 @@
           </w:tcPr>
           <w:p>
             <w:pPr>
-              <w:spacing w:line="274" w:lineRule="auto"/>
-              <w:rPr>
-                <w:rFonts w:ascii="Arial"/>
-                <w:sz w:val="21"/>
-              </w:rPr>
-            </w:pPr>
-          </w:p>
-          <w:p>
-            <w:pPr>
-              <w:spacing w:line="274" w:lineRule="auto"/>
-              <w:rPr>
-                <w:rFonts w:ascii="Arial"/>
-                <w:sz w:val="21"/>
-              </w:rPr>
-            </w:pPr>
-          </w:p>
-          <w:p>
-            <w:pPr>
-              <w:spacing w:line="274" w:lineRule="auto"/>
-              <w:rPr>
-                <w:rFonts w:ascii="Arial"/>
-                <w:sz w:val="21"/>
-              </w:rPr>
-            </w:pPr>
-          </w:p>
-          <w:p>
-            <w:pPr>
-              <w:spacing w:line="274" w:lineRule="auto"/>
-              <w:rPr>
-                <w:rFonts w:ascii="Arial"/>
-                <w:sz w:val="21"/>
-              </w:rPr>
-            </w:pPr>
-          </w:p>
-          <w:p>
-            <w:pPr>
-              <w:pStyle w:val="27"/>
-              <w:spacing w:before="62" w:line="228" w:lineRule="auto"/>
+              <w:spacing w:line="259" w:lineRule="auto"/>
+              <w:rPr>
+                <w:rFonts w:ascii="Arial"/>
+                <w:sz w:val="21"/>
+              </w:rPr>
+            </w:pPr>
+          </w:p>
+          <w:p>
+            <w:pPr>
+              <w:spacing w:line="259" w:lineRule="auto"/>
+              <w:rPr>
+                <w:rFonts w:ascii="Arial"/>
+                <w:sz w:val="21"/>
+              </w:rPr>
+            </w:pPr>
+          </w:p>
+          <w:p>
+            <w:pPr>
+              <w:spacing w:line="259" w:lineRule="auto"/>
+              <w:rPr>
+                <w:rFonts w:ascii="Arial"/>
+                <w:sz w:val="21"/>
+              </w:rPr>
+            </w:pPr>
+          </w:p>
+          <w:p>
+            <w:pPr>
+              <w:spacing w:line="260" w:lineRule="auto"/>
+              <w:rPr>
+                <w:rFonts w:ascii="Arial"/>
+                <w:sz w:val="21"/>
+              </w:rPr>
+            </w:pPr>
+          </w:p>
+          <w:p>
+            <w:pPr>
+              <w:spacing w:line="260" w:lineRule="auto"/>
+              <w:rPr>
+                <w:rFonts w:ascii="Arial"/>
+                <w:sz w:val="21"/>
+              </w:rPr>
+            </w:pPr>
+          </w:p>
+          <w:p>
+            <w:pPr>
+              <w:spacing w:line="260" w:lineRule="auto"/>
+              <w:rPr>
+                <w:rFonts w:ascii="Arial"/>
+                <w:sz w:val="21"/>
+              </w:rPr>
+            </w:pPr>
+          </w:p>
+          <w:p>
+            <w:pPr>
+              <w:spacing w:line="260" w:lineRule="auto"/>
+              <w:rPr>
+                <w:rFonts w:ascii="Arial"/>
+                <w:sz w:val="21"/>
+              </w:rPr>
+            </w:pPr>
+          </w:p>
+          <w:p>
+            <w:pPr>
+              <w:spacing w:line="260" w:lineRule="auto"/>
+              <w:rPr>
+                <w:rFonts w:ascii="Arial"/>
+                <w:sz w:val="21"/>
+              </w:rPr>
+            </w:pPr>
+          </w:p>
+          <w:p>
+            <w:pPr>
+              <w:spacing w:line="260" w:lineRule="auto"/>
+              <w:rPr>
+                <w:rFonts w:ascii="Arial"/>
+                <w:sz w:val="21"/>
+              </w:rPr>
+            </w:pPr>
+          </w:p>
+          <w:p>
+            <w:pPr>
+              <w:pStyle w:val="27"/>
+              <w:spacing w:before="61" w:line="228" w:lineRule="auto"/>
               <w:ind w:left="46"/>
             </w:pPr>
             <w:r>
@@ -30249,34 +28591,79 @@
           </w:tcPr>
           <w:p>
             <w:pPr>
-              <w:spacing w:line="274" w:lineRule="auto"/>
-              <w:rPr>
-                <w:rFonts w:ascii="Arial"/>
-                <w:sz w:val="21"/>
-              </w:rPr>
-            </w:pPr>
-          </w:p>
-          <w:p>
-            <w:pPr>
-              <w:spacing w:line="274" w:lineRule="auto"/>
-              <w:rPr>
-                <w:rFonts w:ascii="Arial"/>
-                <w:sz w:val="21"/>
-              </w:rPr>
-            </w:pPr>
-          </w:p>
-          <w:p>
-            <w:pPr>
-              <w:spacing w:line="274" w:lineRule="auto"/>
-              <w:rPr>
-                <w:rFonts w:ascii="Arial"/>
-                <w:sz w:val="21"/>
-              </w:rPr>
-            </w:pPr>
-          </w:p>
-          <w:p>
-            <w:pPr>
-              <w:spacing w:line="274" w:lineRule="auto"/>
+              <w:spacing w:line="259" w:lineRule="auto"/>
+              <w:rPr>
+                <w:rFonts w:ascii="Arial"/>
+                <w:sz w:val="21"/>
+              </w:rPr>
+            </w:pPr>
+          </w:p>
+          <w:p>
+            <w:pPr>
+              <w:spacing w:line="259" w:lineRule="auto"/>
+              <w:rPr>
+                <w:rFonts w:ascii="Arial"/>
+                <w:sz w:val="21"/>
+              </w:rPr>
+            </w:pPr>
+          </w:p>
+          <w:p>
+            <w:pPr>
+              <w:spacing w:line="259" w:lineRule="auto"/>
+              <w:rPr>
+                <w:rFonts w:ascii="Arial"/>
+                <w:sz w:val="21"/>
+              </w:rPr>
+            </w:pPr>
+          </w:p>
+          <w:p>
+            <w:pPr>
+              <w:spacing w:line="259" w:lineRule="auto"/>
+              <w:rPr>
+                <w:rFonts w:ascii="Arial"/>
+                <w:sz w:val="21"/>
+              </w:rPr>
+            </w:pPr>
+          </w:p>
+          <w:p>
+            <w:pPr>
+              <w:spacing w:line="260" w:lineRule="auto"/>
+              <w:rPr>
+                <w:rFonts w:ascii="Arial"/>
+                <w:sz w:val="21"/>
+              </w:rPr>
+            </w:pPr>
+          </w:p>
+          <w:p>
+            <w:pPr>
+              <w:spacing w:line="260" w:lineRule="auto"/>
+              <w:rPr>
+                <w:rFonts w:ascii="Arial"/>
+                <w:sz w:val="21"/>
+              </w:rPr>
+            </w:pPr>
+          </w:p>
+          <w:p>
+            <w:pPr>
+              <w:spacing w:line="260" w:lineRule="auto"/>
+              <w:rPr>
+                <w:rFonts w:ascii="Arial"/>
+                <w:sz w:val="21"/>
+              </w:rPr>
+            </w:pPr>
+          </w:p>
+          <w:p>
+            <w:pPr>
+              <w:spacing w:line="260" w:lineRule="auto"/>
+              <w:rPr>
+                <w:rFonts w:ascii="Arial"/>
+                <w:sz w:val="21"/>
+              </w:rPr>
+            </w:pPr>
+          </w:p>
+          <w:p>
+            <w:pPr>
+              <w:spacing w:line="260" w:lineRule="auto"/>
               <w:rPr>
                 <w:rFonts w:ascii="Arial"/>
                 <w:sz w:val="21"/>
@@ -30317,7 +28704,7 @@
           </w:tblCellMar>
         </w:tblPrEx>
         <w:trPr>
-          <w:trHeight w:val="3016" w:hRule="atLeast"/>
+          <w:trHeight w:val="2540" w:hRule="atLeast"/>
         </w:trPr>
         <w:tc>
           <w:tcPr>
@@ -30325,53 +28712,44 @@
           </w:tcPr>
           <w:p>
             <w:pPr>
-              <w:spacing w:line="274" w:lineRule="auto"/>
-              <w:rPr>
-                <w:rFonts w:ascii="Arial"/>
-                <w:sz w:val="21"/>
-              </w:rPr>
-            </w:pPr>
-          </w:p>
-          <w:p>
-            <w:pPr>
-              <w:spacing w:line="274" w:lineRule="auto"/>
-              <w:rPr>
-                <w:rFonts w:ascii="Arial"/>
-                <w:sz w:val="21"/>
-              </w:rPr>
-            </w:pPr>
-          </w:p>
-          <w:p>
-            <w:pPr>
-              <w:spacing w:line="274" w:lineRule="auto"/>
-              <w:rPr>
-                <w:rFonts w:ascii="Arial"/>
-                <w:sz w:val="21"/>
-              </w:rPr>
-            </w:pPr>
-          </w:p>
-          <w:p>
-            <w:pPr>
-              <w:spacing w:line="275" w:lineRule="auto"/>
-              <w:rPr>
-                <w:rFonts w:ascii="Arial"/>
-                <w:sz w:val="21"/>
-              </w:rPr>
-            </w:pPr>
-          </w:p>
-          <w:p>
-            <w:pPr>
-              <w:spacing w:line="275" w:lineRule="auto"/>
-              <w:rPr>
-                <w:rFonts w:ascii="Arial"/>
-                <w:sz w:val="21"/>
-              </w:rPr>
-            </w:pPr>
-          </w:p>
-          <w:p>
-            <w:pPr>
-              <w:spacing w:before="55" w:line="203" w:lineRule="auto"/>
-              <w:ind w:left="193"/>
+              <w:spacing w:line="283" w:lineRule="auto"/>
+              <w:rPr>
+                <w:rFonts w:ascii="Arial"/>
+                <w:sz w:val="21"/>
+              </w:rPr>
+            </w:pPr>
+          </w:p>
+          <w:p>
+            <w:pPr>
+              <w:spacing w:line="283" w:lineRule="auto"/>
+              <w:rPr>
+                <w:rFonts w:ascii="Arial"/>
+                <w:sz w:val="21"/>
+              </w:rPr>
+            </w:pPr>
+          </w:p>
+          <w:p>
+            <w:pPr>
+              <w:spacing w:line="284" w:lineRule="auto"/>
+              <w:rPr>
+                <w:rFonts w:ascii="Arial"/>
+                <w:sz w:val="21"/>
+              </w:rPr>
+            </w:pPr>
+          </w:p>
+          <w:p>
+            <w:pPr>
+              <w:spacing w:line="284" w:lineRule="auto"/>
+              <w:rPr>
+                <w:rFonts w:ascii="Arial"/>
+                <w:sz w:val="21"/>
+              </w:rPr>
+            </w:pPr>
+          </w:p>
+          <w:p>
+            <w:pPr>
+              <w:spacing w:before="54" w:line="204" w:lineRule="auto"/>
+              <w:ind w:left="196"/>
               <w:rPr>
                 <w:rFonts w:ascii="Arial" w:hAnsi="Arial" w:eastAsia="Arial" w:cs="Arial"/>
                 <w:sz w:val="19"/>
@@ -30381,11 +28759,10 @@
             <w:r>
               <w:rPr>
                 <w:rFonts w:ascii="Arial" w:hAnsi="Arial" w:eastAsia="Arial" w:cs="Arial"/>
-                <w:spacing w:val="2"/>
                 <w:sz w:val="19"/>
                 <w:szCs w:val="19"/>
               </w:rPr>
-              <w:t>4</w:t>
+              <w:t>2</w:t>
             </w:r>
           </w:p>
         </w:tc>
@@ -30413,37 +28790,58 @@
           </w:tcPr>
           <w:p>
             <w:pPr>
-              <w:pStyle w:val="27"/>
-              <w:spacing w:before="51" w:line="228" w:lineRule="auto"/>
+              <w:spacing w:line="243" w:lineRule="auto"/>
+              <w:rPr>
+                <w:rFonts w:ascii="Arial"/>
+                <w:sz w:val="21"/>
+              </w:rPr>
+            </w:pPr>
+          </w:p>
+          <w:p>
+            <w:pPr>
+              <w:spacing w:line="243" w:lineRule="auto"/>
+              <w:rPr>
+                <w:rFonts w:ascii="Arial"/>
+                <w:sz w:val="21"/>
+              </w:rPr>
+            </w:pPr>
+          </w:p>
+          <w:p>
+            <w:pPr>
+              <w:pStyle w:val="27"/>
+              <w:spacing w:before="62" w:line="228" w:lineRule="auto"/>
               <w:ind w:left="32"/>
             </w:pPr>
             <w:r>
               <w:rPr>
                 <w:rFonts w:ascii="Arial" w:hAnsi="Arial" w:eastAsia="Arial" w:cs="Arial"/>
-                <w:spacing w:val="4"/>
-              </w:rPr>
-              <w:t xml:space="preserve">7.4.4 </w:t>
-            </w:r>
-            <w:r>
-              <w:rPr>
-                <w:spacing w:val="4"/>
-              </w:rPr>
-              <w:t>事件管理</w:t>
-            </w:r>
-          </w:p>
-          <w:p>
-            <w:pPr>
-              <w:pStyle w:val="27"/>
-              <w:spacing w:before="27" w:line="228" w:lineRule="auto"/>
-              <w:ind w:left="30" w:right="101"/>
-            </w:pPr>
-            <w:r>
-              <w:rPr>
-                <w:spacing w:val="8"/>
+                <w:spacing w:val="5"/>
+              </w:rPr>
+              <w:t xml:space="preserve">7.4.2 </w:t>
+            </w:r>
+            <w:r>
+              <w:rPr>
+                <w:spacing w:val="5"/>
+              </w:rPr>
+              <w:t>服务级别管理</w:t>
+            </w:r>
+          </w:p>
+          <w:p>
+            <w:pPr>
+              <w:pStyle w:val="27"/>
+              <w:spacing w:before="29" w:line="224" w:lineRule="auto"/>
+              <w:ind w:left="30" w:right="122"/>
+            </w:pPr>
+            <w:r>
+              <w:rPr>
+                <w:spacing w:val="7"/>
               </w:rPr>
               <w:t>在基本级能力要求的基础上，还应满足：</w:t>
             </w:r>
             <w:r>
+              <w:rPr>
+                <w:spacing w:val="5"/>
+              </w:rPr>
               <w:t xml:space="preserve"> </w:t>
             </w:r>
             <w:r>
@@ -30457,179 +28855,108 @@
               <w:rPr>
                 <w:spacing w:val="8"/>
               </w:rPr>
-              <w:t xml:space="preserve">建立与事件管理相一致的活动，包括事件识别、上报、受理、调查和诊断、解决 </w:t>
+              <w:t>建立与服务级别管理相一致的活动，包</w:t>
             </w:r>
             <w:r>
               <w:rPr>
                 <w:spacing w:val="7"/>
               </w:rPr>
-              <w:t>、进展监控与跟踪、关闭等；</w:t>
-            </w:r>
-          </w:p>
-          <w:p>
-            <w:pPr>
-              <w:pStyle w:val="27"/>
-              <w:spacing w:before="1" w:line="239" w:lineRule="auto"/>
-              <w:ind w:left="31" w:right="322" w:firstLine="4"/>
+              <w:t>括识别、约定、监控、评估等；</w:t>
+            </w:r>
+          </w:p>
+          <w:p>
+            <w:pPr>
+              <w:pStyle w:val="27"/>
+              <w:spacing w:before="1" w:line="260" w:lineRule="auto"/>
+              <w:ind w:left="33" w:right="173" w:firstLine="2"/>
+            </w:pPr>
+            <w:r>
+              <w:rPr>
+                <w:rFonts w:ascii="Arial" w:hAnsi="Arial" w:eastAsia="Arial" w:cs="Arial"/>
+                <w:spacing w:val="5"/>
+              </w:rPr>
+              <w:t>b)</w:t>
+            </w:r>
+            <w:r>
+              <w:rPr>
+                <w:spacing w:val="5"/>
+              </w:rPr>
+              <w:t>定期识别服务级别需求，并进行调整；</w:t>
+            </w:r>
+            <w:r>
+              <w:rPr>
+                <w:spacing w:val="7"/>
+              </w:rPr>
+              <w:t>建立服务级别考核评估的管理机制。</w:t>
+            </w:r>
+          </w:p>
+        </w:tc>
+        <w:tc>
+          <w:tcPr>
+            <w:tcW w:w="4774" w:type="dxa"/>
+          </w:tcPr>
+          <w:p>
+            <w:pPr>
+              <w:pStyle w:val="27"/>
+              <w:spacing w:before="24"/>
+              <w:ind w:left="34" w:right="149" w:firstLine="14"/>
             </w:pPr>
             <w:r>
               <w:rPr>
                 <w:rFonts w:ascii="Arial" w:hAnsi="Arial" w:eastAsia="Arial" w:cs="Arial"/>
                 <w:spacing w:val="7"/>
               </w:rPr>
-              <w:t>b)</w:t>
+              <w:t>1)</w:t>
             </w:r>
             <w:r>
               <w:rPr>
                 <w:spacing w:val="7"/>
               </w:rPr>
-              <w:t>建立事件分类、分级、升级、回访机</w:t>
-            </w:r>
-            <w:r>
-              <w:t>制；</w:t>
-            </w:r>
-          </w:p>
-          <w:p>
-            <w:pPr>
-              <w:pStyle w:val="27"/>
-              <w:ind w:left="30" w:right="132"/>
+              <w:t>查看服务级别管理相关制度文件，判断是否包括对</w:t>
+            </w:r>
+            <w:r>
+              <w:rPr>
+                <w:spacing w:val="8"/>
+              </w:rPr>
+              <w:t>服务需求的识别和服务级别的约定、监控、评估等关键活动的要求，以及对服务级别达成情况的考核评估</w:t>
+            </w:r>
+            <w:r>
+              <w:rPr>
+                <w:spacing w:val="3"/>
+              </w:rPr>
+              <w:t>办法；</w:t>
+            </w:r>
+          </w:p>
+          <w:p>
+            <w:pPr>
+              <w:pStyle w:val="27"/>
+              <w:spacing w:before="1" w:line="252" w:lineRule="auto"/>
+              <w:ind w:left="34" w:right="149" w:hanging="1"/>
             </w:pPr>
             <w:r>
               <w:rPr>
                 <w:rFonts w:ascii="Arial" w:hAnsi="Arial" w:eastAsia="Arial" w:cs="Arial"/>
                 <w:spacing w:val="8"/>
               </w:rPr>
-              <w:t>c)</w:t>
-            </w:r>
-            <w:r>
-              <w:rPr>
-                <w:spacing w:val="8"/>
-              </w:rPr>
-              <w:t>统计分析事件数据和解决情况，建立事</w:t>
-            </w:r>
-            <w:r>
-              <w:rPr>
-                <w:spacing w:val="7"/>
-              </w:rPr>
-              <w:t>件评估和改进机制；</w:t>
-            </w:r>
-          </w:p>
-          <w:p>
-            <w:pPr>
-              <w:pStyle w:val="27"/>
-              <w:spacing w:before="1" w:line="257" w:lineRule="auto"/>
-              <w:ind w:left="33" w:right="171" w:hanging="4"/>
-            </w:pPr>
-            <w:r>
-              <w:rPr>
-                <w:rFonts w:ascii="Arial" w:hAnsi="Arial" w:eastAsia="Arial" w:cs="Arial"/>
-                <w:spacing w:val="5"/>
-              </w:rPr>
-              <w:t>d)</w:t>
-            </w:r>
-            <w:r>
-              <w:rPr>
-                <w:spacing w:val="5"/>
-              </w:rPr>
-              <w:t>将未知原因、无法解决和共性的事件，</w:t>
-            </w:r>
-            <w:r>
-              <w:rPr>
-                <w:spacing w:val="7"/>
-              </w:rPr>
-              <w:t>与问题管理建立必要的关联；</w:t>
-            </w:r>
-          </w:p>
-          <w:p>
-            <w:pPr>
-              <w:pStyle w:val="27"/>
-              <w:spacing w:before="12" w:line="217" w:lineRule="auto"/>
-              <w:ind w:left="30"/>
-            </w:pPr>
-            <w:r>
-              <w:rPr>
-                <w:spacing w:val="7"/>
-              </w:rPr>
-              <w:t>采用工具管理事件，保留记录。</w:t>
-            </w:r>
-          </w:p>
-        </w:tc>
-        <w:tc>
-          <w:tcPr>
-            <w:tcW w:w="4774" w:type="dxa"/>
-          </w:tcPr>
-          <w:p>
-            <w:pPr>
-              <w:pStyle w:val="27"/>
-              <w:spacing w:before="1" w:line="239" w:lineRule="auto"/>
-              <w:ind w:left="37" w:right="173" w:hanging="4"/>
-              <w:rPr>
-                <w:spacing w:val="8"/>
-              </w:rPr>
-            </w:pPr>
-            <w:r>
-              <w:rPr>
-                <w:spacing w:val="8"/>
-              </w:rPr>
-              <w:t>1)查看事件管理相关制度文件，判断是否包括对事件的识别、上报、受理、调查和诊断、解决、进展监控与跟踪、关闭等关键活动的要求，以及对事件分类、分级、升级、回访、事件数据分析、过程改进及与问题过程关联的管理办法；</w:t>
-            </w:r>
-          </w:p>
-          <w:p>
-            <w:pPr>
-              <w:pStyle w:val="27"/>
-              <w:spacing w:before="1" w:line="239" w:lineRule="auto"/>
-              <w:ind w:left="37" w:right="173" w:hanging="4"/>
-            </w:pPr>
-            <w:r>
-              <w:rPr>
-                <w:rFonts w:ascii="Arial" w:hAnsi="Arial" w:eastAsia="Arial" w:cs="Arial"/>
-                <w:spacing w:val="8"/>
-              </w:rPr>
               <w:t>2)</w:t>
             </w:r>
             <w:r>
               <w:rPr>
                 <w:spacing w:val="8"/>
               </w:rPr>
-              <w:t>查看组织采用的事件管理工具，评估工具对事件管</w:t>
-            </w:r>
-            <w:r>
-              <w:rPr>
-                <w:spacing w:val="7"/>
-              </w:rPr>
-              <w:t>理要求的满足程度；</w:t>
-            </w:r>
-          </w:p>
-          <w:p>
-            <w:pPr>
-              <w:pStyle w:val="27"/>
-              <w:spacing w:before="1" w:line="258" w:lineRule="auto"/>
-              <w:ind w:left="53" w:right="171" w:hanging="17"/>
-            </w:pPr>
-            <w:r>
-              <w:rPr>
-                <w:rFonts w:ascii="Arial" w:hAnsi="Arial" w:eastAsia="Arial" w:cs="Arial"/>
-                <w:spacing w:val="8"/>
-              </w:rPr>
-              <w:t>3)</w:t>
-            </w:r>
-            <w:r>
-              <w:rPr>
-                <w:spacing w:val="8"/>
-              </w:rPr>
-              <w:t>抽查事件记录，判断是否按照制度要求对事件进行</w:t>
-            </w:r>
-            <w:r>
-              <w:rPr>
-                <w:spacing w:val="7"/>
-              </w:rPr>
-              <w:t>了实施和管理，针对必要情况是否生成了问题；</w:t>
-            </w:r>
-          </w:p>
-          <w:p>
-            <w:pPr>
-              <w:pStyle w:val="27"/>
-              <w:spacing w:before="8" w:line="233" w:lineRule="auto"/>
+              <w:t>抽查组织签订的服务级别协议及对其进行监控、考核、评估的相关记录，评估组织是否依据管理要求实</w:t>
+            </w:r>
+            <w:r>
+              <w:rPr>
+                <w:spacing w:val="6"/>
+              </w:rPr>
+              <w:t>施了关键活动；</w:t>
+            </w:r>
+          </w:p>
+          <w:p>
+            <w:pPr>
+              <w:pStyle w:val="27"/>
+              <w:spacing w:before="12" w:line="235" w:lineRule="auto"/>
               <w:ind w:left="34" w:right="149"/>
               <w:jc w:val="both"/>
             </w:pPr>
@@ -30637,20 +28964,26 @@
               <w:rPr>
                 <w:spacing w:val="8"/>
               </w:rPr>
-              <w:t>抽查针对事件及其解决情况的数据统计、分析记录，判断是否收集了与结果、效率及满意度相关的管理指标，是否根据指标达成情况进行必要的改进。</w:t>
+              <w:t>评估组织是否周期性地识别并跟踪了需方的需求及其变化，针对需求变化，组织是否对服务目录、服务级</w:t>
+            </w:r>
+            <w:r>
+              <w:rPr>
+                <w:spacing w:val="7"/>
+              </w:rPr>
+              <w:t>别协议进行了必要的调整。</w:t>
             </w:r>
           </w:p>
         </w:tc>
         <w:tc>
           <w:tcPr>
             <w:tcW w:w="1908" w:type="dxa"/>
-            <w:shd w:val="clear" w:color="auto" w:fill="auto"/>
-          </w:tcPr>
-          <w:p>
-            <w:pPr>
-              <w:pStyle w:val="27"/>
-              <w:spacing w:before="2"/>
-              <w:ind w:left="39" w:right="55" w:firstLine="3"/>
+          </w:tcPr>
+          <w:p>
+            <w:pPr>
+              <w:pStyle w:val="27"/>
+              <w:shd w:val="clear" w:color="auto" w:fill="auto"/>
+              <w:spacing w:before="62"/>
+              <w:ind w:right="264"/>
               <w:rPr>
                 <w:rFonts w:hint="eastAsia" w:eastAsia="宋体"/>
                 <w:spacing w:val="7"/>
@@ -30663,14 +28996,14 @@
                 <w:spacing w:val="7"/>
                 <w:lang w:eastAsia="zh-CN"/>
               </w:rPr>
-              <w:t>事件管理程序</w:t>
-            </w:r>
-          </w:p>
-          <w:p>
-            <w:pPr>
-              <w:pStyle w:val="27"/>
-              <w:spacing w:before="2"/>
-              <w:ind w:left="39" w:right="55" w:firstLine="3"/>
+              <w:t>服务级别管理过程</w:t>
+            </w:r>
+          </w:p>
+          <w:p>
+            <w:pPr>
+              <w:pStyle w:val="27"/>
+              <w:shd w:val="clear" w:color="auto" w:fill="auto"/>
+              <w:ind w:left="39" w:right="65" w:firstLine="2"/>
               <w:rPr>
                 <w:rFonts w:hint="eastAsia" w:eastAsia="宋体"/>
                 <w:spacing w:val="7"/>
@@ -30683,7 +29016,36 @@
                 <w:spacing w:val="7"/>
                 <w:lang w:eastAsia="zh-CN"/>
               </w:rPr>
-              <w:t>阶段性总结报告</w:t>
+              <w:t>运维服务目录</w:t>
+            </w:r>
+          </w:p>
+          <w:p>
+            <w:pPr>
+              <w:pStyle w:val="27"/>
+              <w:shd w:val="clear" w:color="auto" w:fill="auto"/>
+              <w:ind w:left="39" w:right="65" w:firstLine="2"/>
+            </w:pPr>
+            <w:r>
+              <w:rPr>
+                <w:rFonts w:hint="eastAsia"/>
+                <w:lang w:val="en-US" w:eastAsia="zh-CN"/>
+              </w:rPr>
+              <w:t>天津市电力公司110kV变电站电力监控系统网络安全态势感知建设项目合同</w:t>
+            </w:r>
+          </w:p>
+          <w:p>
+            <w:pPr>
+              <w:pStyle w:val="27"/>
+              <w:shd w:val="clear" w:color="auto" w:fill="auto"/>
+              <w:spacing w:before="1" w:line="241" w:lineRule="auto"/>
+              <w:ind w:left="39" w:right="151" w:firstLine="3"/>
+            </w:pPr>
+            <w:r>
+              <w:rPr>
+                <w:rFonts w:hint="eastAsia"/>
+                <w:spacing w:val="6"/>
+              </w:rPr>
+              <w:t>运维服务能力指标体系</w:t>
             </w:r>
           </w:p>
         </w:tc>
@@ -30693,43 +29055,34 @@
           </w:tcPr>
           <w:p>
             <w:pPr>
-              <w:spacing w:line="270" w:lineRule="auto"/>
-              <w:rPr>
-                <w:rFonts w:ascii="Arial"/>
-                <w:sz w:val="21"/>
-              </w:rPr>
-            </w:pPr>
-          </w:p>
-          <w:p>
-            <w:pPr>
-              <w:spacing w:line="271" w:lineRule="auto"/>
-              <w:rPr>
-                <w:rFonts w:ascii="Arial"/>
-                <w:sz w:val="21"/>
-              </w:rPr>
-            </w:pPr>
-          </w:p>
-          <w:p>
-            <w:pPr>
-              <w:spacing w:line="271" w:lineRule="auto"/>
-              <w:rPr>
-                <w:rFonts w:ascii="Arial"/>
-                <w:sz w:val="21"/>
-              </w:rPr>
-            </w:pPr>
-          </w:p>
-          <w:p>
-            <w:pPr>
-              <w:spacing w:line="271" w:lineRule="auto"/>
-              <w:rPr>
-                <w:rFonts w:ascii="Arial"/>
-                <w:sz w:val="21"/>
-              </w:rPr>
-            </w:pPr>
-          </w:p>
-          <w:p>
-            <w:pPr>
-              <w:spacing w:line="271" w:lineRule="auto"/>
+              <w:spacing w:line="279" w:lineRule="auto"/>
+              <w:rPr>
+                <w:rFonts w:ascii="Arial"/>
+                <w:sz w:val="21"/>
+              </w:rPr>
+            </w:pPr>
+          </w:p>
+          <w:p>
+            <w:pPr>
+              <w:spacing w:line="279" w:lineRule="auto"/>
+              <w:rPr>
+                <w:rFonts w:ascii="Arial"/>
+                <w:sz w:val="21"/>
+              </w:rPr>
+            </w:pPr>
+          </w:p>
+          <w:p>
+            <w:pPr>
+              <w:spacing w:line="279" w:lineRule="auto"/>
+              <w:rPr>
+                <w:rFonts w:ascii="Arial"/>
+                <w:sz w:val="21"/>
+              </w:rPr>
+            </w:pPr>
+          </w:p>
+          <w:p>
+            <w:pPr>
+              <w:spacing w:line="279" w:lineRule="auto"/>
               <w:rPr>
                 <w:rFonts w:ascii="Arial"/>
                 <w:sz w:val="21"/>
@@ -30740,7 +29093,6 @@
             <w:pPr>
               <w:pStyle w:val="27"/>
               <w:spacing w:before="61" w:line="228" w:lineRule="auto"/>
-              <w:ind w:left="44"/>
               <w:rPr>
                 <w:rFonts w:hint="eastAsia"/>
                 <w:spacing w:val="8"/>
@@ -30760,7 +29112,6 @@
             <w:pPr>
               <w:pStyle w:val="27"/>
               <w:spacing w:before="61" w:line="228" w:lineRule="auto"/>
-              <w:ind w:left="44"/>
               <w:rPr>
                 <w:rFonts w:hint="eastAsia"/>
                 <w:spacing w:val="8"/>
@@ -30775,43 +29126,34 @@
           </w:tcPr>
           <w:p>
             <w:pPr>
-              <w:spacing w:line="270" w:lineRule="auto"/>
-              <w:rPr>
-                <w:rFonts w:ascii="Arial"/>
-                <w:sz w:val="21"/>
-              </w:rPr>
-            </w:pPr>
-          </w:p>
-          <w:p>
-            <w:pPr>
-              <w:spacing w:line="271" w:lineRule="auto"/>
-              <w:rPr>
-                <w:rFonts w:ascii="Arial"/>
-                <w:sz w:val="21"/>
-              </w:rPr>
-            </w:pPr>
-          </w:p>
-          <w:p>
-            <w:pPr>
-              <w:spacing w:line="271" w:lineRule="auto"/>
-              <w:rPr>
-                <w:rFonts w:ascii="Arial"/>
-                <w:sz w:val="21"/>
-              </w:rPr>
-            </w:pPr>
-          </w:p>
-          <w:p>
-            <w:pPr>
-              <w:spacing w:line="271" w:lineRule="auto"/>
-              <w:rPr>
-                <w:rFonts w:ascii="Arial"/>
-                <w:sz w:val="21"/>
-              </w:rPr>
-            </w:pPr>
-          </w:p>
-          <w:p>
-            <w:pPr>
-              <w:spacing w:line="271" w:lineRule="auto"/>
+              <w:spacing w:line="279" w:lineRule="auto"/>
+              <w:rPr>
+                <w:rFonts w:ascii="Arial"/>
+                <w:sz w:val="21"/>
+              </w:rPr>
+            </w:pPr>
+          </w:p>
+          <w:p>
+            <w:pPr>
+              <w:spacing w:line="279" w:lineRule="auto"/>
+              <w:rPr>
+                <w:rFonts w:ascii="Arial"/>
+                <w:sz w:val="21"/>
+              </w:rPr>
+            </w:pPr>
+          </w:p>
+          <w:p>
+            <w:pPr>
+              <w:spacing w:line="279" w:lineRule="auto"/>
+              <w:rPr>
+                <w:rFonts w:ascii="Arial"/>
+                <w:sz w:val="21"/>
+              </w:rPr>
+            </w:pPr>
+          </w:p>
+          <w:p>
+            <w:pPr>
+              <w:spacing w:line="279" w:lineRule="auto"/>
               <w:rPr>
                 <w:rFonts w:ascii="Arial"/>
                 <w:sz w:val="21"/>
@@ -30838,43 +29180,34 @@
           </w:tcPr>
           <w:p>
             <w:pPr>
-              <w:spacing w:line="270" w:lineRule="auto"/>
-              <w:rPr>
-                <w:rFonts w:ascii="Arial"/>
-                <w:sz w:val="21"/>
-              </w:rPr>
-            </w:pPr>
-          </w:p>
-          <w:p>
-            <w:pPr>
-              <w:spacing w:line="270" w:lineRule="auto"/>
-              <w:rPr>
-                <w:rFonts w:ascii="Arial"/>
-                <w:sz w:val="21"/>
-              </w:rPr>
-            </w:pPr>
-          </w:p>
-          <w:p>
-            <w:pPr>
-              <w:spacing w:line="271" w:lineRule="auto"/>
-              <w:rPr>
-                <w:rFonts w:ascii="Arial"/>
-                <w:sz w:val="21"/>
-              </w:rPr>
-            </w:pPr>
-          </w:p>
-          <w:p>
-            <w:pPr>
-              <w:spacing w:line="271" w:lineRule="auto"/>
-              <w:rPr>
-                <w:rFonts w:ascii="Arial"/>
-                <w:sz w:val="21"/>
-              </w:rPr>
-            </w:pPr>
-          </w:p>
-          <w:p>
-            <w:pPr>
-              <w:spacing w:line="271" w:lineRule="auto"/>
+              <w:spacing w:line="278" w:lineRule="auto"/>
+              <w:rPr>
+                <w:rFonts w:ascii="Arial"/>
+                <w:sz w:val="21"/>
+              </w:rPr>
+            </w:pPr>
+          </w:p>
+          <w:p>
+            <w:pPr>
+              <w:spacing w:line="279" w:lineRule="auto"/>
+              <w:rPr>
+                <w:rFonts w:ascii="Arial"/>
+                <w:sz w:val="21"/>
+              </w:rPr>
+            </w:pPr>
+          </w:p>
+          <w:p>
+            <w:pPr>
+              <w:spacing w:line="279" w:lineRule="auto"/>
+              <w:rPr>
+                <w:rFonts w:ascii="Arial"/>
+                <w:sz w:val="21"/>
+              </w:rPr>
+            </w:pPr>
+          </w:p>
+          <w:p>
+            <w:pPr>
+              <w:spacing w:line="279" w:lineRule="auto"/>
               <w:rPr>
                 <w:rFonts w:ascii="Arial"/>
                 <w:sz w:val="21"/>
@@ -30885,476 +29218,6 @@
             <w:pPr>
               <w:pStyle w:val="27"/>
               <w:spacing w:before="62" w:line="229" w:lineRule="auto"/>
-              <w:ind w:left="50"/>
-            </w:pPr>
-            <w:r>
-              <w:rPr>
-                <w:rFonts w:hint="eastAsia"/>
-                <w:lang w:eastAsia="zh-CN"/>
-              </w:rPr>
-              <w:t>郑运龙</w:t>
-            </w:r>
-          </w:p>
-        </w:tc>
-      </w:tr>
-      <w:tr>
-        <w:tblPrEx>
-          <w:tblBorders>
-            <w:top w:val="single" w:color="000000" w:sz="8" w:space="0"/>
-            <w:left w:val="single" w:color="000000" w:sz="8" w:space="0"/>
-            <w:bottom w:val="single" w:color="000000" w:sz="8" w:space="0"/>
-            <w:right w:val="single" w:color="000000" w:sz="8" w:space="0"/>
-            <w:insideH w:val="single" w:color="000000" w:sz="8" w:space="0"/>
-            <w:insideV w:val="single" w:color="000000" w:sz="8" w:space="0"/>
-          </w:tblBorders>
-          <w:tblCellMar>
-            <w:top w:w="0" w:type="dxa"/>
-            <w:left w:w="0" w:type="dxa"/>
-            <w:bottom w:w="0" w:type="dxa"/>
-            <w:right w:w="0" w:type="dxa"/>
-          </w:tblCellMar>
-        </w:tblPrEx>
-        <w:trPr>
-          <w:trHeight w:val="2014" w:hRule="atLeast"/>
-        </w:trPr>
-        <w:tc>
-          <w:tcPr>
-            <w:tcW w:w="500" w:type="dxa"/>
-          </w:tcPr>
-          <w:p>
-            <w:pPr>
-              <w:spacing w:line="270" w:lineRule="auto"/>
-              <w:rPr>
-                <w:rFonts w:ascii="Arial"/>
-                <w:sz w:val="21"/>
-              </w:rPr>
-            </w:pPr>
-          </w:p>
-          <w:p>
-            <w:pPr>
-              <w:spacing w:line="271" w:lineRule="auto"/>
-              <w:rPr>
-                <w:rFonts w:ascii="Arial"/>
-                <w:sz w:val="21"/>
-              </w:rPr>
-            </w:pPr>
-          </w:p>
-          <w:p>
-            <w:pPr>
-              <w:spacing w:line="271" w:lineRule="auto"/>
-              <w:rPr>
-                <w:rFonts w:ascii="Arial"/>
-                <w:sz w:val="21"/>
-              </w:rPr>
-            </w:pPr>
-          </w:p>
-          <w:p>
-            <w:pPr>
-              <w:spacing w:before="55" w:line="271" w:lineRule="exact"/>
-              <w:ind w:left="199"/>
-              <w:rPr>
-                <w:rFonts w:ascii="Arial" w:hAnsi="Arial" w:eastAsia="Arial" w:cs="Arial"/>
-                <w:sz w:val="19"/>
-                <w:szCs w:val="19"/>
-              </w:rPr>
-            </w:pPr>
-            <w:r>
-              <w:rPr>
-                <w:rFonts w:ascii="Arial" w:hAnsi="Arial" w:eastAsia="Arial" w:cs="Arial"/>
-                <w:position w:val="2"/>
-                <w:sz w:val="19"/>
-                <w:szCs w:val="19"/>
-              </w:rPr>
-              <w:t>5</w:t>
-            </w:r>
-          </w:p>
-        </w:tc>
-        <w:tc>
-          <w:tcPr>
-            <w:tcW w:w="700" w:type="dxa"/>
-            <w:vMerge w:val="continue"/>
-            <w:tcBorders>
-              <w:top w:val="nil"/>
-              <w:bottom w:val="nil"/>
-            </w:tcBorders>
-          </w:tcPr>
-          <w:p>
-            <w:pPr>
-              <w:rPr>
-                <w:rFonts w:ascii="Arial"/>
-                <w:sz w:val="21"/>
-              </w:rPr>
-            </w:pPr>
-          </w:p>
-        </w:tc>
-        <w:tc>
-          <w:tcPr>
-            <w:tcW w:w="3725" w:type="dxa"/>
-          </w:tcPr>
-          <w:p>
-            <w:pPr>
-              <w:pStyle w:val="27"/>
-              <w:spacing w:before="9" w:line="252" w:lineRule="auto"/>
-              <w:ind w:left="36" w:right="151" w:firstLine="13"/>
-              <w:jc w:val="both"/>
-              <w:rPr>
-                <w:spacing w:val="7"/>
-              </w:rPr>
-            </w:pPr>
-            <w:r>
-              <w:rPr>
-                <w:spacing w:val="7"/>
-              </w:rPr>
-              <w:t>7.4.5 问题管理</w:t>
-            </w:r>
-          </w:p>
-          <w:p>
-            <w:pPr>
-              <w:pStyle w:val="27"/>
-              <w:spacing w:before="9" w:line="252" w:lineRule="auto"/>
-              <w:ind w:left="36" w:right="151" w:firstLine="13"/>
-              <w:jc w:val="both"/>
-              <w:rPr>
-                <w:spacing w:val="7"/>
-              </w:rPr>
-            </w:pPr>
-            <w:r>
-              <w:rPr>
-                <w:spacing w:val="7"/>
-              </w:rPr>
-              <w:t>组织对问题进行管理，应满足：</w:t>
-            </w:r>
-          </w:p>
-          <w:p>
-            <w:pPr>
-              <w:pStyle w:val="27"/>
-              <w:spacing w:before="9" w:line="252" w:lineRule="auto"/>
-              <w:ind w:left="36" w:right="151" w:firstLine="13"/>
-              <w:jc w:val="both"/>
-              <w:rPr>
-                <w:spacing w:val="7"/>
-              </w:rPr>
-            </w:pPr>
-            <w:r>
-              <w:rPr>
-                <w:spacing w:val="7"/>
-              </w:rPr>
-              <w:t>a)建立与问题管理相一致的活动，包括问题识别、分类、调查和诊断、解决、关闭等；</w:t>
-            </w:r>
-          </w:p>
-          <w:p>
-            <w:pPr>
-              <w:pStyle w:val="27"/>
-              <w:spacing w:before="9" w:line="252" w:lineRule="auto"/>
-              <w:ind w:left="36" w:right="151" w:firstLine="13"/>
-              <w:jc w:val="both"/>
-              <w:rPr>
-                <w:spacing w:val="7"/>
-              </w:rPr>
-            </w:pPr>
-            <w:r>
-              <w:rPr>
-                <w:spacing w:val="7"/>
-              </w:rPr>
-              <w:t>b)建立问题分类、分级机制；</w:t>
-            </w:r>
-          </w:p>
-          <w:p>
-            <w:pPr>
-              <w:pStyle w:val="27"/>
-              <w:spacing w:before="9" w:line="252" w:lineRule="auto"/>
-              <w:ind w:left="36" w:right="151" w:firstLine="13"/>
-              <w:jc w:val="both"/>
-            </w:pPr>
-            <w:r>
-              <w:rPr>
-                <w:spacing w:val="7"/>
-              </w:rPr>
-              <w:t>记录问题，统计问题数据和解决情况，并与服务知识建立必要的关联。</w:t>
-            </w:r>
-          </w:p>
-        </w:tc>
-        <w:tc>
-          <w:tcPr>
-            <w:tcW w:w="4774" w:type="dxa"/>
-          </w:tcPr>
-          <w:p>
-            <w:pPr>
-              <w:pStyle w:val="27"/>
-              <w:spacing w:before="9" w:line="252" w:lineRule="auto"/>
-              <w:ind w:left="36" w:right="151" w:firstLine="13"/>
-              <w:jc w:val="both"/>
-            </w:pPr>
-            <w:r>
-              <w:rPr>
-                <w:rFonts w:ascii="Arial" w:hAnsi="Arial" w:eastAsia="Arial" w:cs="Arial"/>
-                <w:spacing w:val="7"/>
-              </w:rPr>
-              <w:t>1)</w:t>
-            </w:r>
-            <w:r>
-              <w:rPr>
-                <w:spacing w:val="7"/>
-              </w:rPr>
-              <w:t>查看问题管理相关制度文件，判断是否包括对问题</w:t>
-            </w:r>
-            <w:r>
-              <w:rPr>
-                <w:spacing w:val="8"/>
-              </w:rPr>
-              <w:t>的识别、分类、调查和诊断、解决、关闭等关键活动的要求，以及对问题分类、分级、与服务知识过程关</w:t>
-            </w:r>
-            <w:r>
-              <w:rPr>
-                <w:spacing w:val="6"/>
-              </w:rPr>
-              <w:t>联的管理办法；</w:t>
-            </w:r>
-          </w:p>
-          <w:p>
-            <w:pPr>
-              <w:pStyle w:val="27"/>
-              <w:spacing w:line="241" w:lineRule="auto"/>
-              <w:ind w:left="34" w:right="149"/>
-              <w:jc w:val="both"/>
-            </w:pPr>
-            <w:r>
-              <w:rPr>
-                <w:spacing w:val="8"/>
-              </w:rPr>
-              <w:t>抽查问题记录以及针对问题及其解决情况的数据统计</w:t>
-            </w:r>
-            <w:r>
-              <w:rPr>
-                <w:spacing w:val="14"/>
-              </w:rPr>
-              <w:t xml:space="preserve"> </w:t>
-            </w:r>
-            <w:r>
-              <w:rPr>
-                <w:spacing w:val="8"/>
-              </w:rPr>
-              <w:t>、分析记录，判断是否按照制度要求对问题进行了实施和管理，针对必要情况是否应用或生成了服务知识</w:t>
-            </w:r>
-          </w:p>
-          <w:p>
-            <w:pPr>
-              <w:pStyle w:val="27"/>
-              <w:spacing w:before="125" w:line="87" w:lineRule="exact"/>
-              <w:ind w:left="55"/>
-            </w:pPr>
-            <w:r>
-              <w:rPr>
-                <w:position w:val="1"/>
-              </w:rPr>
-              <w:t>。</w:t>
-            </w:r>
-          </w:p>
-        </w:tc>
-        <w:tc>
-          <w:tcPr>
-            <w:tcW w:w="1908" w:type="dxa"/>
-            <w:shd w:val="clear" w:color="auto" w:fill="auto"/>
-          </w:tcPr>
-          <w:p>
-            <w:pPr>
-              <w:spacing w:line="244" w:lineRule="auto"/>
-              <w:rPr>
-                <w:rFonts w:ascii="Arial"/>
-                <w:sz w:val="21"/>
-              </w:rPr>
-            </w:pPr>
-          </w:p>
-          <w:p>
-            <w:pPr>
-              <w:spacing w:line="244" w:lineRule="auto"/>
-              <w:rPr>
-                <w:rFonts w:ascii="Arial"/>
-                <w:sz w:val="21"/>
-              </w:rPr>
-            </w:pPr>
-          </w:p>
-          <w:p>
-            <w:pPr>
-              <w:pStyle w:val="27"/>
-              <w:spacing w:before="12"/>
-              <w:ind w:left="42" w:right="65"/>
-              <w:rPr>
-                <w:rFonts w:hint="eastAsia" w:eastAsia="宋体"/>
-                <w:lang w:eastAsia="zh-CN"/>
-              </w:rPr>
-            </w:pPr>
-            <w:r>
-              <w:rPr>
-                <w:rFonts w:hint="eastAsia"/>
-                <w:spacing w:val="4"/>
-                <w:lang w:eastAsia="zh-CN"/>
-              </w:rPr>
-              <w:t>问题管理程序</w:t>
-            </w:r>
-          </w:p>
-          <w:p>
-            <w:pPr>
-              <w:pStyle w:val="27"/>
-              <w:spacing w:line="228" w:lineRule="auto"/>
-              <w:rPr>
-                <w:rFonts w:hint="default" w:eastAsia="宋体"/>
-                <w:lang w:val="en-US" w:eastAsia="zh-CN"/>
-              </w:rPr>
-            </w:pPr>
-            <w:r>
-              <w:rPr>
-                <w:rFonts w:hint="eastAsia"/>
-                <w:lang w:val="en-US" w:eastAsia="zh-CN"/>
-              </w:rPr>
-              <w:t>服务知识记录</w:t>
-            </w:r>
-          </w:p>
-        </w:tc>
-        <w:tc>
-          <w:tcPr>
-            <w:tcW w:w="1987" w:type="dxa"/>
-          </w:tcPr>
-          <w:p>
-            <w:pPr>
-              <w:spacing w:line="285" w:lineRule="auto"/>
-              <w:rPr>
-                <w:rFonts w:ascii="Arial"/>
-                <w:sz w:val="21"/>
-              </w:rPr>
-            </w:pPr>
-          </w:p>
-          <w:p>
-            <w:pPr>
-              <w:spacing w:line="285" w:lineRule="auto"/>
-              <w:rPr>
-                <w:rFonts w:ascii="Arial"/>
-                <w:sz w:val="21"/>
-              </w:rPr>
-            </w:pPr>
-          </w:p>
-          <w:p>
-            <w:pPr>
-              <w:spacing w:line="285" w:lineRule="auto"/>
-              <w:rPr>
-                <w:rFonts w:ascii="Arial"/>
-                <w:sz w:val="21"/>
-              </w:rPr>
-            </w:pPr>
-          </w:p>
-          <w:p>
-            <w:pPr>
-              <w:pStyle w:val="27"/>
-              <w:spacing w:before="62" w:line="228" w:lineRule="auto"/>
-              <w:ind w:left="44"/>
-              <w:rPr>
-                <w:rFonts w:hint="eastAsia"/>
-                <w:spacing w:val="8"/>
-                <w:lang w:eastAsia="zh-CN"/>
-              </w:rPr>
-            </w:pPr>
-            <w:r>
-              <w:rPr>
-                <w:rFonts w:hint="eastAsia"/>
-                <w:spacing w:val="8"/>
-                <w:lang w:eastAsia="zh-CN"/>
-              </w:rPr>
-              <w:t>运维部经理:赵川华</w:t>
-            </w:r>
-          </w:p>
-          <w:p>
-            <w:pPr>
-              <w:pStyle w:val="27"/>
-              <w:spacing w:before="62" w:line="228" w:lineRule="auto"/>
-              <w:ind w:left="44"/>
-              <w:rPr>
-                <w:rFonts w:hint="eastAsia"/>
-                <w:spacing w:val="8"/>
-                <w:lang w:eastAsia="zh-CN"/>
-              </w:rPr>
-            </w:pPr>
-          </w:p>
-        </w:tc>
-        <w:tc>
-          <w:tcPr>
-            <w:tcW w:w="949" w:type="dxa"/>
-          </w:tcPr>
-          <w:p>
-            <w:pPr>
-              <w:spacing w:line="285" w:lineRule="auto"/>
-              <w:rPr>
-                <w:rFonts w:ascii="Arial"/>
-                <w:sz w:val="21"/>
-              </w:rPr>
-            </w:pPr>
-          </w:p>
-          <w:p>
-            <w:pPr>
-              <w:spacing w:line="285" w:lineRule="auto"/>
-              <w:rPr>
-                <w:rFonts w:ascii="Arial"/>
-                <w:sz w:val="21"/>
-              </w:rPr>
-            </w:pPr>
-          </w:p>
-          <w:p>
-            <w:pPr>
-              <w:spacing w:line="285" w:lineRule="auto"/>
-              <w:rPr>
-                <w:rFonts w:ascii="Arial"/>
-                <w:sz w:val="21"/>
-              </w:rPr>
-            </w:pPr>
-          </w:p>
-          <w:p>
-            <w:pPr>
-              <w:pStyle w:val="27"/>
-              <w:spacing w:before="62" w:line="228" w:lineRule="auto"/>
-              <w:ind w:left="46"/>
-            </w:pPr>
-            <w:r>
-              <w:rPr>
-                <w:spacing w:val="4"/>
-              </w:rPr>
-              <w:t>符合</w:t>
-            </w:r>
-          </w:p>
-        </w:tc>
-        <w:tc>
-          <w:tcPr>
-            <w:tcW w:w="1089" w:type="dxa"/>
-          </w:tcPr>
-          <w:p>
-            <w:pPr>
-              <w:spacing w:line="285" w:lineRule="auto"/>
-              <w:rPr>
-                <w:rFonts w:ascii="Arial"/>
-                <w:sz w:val="21"/>
-              </w:rPr>
-            </w:pPr>
-          </w:p>
-          <w:p>
-            <w:pPr>
-              <w:spacing w:line="285" w:lineRule="auto"/>
-              <w:rPr>
-                <w:rFonts w:ascii="Arial"/>
-                <w:sz w:val="21"/>
-              </w:rPr>
-            </w:pPr>
-          </w:p>
-          <w:p>
-            <w:pPr>
-              <w:spacing w:line="285" w:lineRule="auto"/>
-              <w:rPr>
-                <w:rFonts w:ascii="Arial"/>
-                <w:sz w:val="21"/>
-              </w:rPr>
-            </w:pPr>
-          </w:p>
-          <w:p>
-            <w:pPr>
-              <w:pStyle w:val="27"/>
-              <w:spacing w:before="61" w:line="229" w:lineRule="auto"/>
               <w:ind w:left="50"/>
             </w:pPr>
             <w:r>
@@ -31677,6 +29540,2117 @@
           </w:tblCellMar>
         </w:tblPrEx>
         <w:trPr>
+          <w:trHeight w:val="2510" w:hRule="atLeast"/>
+        </w:trPr>
+        <w:tc>
+          <w:tcPr>
+            <w:tcW w:w="500" w:type="dxa"/>
+          </w:tcPr>
+          <w:p>
+            <w:pPr>
+              <w:spacing w:line="262" w:lineRule="auto"/>
+              <w:rPr>
+                <w:rFonts w:ascii="Arial"/>
+                <w:sz w:val="21"/>
+              </w:rPr>
+            </w:pPr>
+          </w:p>
+          <w:p>
+            <w:pPr>
+              <w:spacing w:line="263" w:lineRule="auto"/>
+              <w:rPr>
+                <w:rFonts w:ascii="Arial"/>
+                <w:sz w:val="21"/>
+              </w:rPr>
+            </w:pPr>
+          </w:p>
+          <w:p>
+            <w:pPr>
+              <w:spacing w:line="263" w:lineRule="auto"/>
+              <w:rPr>
+                <w:rFonts w:ascii="Arial"/>
+                <w:sz w:val="21"/>
+              </w:rPr>
+            </w:pPr>
+          </w:p>
+          <w:p>
+            <w:pPr>
+              <w:spacing w:line="263" w:lineRule="auto"/>
+              <w:rPr>
+                <w:rFonts w:ascii="Arial"/>
+                <w:sz w:val="21"/>
+              </w:rPr>
+            </w:pPr>
+          </w:p>
+          <w:p>
+            <w:pPr>
+              <w:spacing w:before="55" w:line="271" w:lineRule="exact"/>
+              <w:ind w:left="199"/>
+              <w:rPr>
+                <w:rFonts w:ascii="Arial" w:hAnsi="Arial" w:eastAsia="Arial" w:cs="Arial"/>
+                <w:sz w:val="19"/>
+                <w:szCs w:val="19"/>
+              </w:rPr>
+            </w:pPr>
+            <w:r>
+              <w:rPr>
+                <w:rFonts w:ascii="Arial" w:hAnsi="Arial" w:eastAsia="Arial" w:cs="Arial"/>
+                <w:position w:val="1"/>
+                <w:sz w:val="19"/>
+                <w:szCs w:val="19"/>
+              </w:rPr>
+              <w:t>3</w:t>
+            </w:r>
+          </w:p>
+        </w:tc>
+        <w:tc>
+          <w:tcPr>
+            <w:tcW w:w="700" w:type="dxa"/>
+            <w:vMerge w:val="restart"/>
+            <w:tcBorders>
+              <w:bottom w:val="nil"/>
+            </w:tcBorders>
+          </w:tcPr>
+          <w:p>
+            <w:pPr>
+              <w:rPr>
+                <w:rFonts w:ascii="Arial"/>
+                <w:sz w:val="21"/>
+              </w:rPr>
+            </w:pPr>
+          </w:p>
+          <w:p>
+            <w:pPr>
+              <w:rPr>
+                <w:rFonts w:ascii="Arial"/>
+                <w:sz w:val="21"/>
+              </w:rPr>
+            </w:pPr>
+          </w:p>
+          <w:p>
+            <w:pPr>
+              <w:rPr>
+                <w:rFonts w:ascii="Arial"/>
+                <w:sz w:val="21"/>
+              </w:rPr>
+            </w:pPr>
+          </w:p>
+          <w:p>
+            <w:pPr>
+              <w:rPr>
+                <w:rFonts w:ascii="Arial"/>
+                <w:sz w:val="21"/>
+              </w:rPr>
+            </w:pPr>
+          </w:p>
+          <w:p>
+            <w:pPr>
+              <w:rPr>
+                <w:rFonts w:ascii="Arial"/>
+                <w:sz w:val="21"/>
+              </w:rPr>
+            </w:pPr>
+          </w:p>
+          <w:p>
+            <w:pPr>
+              <w:rPr>
+                <w:rFonts w:ascii="Arial"/>
+                <w:sz w:val="21"/>
+              </w:rPr>
+            </w:pPr>
+          </w:p>
+          <w:p>
+            <w:pPr>
+              <w:rPr>
+                <w:rFonts w:ascii="Arial"/>
+                <w:sz w:val="21"/>
+              </w:rPr>
+            </w:pPr>
+          </w:p>
+          <w:p>
+            <w:pPr>
+              <w:rPr>
+                <w:rFonts w:ascii="Arial"/>
+                <w:sz w:val="21"/>
+              </w:rPr>
+            </w:pPr>
+          </w:p>
+          <w:p>
+            <w:pPr>
+              <w:rPr>
+                <w:rFonts w:ascii="Arial"/>
+                <w:sz w:val="21"/>
+              </w:rPr>
+            </w:pPr>
+          </w:p>
+          <w:p>
+            <w:pPr>
+              <w:rPr>
+                <w:rFonts w:ascii="Arial"/>
+                <w:sz w:val="21"/>
+              </w:rPr>
+            </w:pPr>
+          </w:p>
+          <w:p>
+            <w:pPr>
+              <w:rPr>
+                <w:rFonts w:ascii="Arial"/>
+                <w:sz w:val="21"/>
+              </w:rPr>
+            </w:pPr>
+          </w:p>
+          <w:p>
+            <w:pPr>
+              <w:rPr>
+                <w:rFonts w:ascii="Arial"/>
+                <w:sz w:val="21"/>
+              </w:rPr>
+            </w:pPr>
+          </w:p>
+          <w:p>
+            <w:pPr>
+              <w:rPr>
+                <w:rFonts w:ascii="Arial"/>
+                <w:sz w:val="21"/>
+              </w:rPr>
+            </w:pPr>
+          </w:p>
+          <w:p>
+            <w:pPr>
+              <w:rPr>
+                <w:rFonts w:ascii="Arial"/>
+                <w:sz w:val="21"/>
+              </w:rPr>
+            </w:pPr>
+          </w:p>
+          <w:p>
+            <w:pPr>
+              <w:rPr>
+                <w:rFonts w:ascii="Arial"/>
+                <w:sz w:val="21"/>
+              </w:rPr>
+            </w:pPr>
+          </w:p>
+          <w:p>
+            <w:pPr>
+              <w:rPr>
+                <w:rFonts w:ascii="Arial"/>
+                <w:sz w:val="21"/>
+              </w:rPr>
+            </w:pPr>
+          </w:p>
+          <w:p>
+            <w:pPr>
+              <w:rPr>
+                <w:rFonts w:ascii="Arial"/>
+                <w:sz w:val="21"/>
+              </w:rPr>
+            </w:pPr>
+          </w:p>
+          <w:p>
+            <w:pPr>
+              <w:rPr>
+                <w:rFonts w:ascii="Arial"/>
+                <w:sz w:val="21"/>
+              </w:rPr>
+            </w:pPr>
+          </w:p>
+          <w:p>
+            <w:pPr>
+              <w:rPr>
+                <w:rFonts w:ascii="Arial"/>
+                <w:sz w:val="21"/>
+              </w:rPr>
+            </w:pPr>
+          </w:p>
+          <w:p>
+            <w:pPr>
+              <w:rPr>
+                <w:rFonts w:ascii="Arial"/>
+                <w:sz w:val="21"/>
+              </w:rPr>
+            </w:pPr>
+          </w:p>
+          <w:p>
+            <w:pPr>
+              <w:rPr>
+                <w:rFonts w:ascii="Arial"/>
+                <w:sz w:val="21"/>
+              </w:rPr>
+            </w:pPr>
+          </w:p>
+          <w:p>
+            <w:pPr>
+              <w:spacing w:line="241" w:lineRule="auto"/>
+              <w:rPr>
+                <w:rFonts w:ascii="Arial"/>
+                <w:sz w:val="21"/>
+              </w:rPr>
+            </w:pPr>
+          </w:p>
+          <w:p>
+            <w:pPr>
+              <w:spacing w:line="241" w:lineRule="auto"/>
+              <w:rPr>
+                <w:rFonts w:ascii="Arial"/>
+                <w:sz w:val="21"/>
+              </w:rPr>
+            </w:pPr>
+          </w:p>
+          <w:p>
+            <w:pPr>
+              <w:spacing w:line="241" w:lineRule="auto"/>
+              <w:rPr>
+                <w:rFonts w:ascii="Arial"/>
+                <w:sz w:val="21"/>
+              </w:rPr>
+            </w:pPr>
+          </w:p>
+          <w:p>
+            <w:pPr>
+              <w:spacing w:line="241" w:lineRule="auto"/>
+              <w:rPr>
+                <w:rFonts w:ascii="Arial"/>
+                <w:sz w:val="21"/>
+              </w:rPr>
+            </w:pPr>
+          </w:p>
+          <w:p>
+            <w:pPr>
+              <w:pStyle w:val="27"/>
+              <w:spacing w:before="55" w:line="282" w:lineRule="auto"/>
+              <w:ind w:left="148" w:right="141" w:firstLine="63"/>
+            </w:pPr>
+            <w:r>
+              <w:rPr>
+                <w:rFonts w:ascii="Arial" w:hAnsi="Arial" w:eastAsia="Arial" w:cs="Arial"/>
+              </w:rPr>
+              <w:t>7.4</w:t>
+            </w:r>
+            <w:r>
+              <w:rPr>
+                <w:spacing w:val="4"/>
+              </w:rPr>
+              <w:t>过程</w:t>
+            </w:r>
+          </w:p>
+        </w:tc>
+        <w:tc>
+          <w:tcPr>
+            <w:tcW w:w="3725" w:type="dxa"/>
+          </w:tcPr>
+          <w:p>
+            <w:pPr>
+              <w:spacing w:line="309" w:lineRule="auto"/>
+              <w:rPr>
+                <w:rFonts w:ascii="Arial"/>
+                <w:sz w:val="21"/>
+              </w:rPr>
+            </w:pPr>
+          </w:p>
+          <w:p>
+            <w:pPr>
+              <w:pStyle w:val="27"/>
+              <w:spacing w:before="62" w:line="271" w:lineRule="exact"/>
+              <w:ind w:left="32"/>
+            </w:pPr>
+            <w:r>
+              <w:rPr>
+                <w:rFonts w:ascii="Arial" w:hAnsi="Arial" w:eastAsia="Arial" w:cs="Arial"/>
+                <w:spacing w:val="5"/>
+                <w:position w:val="1"/>
+              </w:rPr>
+              <w:t xml:space="preserve">7.4.3 </w:t>
+            </w:r>
+            <w:r>
+              <w:rPr>
+                <w:spacing w:val="5"/>
+                <w:position w:val="1"/>
+              </w:rPr>
+              <w:t>服务报告管理</w:t>
+            </w:r>
+          </w:p>
+          <w:p>
+            <w:pPr>
+              <w:pStyle w:val="27"/>
+              <w:spacing w:before="25" w:line="224" w:lineRule="auto"/>
+              <w:ind w:left="30" w:right="122"/>
+            </w:pPr>
+            <w:r>
+              <w:rPr>
+                <w:spacing w:val="7"/>
+              </w:rPr>
+              <w:t>在基本级能力要求的基础上，还应满足：</w:t>
+            </w:r>
+            <w:r>
+              <w:rPr>
+                <w:spacing w:val="5"/>
+              </w:rPr>
+              <w:t xml:space="preserve"> </w:t>
+            </w:r>
+            <w:r>
+              <w:rPr>
+                <w:rFonts w:ascii="Arial" w:hAnsi="Arial" w:eastAsia="Arial" w:cs="Arial"/>
+                <w:spacing w:val="8"/>
+              </w:rPr>
+              <w:t>a)</w:t>
+            </w:r>
+            <w:r>
+              <w:rPr>
+                <w:spacing w:val="8"/>
+              </w:rPr>
+              <w:t>建立与服务报告管理相一致的活动，包</w:t>
+            </w:r>
+            <w:r>
+              <w:rPr>
+                <w:spacing w:val="7"/>
+              </w:rPr>
+              <w:t>括计划、编制、审批、提交、归档等；</w:t>
+            </w:r>
+          </w:p>
+          <w:p>
+            <w:pPr>
+              <w:pStyle w:val="27"/>
+              <w:spacing w:line="269" w:lineRule="exact"/>
+              <w:ind w:left="36"/>
+            </w:pPr>
+            <w:r>
+              <w:rPr>
+                <w:rFonts w:ascii="Arial" w:hAnsi="Arial" w:eastAsia="Arial" w:cs="Arial"/>
+                <w:spacing w:val="5"/>
+                <w:position w:val="2"/>
+              </w:rPr>
+              <w:t>b)</w:t>
+            </w:r>
+            <w:r>
+              <w:rPr>
+                <w:spacing w:val="5"/>
+                <w:position w:val="2"/>
+              </w:rPr>
+              <w:t>制定服务报告模板；</w:t>
+            </w:r>
+          </w:p>
+          <w:p>
+            <w:pPr>
+              <w:pStyle w:val="27"/>
+              <w:spacing w:before="25" w:line="241" w:lineRule="auto"/>
+              <w:ind w:left="31" w:right="98"/>
+            </w:pPr>
+            <w:r>
+              <w:rPr>
+                <w:spacing w:val="8"/>
+              </w:rPr>
+              <w:t>制定服务报告计划，按报告计划约定编制</w:t>
+            </w:r>
+            <w:r>
+              <w:rPr>
+                <w:spacing w:val="6"/>
+              </w:rPr>
+              <w:t>和提供服务报告。</w:t>
+            </w:r>
+          </w:p>
+        </w:tc>
+        <w:tc>
+          <w:tcPr>
+            <w:tcW w:w="4774" w:type="dxa"/>
+          </w:tcPr>
+          <w:p>
+            <w:pPr>
+              <w:pStyle w:val="27"/>
+              <w:spacing w:before="2"/>
+              <w:ind w:left="35" w:right="151" w:firstLine="13"/>
+            </w:pPr>
+            <w:r>
+              <w:rPr>
+                <w:rFonts w:ascii="Arial" w:hAnsi="Arial" w:eastAsia="Arial" w:cs="Arial"/>
+                <w:spacing w:val="7"/>
+              </w:rPr>
+              <w:t>1)</w:t>
+            </w:r>
+            <w:r>
+              <w:rPr>
+                <w:spacing w:val="7"/>
+              </w:rPr>
+              <w:t>查看服务报告管理相关制度文件，判断是否包括对</w:t>
+            </w:r>
+            <w:r>
+              <w:rPr>
+                <w:spacing w:val="8"/>
+              </w:rPr>
+              <w:t>服务报告的计划、编制、审批、提交、归档等关键活</w:t>
+            </w:r>
+            <w:r>
+              <w:rPr>
+                <w:spacing w:val="5"/>
+              </w:rPr>
+              <w:t>动的要求；</w:t>
+            </w:r>
+          </w:p>
+          <w:p>
+            <w:pPr>
+              <w:pStyle w:val="27"/>
+              <w:spacing w:before="1" w:line="252" w:lineRule="auto"/>
+              <w:ind w:left="37" w:right="149" w:hanging="4"/>
+            </w:pPr>
+            <w:r>
+              <w:rPr>
+                <w:rFonts w:ascii="Arial" w:hAnsi="Arial" w:eastAsia="Arial" w:cs="Arial"/>
+                <w:spacing w:val="8"/>
+              </w:rPr>
+              <w:t>2)</w:t>
+            </w:r>
+            <w:r>
+              <w:rPr>
+                <w:spacing w:val="8"/>
+              </w:rPr>
+              <w:t>抽查服务报告模板，判断是否根据组织级和项目实际要求建立了不同类型的模板，评估模板内容是否充</w:t>
+            </w:r>
+            <w:r>
+              <w:rPr>
+                <w:spacing w:val="-1"/>
+              </w:rPr>
+              <w:t>分；</w:t>
+            </w:r>
+          </w:p>
+          <w:p>
+            <w:pPr>
+              <w:pStyle w:val="27"/>
+              <w:spacing w:before="13" w:line="234" w:lineRule="auto"/>
+              <w:ind w:left="33" w:right="149"/>
+              <w:jc w:val="both"/>
+            </w:pPr>
+            <w:r>
+              <w:rPr>
+                <w:spacing w:val="8"/>
+              </w:rPr>
+              <w:t>抽查服务报告计划及服务报告，判断是否预先对服务报告的类别、接收对象、提交方式、频度和日期等进行了计划，评估是否按照制度要求及服务报告计划输</w:t>
+            </w:r>
+            <w:r>
+              <w:rPr>
+                <w:spacing w:val="6"/>
+              </w:rPr>
+              <w:t>出服务报告。</w:t>
+            </w:r>
+          </w:p>
+        </w:tc>
+        <w:tc>
+          <w:tcPr>
+            <w:tcW w:w="1908" w:type="dxa"/>
+            <w:shd w:val="clear" w:color="auto" w:fill="auto"/>
+          </w:tcPr>
+          <w:p>
+            <w:pPr>
+              <w:pStyle w:val="27"/>
+              <w:spacing w:before="2"/>
+              <w:ind w:left="39" w:right="65" w:firstLine="6"/>
+              <w:rPr>
+                <w:rFonts w:hint="eastAsia"/>
+                <w:spacing w:val="7"/>
+              </w:rPr>
+            </w:pPr>
+            <w:r>
+              <w:rPr>
+                <w:rFonts w:hint="eastAsia"/>
+                <w:spacing w:val="7"/>
+              </w:rPr>
+              <w:t>巡检记录表</w:t>
+            </w:r>
+          </w:p>
+          <w:p>
+            <w:pPr>
+              <w:pStyle w:val="27"/>
+              <w:spacing w:before="2"/>
+              <w:ind w:left="39" w:right="65" w:firstLine="6"/>
+              <w:rPr>
+                <w:rFonts w:hint="eastAsia"/>
+                <w:spacing w:val="7"/>
+              </w:rPr>
+            </w:pPr>
+            <w:r>
+              <w:rPr>
+                <w:rFonts w:hint="eastAsia"/>
+                <w:spacing w:val="7"/>
+              </w:rPr>
+              <w:t>阶段</w:t>
+            </w:r>
+            <w:r>
+              <w:rPr>
+                <w:rFonts w:hint="eastAsia"/>
+                <w:spacing w:val="7"/>
+                <w:lang w:val="en-US" w:eastAsia="zh-CN"/>
+              </w:rPr>
+              <w:t>性</w:t>
+            </w:r>
+            <w:r>
+              <w:rPr>
+                <w:rFonts w:hint="eastAsia"/>
+                <w:spacing w:val="7"/>
+              </w:rPr>
+              <w:t>总结报告</w:t>
+            </w:r>
+          </w:p>
+        </w:tc>
+        <w:tc>
+          <w:tcPr>
+            <w:tcW w:w="1987" w:type="dxa"/>
+          </w:tcPr>
+          <w:p>
+            <w:pPr>
+              <w:spacing w:line="274" w:lineRule="auto"/>
+              <w:rPr>
+                <w:rFonts w:ascii="Arial"/>
+                <w:sz w:val="21"/>
+              </w:rPr>
+            </w:pPr>
+          </w:p>
+          <w:p>
+            <w:pPr>
+              <w:spacing w:line="274" w:lineRule="auto"/>
+              <w:rPr>
+                <w:rFonts w:ascii="Arial"/>
+                <w:sz w:val="21"/>
+              </w:rPr>
+            </w:pPr>
+          </w:p>
+          <w:p>
+            <w:pPr>
+              <w:spacing w:line="274" w:lineRule="auto"/>
+              <w:rPr>
+                <w:rFonts w:ascii="Arial"/>
+                <w:sz w:val="21"/>
+              </w:rPr>
+            </w:pPr>
+          </w:p>
+          <w:p>
+            <w:pPr>
+              <w:spacing w:line="274" w:lineRule="auto"/>
+              <w:rPr>
+                <w:rFonts w:ascii="Arial"/>
+                <w:sz w:val="21"/>
+              </w:rPr>
+            </w:pPr>
+          </w:p>
+          <w:p>
+            <w:pPr>
+              <w:pStyle w:val="27"/>
+              <w:spacing w:before="62" w:line="228" w:lineRule="auto"/>
+              <w:ind w:left="44"/>
+              <w:rPr>
+                <w:rFonts w:hint="eastAsia"/>
+                <w:spacing w:val="8"/>
+                <w:lang w:eastAsia="zh-CN"/>
+              </w:rPr>
+            </w:pPr>
+            <w:r>
+              <w:rPr>
+                <w:rFonts w:hint="eastAsia"/>
+                <w:spacing w:val="8"/>
+                <w:lang w:eastAsia="zh-CN"/>
+              </w:rPr>
+              <w:t>运维部经理:赵川华</w:t>
+            </w:r>
+          </w:p>
+          <w:p>
+            <w:pPr>
+              <w:pStyle w:val="27"/>
+              <w:spacing w:before="62" w:line="228" w:lineRule="auto"/>
+              <w:ind w:left="44"/>
+              <w:rPr>
+                <w:rFonts w:hint="eastAsia"/>
+                <w:spacing w:val="8"/>
+                <w:lang w:eastAsia="zh-CN"/>
+              </w:rPr>
+            </w:pPr>
+          </w:p>
+        </w:tc>
+        <w:tc>
+          <w:tcPr>
+            <w:tcW w:w="949" w:type="dxa"/>
+          </w:tcPr>
+          <w:p>
+            <w:pPr>
+              <w:spacing w:line="274" w:lineRule="auto"/>
+              <w:rPr>
+                <w:rFonts w:ascii="Arial"/>
+                <w:sz w:val="21"/>
+              </w:rPr>
+            </w:pPr>
+          </w:p>
+          <w:p>
+            <w:pPr>
+              <w:spacing w:line="274" w:lineRule="auto"/>
+              <w:rPr>
+                <w:rFonts w:ascii="Arial"/>
+                <w:sz w:val="21"/>
+              </w:rPr>
+            </w:pPr>
+          </w:p>
+          <w:p>
+            <w:pPr>
+              <w:spacing w:line="274" w:lineRule="auto"/>
+              <w:rPr>
+                <w:rFonts w:ascii="Arial"/>
+                <w:sz w:val="21"/>
+              </w:rPr>
+            </w:pPr>
+          </w:p>
+          <w:p>
+            <w:pPr>
+              <w:spacing w:line="274" w:lineRule="auto"/>
+              <w:rPr>
+                <w:rFonts w:ascii="Arial"/>
+                <w:sz w:val="21"/>
+              </w:rPr>
+            </w:pPr>
+          </w:p>
+          <w:p>
+            <w:pPr>
+              <w:pStyle w:val="27"/>
+              <w:spacing w:before="62" w:line="228" w:lineRule="auto"/>
+              <w:ind w:left="46"/>
+            </w:pPr>
+            <w:r>
+              <w:rPr>
+                <w:spacing w:val="4"/>
+              </w:rPr>
+              <w:t>符合</w:t>
+            </w:r>
+          </w:p>
+        </w:tc>
+        <w:tc>
+          <w:tcPr>
+            <w:tcW w:w="1089" w:type="dxa"/>
+          </w:tcPr>
+          <w:p>
+            <w:pPr>
+              <w:spacing w:line="274" w:lineRule="auto"/>
+              <w:rPr>
+                <w:rFonts w:ascii="Arial"/>
+                <w:sz w:val="21"/>
+              </w:rPr>
+            </w:pPr>
+          </w:p>
+          <w:p>
+            <w:pPr>
+              <w:spacing w:line="274" w:lineRule="auto"/>
+              <w:rPr>
+                <w:rFonts w:ascii="Arial"/>
+                <w:sz w:val="21"/>
+              </w:rPr>
+            </w:pPr>
+          </w:p>
+          <w:p>
+            <w:pPr>
+              <w:spacing w:line="274" w:lineRule="auto"/>
+              <w:rPr>
+                <w:rFonts w:ascii="Arial"/>
+                <w:sz w:val="21"/>
+              </w:rPr>
+            </w:pPr>
+          </w:p>
+          <w:p>
+            <w:pPr>
+              <w:spacing w:line="274" w:lineRule="auto"/>
+              <w:rPr>
+                <w:rFonts w:ascii="Arial"/>
+                <w:sz w:val="21"/>
+              </w:rPr>
+            </w:pPr>
+          </w:p>
+          <w:p>
+            <w:pPr>
+              <w:pStyle w:val="27"/>
+              <w:spacing w:before="62" w:line="229" w:lineRule="auto"/>
+              <w:ind w:left="50"/>
+            </w:pPr>
+            <w:r>
+              <w:rPr>
+                <w:rFonts w:hint="eastAsia"/>
+                <w:lang w:eastAsia="zh-CN"/>
+              </w:rPr>
+              <w:t>郑运龙</w:t>
+            </w:r>
+          </w:p>
+        </w:tc>
+      </w:tr>
+      <w:tr>
+        <w:tblPrEx>
+          <w:tblBorders>
+            <w:top w:val="single" w:color="000000" w:sz="8" w:space="0"/>
+            <w:left w:val="single" w:color="000000" w:sz="8" w:space="0"/>
+            <w:bottom w:val="single" w:color="000000" w:sz="8" w:space="0"/>
+            <w:right w:val="single" w:color="000000" w:sz="8" w:space="0"/>
+            <w:insideH w:val="single" w:color="000000" w:sz="8" w:space="0"/>
+            <w:insideV w:val="single" w:color="000000" w:sz="8" w:space="0"/>
+          </w:tblBorders>
+          <w:tblCellMar>
+            <w:top w:w="0" w:type="dxa"/>
+            <w:left w:w="0" w:type="dxa"/>
+            <w:bottom w:w="0" w:type="dxa"/>
+            <w:right w:w="0" w:type="dxa"/>
+          </w:tblCellMar>
+        </w:tblPrEx>
+        <w:trPr>
+          <w:trHeight w:val="3016" w:hRule="atLeast"/>
+        </w:trPr>
+        <w:tc>
+          <w:tcPr>
+            <w:tcW w:w="500" w:type="dxa"/>
+          </w:tcPr>
+          <w:p>
+            <w:pPr>
+              <w:spacing w:line="274" w:lineRule="auto"/>
+              <w:rPr>
+                <w:rFonts w:ascii="Arial"/>
+                <w:sz w:val="21"/>
+              </w:rPr>
+            </w:pPr>
+          </w:p>
+          <w:p>
+            <w:pPr>
+              <w:spacing w:line="274" w:lineRule="auto"/>
+              <w:rPr>
+                <w:rFonts w:ascii="Arial"/>
+                <w:sz w:val="21"/>
+              </w:rPr>
+            </w:pPr>
+          </w:p>
+          <w:p>
+            <w:pPr>
+              <w:spacing w:line="274" w:lineRule="auto"/>
+              <w:rPr>
+                <w:rFonts w:ascii="Arial"/>
+                <w:sz w:val="21"/>
+              </w:rPr>
+            </w:pPr>
+          </w:p>
+          <w:p>
+            <w:pPr>
+              <w:spacing w:line="275" w:lineRule="auto"/>
+              <w:rPr>
+                <w:rFonts w:ascii="Arial"/>
+                <w:sz w:val="21"/>
+              </w:rPr>
+            </w:pPr>
+          </w:p>
+          <w:p>
+            <w:pPr>
+              <w:spacing w:line="275" w:lineRule="auto"/>
+              <w:rPr>
+                <w:rFonts w:ascii="Arial"/>
+                <w:sz w:val="21"/>
+              </w:rPr>
+            </w:pPr>
+          </w:p>
+          <w:p>
+            <w:pPr>
+              <w:spacing w:before="55" w:line="203" w:lineRule="auto"/>
+              <w:ind w:left="193"/>
+              <w:rPr>
+                <w:rFonts w:ascii="Arial" w:hAnsi="Arial" w:eastAsia="Arial" w:cs="Arial"/>
+                <w:sz w:val="19"/>
+                <w:szCs w:val="19"/>
+              </w:rPr>
+            </w:pPr>
+            <w:r>
+              <w:rPr>
+                <w:rFonts w:ascii="Arial" w:hAnsi="Arial" w:eastAsia="Arial" w:cs="Arial"/>
+                <w:spacing w:val="2"/>
+                <w:sz w:val="19"/>
+                <w:szCs w:val="19"/>
+              </w:rPr>
+              <w:t>4</w:t>
+            </w:r>
+          </w:p>
+        </w:tc>
+        <w:tc>
+          <w:tcPr>
+            <w:tcW w:w="700" w:type="dxa"/>
+            <w:vMerge w:val="continue"/>
+            <w:tcBorders>
+              <w:top w:val="nil"/>
+              <w:bottom w:val="nil"/>
+            </w:tcBorders>
+          </w:tcPr>
+          <w:p>
+            <w:pPr>
+              <w:rPr>
+                <w:rFonts w:ascii="Arial"/>
+                <w:sz w:val="21"/>
+              </w:rPr>
+            </w:pPr>
+          </w:p>
+        </w:tc>
+        <w:tc>
+          <w:tcPr>
+            <w:tcW w:w="3725" w:type="dxa"/>
+          </w:tcPr>
+          <w:p>
+            <w:pPr>
+              <w:pStyle w:val="27"/>
+              <w:spacing w:before="51" w:line="228" w:lineRule="auto"/>
+              <w:ind w:left="32"/>
+            </w:pPr>
+            <w:r>
+              <w:rPr>
+                <w:rFonts w:ascii="Arial" w:hAnsi="Arial" w:eastAsia="Arial" w:cs="Arial"/>
+                <w:spacing w:val="4"/>
+              </w:rPr>
+              <w:t xml:space="preserve">7.4.4 </w:t>
+            </w:r>
+            <w:r>
+              <w:rPr>
+                <w:spacing w:val="4"/>
+              </w:rPr>
+              <w:t>事件管理</w:t>
+            </w:r>
+          </w:p>
+          <w:p>
+            <w:pPr>
+              <w:pStyle w:val="27"/>
+              <w:spacing w:before="27" w:line="228" w:lineRule="auto"/>
+              <w:ind w:left="30" w:right="101"/>
+            </w:pPr>
+            <w:r>
+              <w:rPr>
+                <w:spacing w:val="8"/>
+              </w:rPr>
+              <w:t>在基本级能力要求的基础上，还应满足：</w:t>
+            </w:r>
+            <w:r>
+              <w:t xml:space="preserve"> </w:t>
+            </w:r>
+            <w:r>
+              <w:rPr>
+                <w:rFonts w:ascii="Arial" w:hAnsi="Arial" w:eastAsia="Arial" w:cs="Arial"/>
+                <w:spacing w:val="8"/>
+              </w:rPr>
+              <w:t>a)</w:t>
+            </w:r>
+            <w:r>
+              <w:rPr>
+                <w:spacing w:val="8"/>
+              </w:rPr>
+              <w:t xml:space="preserve">建立与事件管理相一致的活动，包括事件识别、上报、受理、调查和诊断、解决 </w:t>
+            </w:r>
+            <w:r>
+              <w:rPr>
+                <w:spacing w:val="7"/>
+              </w:rPr>
+              <w:t>、进展监控与跟踪、关闭等；</w:t>
+            </w:r>
+          </w:p>
+          <w:p>
+            <w:pPr>
+              <w:pStyle w:val="27"/>
+              <w:spacing w:before="1" w:line="239" w:lineRule="auto"/>
+              <w:ind w:left="31" w:right="322" w:firstLine="4"/>
+            </w:pPr>
+            <w:r>
+              <w:rPr>
+                <w:rFonts w:ascii="Arial" w:hAnsi="Arial" w:eastAsia="Arial" w:cs="Arial"/>
+                <w:spacing w:val="7"/>
+              </w:rPr>
+              <w:t>b)</w:t>
+            </w:r>
+            <w:r>
+              <w:rPr>
+                <w:spacing w:val="7"/>
+              </w:rPr>
+              <w:t>建立事件分类、分级、升级、回访机</w:t>
+            </w:r>
+            <w:r>
+              <w:t>制；</w:t>
+            </w:r>
+          </w:p>
+          <w:p>
+            <w:pPr>
+              <w:pStyle w:val="27"/>
+              <w:ind w:left="30" w:right="132"/>
+            </w:pPr>
+            <w:r>
+              <w:rPr>
+                <w:rFonts w:ascii="Arial" w:hAnsi="Arial" w:eastAsia="Arial" w:cs="Arial"/>
+                <w:spacing w:val="8"/>
+              </w:rPr>
+              <w:t>c)</w:t>
+            </w:r>
+            <w:r>
+              <w:rPr>
+                <w:spacing w:val="8"/>
+              </w:rPr>
+              <w:t>统计分析事件数据和解决情况，建立事</w:t>
+            </w:r>
+            <w:r>
+              <w:rPr>
+                <w:spacing w:val="7"/>
+              </w:rPr>
+              <w:t>件评估和改进机制；</w:t>
+            </w:r>
+          </w:p>
+          <w:p>
+            <w:pPr>
+              <w:pStyle w:val="27"/>
+              <w:spacing w:before="1" w:line="257" w:lineRule="auto"/>
+              <w:ind w:left="33" w:right="171" w:hanging="4"/>
+            </w:pPr>
+            <w:r>
+              <w:rPr>
+                <w:rFonts w:ascii="Arial" w:hAnsi="Arial" w:eastAsia="Arial" w:cs="Arial"/>
+                <w:spacing w:val="5"/>
+              </w:rPr>
+              <w:t>d)</w:t>
+            </w:r>
+            <w:r>
+              <w:rPr>
+                <w:spacing w:val="5"/>
+              </w:rPr>
+              <w:t>将未知原因、无法解决和共性的事件，</w:t>
+            </w:r>
+            <w:r>
+              <w:rPr>
+                <w:spacing w:val="7"/>
+              </w:rPr>
+              <w:t>与问题管理建立必要的关联；</w:t>
+            </w:r>
+          </w:p>
+          <w:p>
+            <w:pPr>
+              <w:pStyle w:val="27"/>
+              <w:spacing w:before="12" w:line="217" w:lineRule="auto"/>
+              <w:ind w:left="30"/>
+            </w:pPr>
+            <w:r>
+              <w:rPr>
+                <w:spacing w:val="7"/>
+              </w:rPr>
+              <w:t>采用工具管理事件，保留记录。</w:t>
+            </w:r>
+          </w:p>
+        </w:tc>
+        <w:tc>
+          <w:tcPr>
+            <w:tcW w:w="4774" w:type="dxa"/>
+          </w:tcPr>
+          <w:p>
+            <w:pPr>
+              <w:pStyle w:val="27"/>
+              <w:spacing w:before="1" w:line="239" w:lineRule="auto"/>
+              <w:ind w:left="37" w:right="173" w:hanging="4"/>
+              <w:rPr>
+                <w:spacing w:val="8"/>
+              </w:rPr>
+            </w:pPr>
+            <w:r>
+              <w:rPr>
+                <w:spacing w:val="8"/>
+              </w:rPr>
+              <w:t>1)查看事件管理相关制度文件，判断是否包括对事件的识别、上报、受理、调查和诊断、解决、进展监控与跟踪、关闭等关键活动的要求，以及对事件分类、分级、升级、回访、事件数据分析、过程改进及与问题过程关联的管理办法；</w:t>
+            </w:r>
+          </w:p>
+          <w:p>
+            <w:pPr>
+              <w:pStyle w:val="27"/>
+              <w:spacing w:before="1" w:line="239" w:lineRule="auto"/>
+              <w:ind w:left="37" w:right="173" w:hanging="4"/>
+            </w:pPr>
+            <w:r>
+              <w:rPr>
+                <w:rFonts w:ascii="Arial" w:hAnsi="Arial" w:eastAsia="Arial" w:cs="Arial"/>
+                <w:spacing w:val="8"/>
+              </w:rPr>
+              <w:t>2)</w:t>
+            </w:r>
+            <w:r>
+              <w:rPr>
+                <w:spacing w:val="8"/>
+              </w:rPr>
+              <w:t>查看组织采用的事件管理工具，评估工具对事件管</w:t>
+            </w:r>
+            <w:r>
+              <w:rPr>
+                <w:spacing w:val="7"/>
+              </w:rPr>
+              <w:t>理要求的满足程度；</w:t>
+            </w:r>
+          </w:p>
+          <w:p>
+            <w:pPr>
+              <w:pStyle w:val="27"/>
+              <w:spacing w:before="1" w:line="258" w:lineRule="auto"/>
+              <w:ind w:left="53" w:right="171" w:hanging="17"/>
+            </w:pPr>
+            <w:r>
+              <w:rPr>
+                <w:rFonts w:ascii="Arial" w:hAnsi="Arial" w:eastAsia="Arial" w:cs="Arial"/>
+                <w:spacing w:val="8"/>
+              </w:rPr>
+              <w:t>3)</w:t>
+            </w:r>
+            <w:r>
+              <w:rPr>
+                <w:spacing w:val="8"/>
+              </w:rPr>
+              <w:t>抽查事件记录，判断是否按照制度要求对事件进行</w:t>
+            </w:r>
+            <w:r>
+              <w:rPr>
+                <w:spacing w:val="7"/>
+              </w:rPr>
+              <w:t>了实施和管理，针对必要情况是否生成了问题；</w:t>
+            </w:r>
+          </w:p>
+          <w:p>
+            <w:pPr>
+              <w:pStyle w:val="27"/>
+              <w:spacing w:before="8" w:line="233" w:lineRule="auto"/>
+              <w:ind w:left="34" w:right="149"/>
+              <w:jc w:val="both"/>
+            </w:pPr>
+            <w:r>
+              <w:rPr>
+                <w:spacing w:val="8"/>
+              </w:rPr>
+              <w:t>抽查针对事件及其解决情况的数据统计、分析记录，判断是否收集了与结果、效率及满意度相关的管理指标，是否根据指标达成情况进行必要的改进。</w:t>
+            </w:r>
+          </w:p>
+        </w:tc>
+        <w:tc>
+          <w:tcPr>
+            <w:tcW w:w="1908" w:type="dxa"/>
+            <w:shd w:val="clear" w:color="auto" w:fill="auto"/>
+          </w:tcPr>
+          <w:p>
+            <w:pPr>
+              <w:pStyle w:val="27"/>
+              <w:spacing w:before="2"/>
+              <w:ind w:left="39" w:right="55" w:firstLine="3"/>
+              <w:rPr>
+                <w:rFonts w:hint="eastAsia" w:eastAsia="宋体"/>
+                <w:spacing w:val="7"/>
+                <w:lang w:val="en-US" w:eastAsia="zh-CN"/>
+              </w:rPr>
+            </w:pPr>
+            <w:r>
+              <w:rPr>
+                <w:rFonts w:hint="eastAsia"/>
+                <w:spacing w:val="7"/>
+                <w:lang w:eastAsia="zh-CN"/>
+              </w:rPr>
+              <w:t>事件管理程序</w:t>
+            </w:r>
+          </w:p>
+          <w:p>
+            <w:pPr>
+              <w:pStyle w:val="27"/>
+              <w:spacing w:before="2"/>
+              <w:ind w:left="39" w:right="55" w:firstLine="3"/>
+              <w:rPr>
+                <w:rFonts w:hint="eastAsia" w:eastAsia="宋体"/>
+                <w:spacing w:val="7"/>
+                <w:lang w:eastAsia="zh-CN"/>
+              </w:rPr>
+            </w:pPr>
+            <w:r>
+              <w:rPr>
+                <w:rFonts w:hint="eastAsia"/>
+                <w:spacing w:val="7"/>
+                <w:lang w:eastAsia="zh-CN"/>
+              </w:rPr>
+              <w:t>阶段性总结报告</w:t>
+            </w:r>
+          </w:p>
+        </w:tc>
+        <w:tc>
+          <w:tcPr>
+            <w:tcW w:w="1987" w:type="dxa"/>
+          </w:tcPr>
+          <w:p>
+            <w:pPr>
+              <w:spacing w:line="270" w:lineRule="auto"/>
+              <w:rPr>
+                <w:rFonts w:ascii="Arial"/>
+                <w:sz w:val="21"/>
+              </w:rPr>
+            </w:pPr>
+          </w:p>
+          <w:p>
+            <w:pPr>
+              <w:spacing w:line="271" w:lineRule="auto"/>
+              <w:rPr>
+                <w:rFonts w:ascii="Arial"/>
+                <w:sz w:val="21"/>
+              </w:rPr>
+            </w:pPr>
+          </w:p>
+          <w:p>
+            <w:pPr>
+              <w:spacing w:line="271" w:lineRule="auto"/>
+              <w:rPr>
+                <w:rFonts w:ascii="Arial"/>
+                <w:sz w:val="21"/>
+              </w:rPr>
+            </w:pPr>
+          </w:p>
+          <w:p>
+            <w:pPr>
+              <w:spacing w:line="271" w:lineRule="auto"/>
+              <w:rPr>
+                <w:rFonts w:ascii="Arial"/>
+                <w:sz w:val="21"/>
+              </w:rPr>
+            </w:pPr>
+          </w:p>
+          <w:p>
+            <w:pPr>
+              <w:spacing w:line="271" w:lineRule="auto"/>
+              <w:rPr>
+                <w:rFonts w:ascii="Arial"/>
+                <w:sz w:val="21"/>
+              </w:rPr>
+            </w:pPr>
+          </w:p>
+          <w:p>
+            <w:pPr>
+              <w:pStyle w:val="27"/>
+              <w:spacing w:before="61" w:line="228" w:lineRule="auto"/>
+              <w:ind w:left="44"/>
+              <w:rPr>
+                <w:rFonts w:hint="eastAsia"/>
+                <w:spacing w:val="8"/>
+                <w:lang w:eastAsia="zh-CN"/>
+              </w:rPr>
+            </w:pPr>
+            <w:r>
+              <w:rPr>
+                <w:rFonts w:hint="eastAsia"/>
+                <w:spacing w:val="8"/>
+                <w:lang w:eastAsia="zh-CN"/>
+              </w:rPr>
+              <w:t>运维部经理:赵川华</w:t>
+            </w:r>
+          </w:p>
+          <w:p>
+            <w:pPr>
+              <w:pStyle w:val="27"/>
+              <w:spacing w:before="61" w:line="228" w:lineRule="auto"/>
+              <w:ind w:left="44"/>
+              <w:rPr>
+                <w:rFonts w:hint="eastAsia"/>
+                <w:spacing w:val="8"/>
+                <w:lang w:eastAsia="zh-CN"/>
+              </w:rPr>
+            </w:pPr>
+          </w:p>
+        </w:tc>
+        <w:tc>
+          <w:tcPr>
+            <w:tcW w:w="949" w:type="dxa"/>
+          </w:tcPr>
+          <w:p>
+            <w:pPr>
+              <w:spacing w:line="270" w:lineRule="auto"/>
+              <w:rPr>
+                <w:rFonts w:ascii="Arial"/>
+                <w:sz w:val="21"/>
+              </w:rPr>
+            </w:pPr>
+          </w:p>
+          <w:p>
+            <w:pPr>
+              <w:spacing w:line="271" w:lineRule="auto"/>
+              <w:rPr>
+                <w:rFonts w:ascii="Arial"/>
+                <w:sz w:val="21"/>
+              </w:rPr>
+            </w:pPr>
+          </w:p>
+          <w:p>
+            <w:pPr>
+              <w:spacing w:line="271" w:lineRule="auto"/>
+              <w:rPr>
+                <w:rFonts w:ascii="Arial"/>
+                <w:sz w:val="21"/>
+              </w:rPr>
+            </w:pPr>
+          </w:p>
+          <w:p>
+            <w:pPr>
+              <w:spacing w:line="271" w:lineRule="auto"/>
+              <w:rPr>
+                <w:rFonts w:ascii="Arial"/>
+                <w:sz w:val="21"/>
+              </w:rPr>
+            </w:pPr>
+          </w:p>
+          <w:p>
+            <w:pPr>
+              <w:spacing w:line="271" w:lineRule="auto"/>
+              <w:rPr>
+                <w:rFonts w:ascii="Arial"/>
+                <w:sz w:val="21"/>
+              </w:rPr>
+            </w:pPr>
+          </w:p>
+          <w:p>
+            <w:pPr>
+              <w:pStyle w:val="27"/>
+              <w:spacing w:before="61" w:line="228" w:lineRule="auto"/>
+              <w:ind w:left="46"/>
+            </w:pPr>
+            <w:r>
+              <w:rPr>
+                <w:spacing w:val="4"/>
+              </w:rPr>
+              <w:t>符合</w:t>
+            </w:r>
+          </w:p>
+        </w:tc>
+        <w:tc>
+          <w:tcPr>
+            <w:tcW w:w="1089" w:type="dxa"/>
+          </w:tcPr>
+          <w:p>
+            <w:pPr>
+              <w:spacing w:line="270" w:lineRule="auto"/>
+              <w:rPr>
+                <w:rFonts w:ascii="Arial"/>
+                <w:sz w:val="21"/>
+              </w:rPr>
+            </w:pPr>
+          </w:p>
+          <w:p>
+            <w:pPr>
+              <w:spacing w:line="270" w:lineRule="auto"/>
+              <w:rPr>
+                <w:rFonts w:ascii="Arial"/>
+                <w:sz w:val="21"/>
+              </w:rPr>
+            </w:pPr>
+          </w:p>
+          <w:p>
+            <w:pPr>
+              <w:spacing w:line="271" w:lineRule="auto"/>
+              <w:rPr>
+                <w:rFonts w:ascii="Arial"/>
+                <w:sz w:val="21"/>
+              </w:rPr>
+            </w:pPr>
+          </w:p>
+          <w:p>
+            <w:pPr>
+              <w:spacing w:line="271" w:lineRule="auto"/>
+              <w:rPr>
+                <w:rFonts w:ascii="Arial"/>
+                <w:sz w:val="21"/>
+              </w:rPr>
+            </w:pPr>
+          </w:p>
+          <w:p>
+            <w:pPr>
+              <w:spacing w:line="271" w:lineRule="auto"/>
+              <w:rPr>
+                <w:rFonts w:ascii="Arial"/>
+                <w:sz w:val="21"/>
+              </w:rPr>
+            </w:pPr>
+          </w:p>
+          <w:p>
+            <w:pPr>
+              <w:pStyle w:val="27"/>
+              <w:spacing w:before="62" w:line="229" w:lineRule="auto"/>
+              <w:ind w:left="50"/>
+            </w:pPr>
+            <w:r>
+              <w:rPr>
+                <w:rFonts w:hint="eastAsia"/>
+                <w:lang w:eastAsia="zh-CN"/>
+              </w:rPr>
+              <w:t>郑运龙</w:t>
+            </w:r>
+          </w:p>
+        </w:tc>
+      </w:tr>
+      <w:tr>
+        <w:tblPrEx>
+          <w:tblBorders>
+            <w:top w:val="single" w:color="000000" w:sz="8" w:space="0"/>
+            <w:left w:val="single" w:color="000000" w:sz="8" w:space="0"/>
+            <w:bottom w:val="single" w:color="000000" w:sz="8" w:space="0"/>
+            <w:right w:val="single" w:color="000000" w:sz="8" w:space="0"/>
+            <w:insideH w:val="single" w:color="000000" w:sz="8" w:space="0"/>
+            <w:insideV w:val="single" w:color="000000" w:sz="8" w:space="0"/>
+          </w:tblBorders>
+          <w:tblCellMar>
+            <w:top w:w="0" w:type="dxa"/>
+            <w:left w:w="0" w:type="dxa"/>
+            <w:bottom w:w="0" w:type="dxa"/>
+            <w:right w:w="0" w:type="dxa"/>
+          </w:tblCellMar>
+        </w:tblPrEx>
+        <w:trPr>
+          <w:trHeight w:val="2014" w:hRule="atLeast"/>
+        </w:trPr>
+        <w:tc>
+          <w:tcPr>
+            <w:tcW w:w="500" w:type="dxa"/>
+          </w:tcPr>
+          <w:p>
+            <w:pPr>
+              <w:spacing w:line="270" w:lineRule="auto"/>
+              <w:rPr>
+                <w:rFonts w:ascii="Arial"/>
+                <w:sz w:val="21"/>
+              </w:rPr>
+            </w:pPr>
+          </w:p>
+          <w:p>
+            <w:pPr>
+              <w:spacing w:line="271" w:lineRule="auto"/>
+              <w:rPr>
+                <w:rFonts w:ascii="Arial"/>
+                <w:sz w:val="21"/>
+              </w:rPr>
+            </w:pPr>
+          </w:p>
+          <w:p>
+            <w:pPr>
+              <w:spacing w:line="271" w:lineRule="auto"/>
+              <w:rPr>
+                <w:rFonts w:ascii="Arial"/>
+                <w:sz w:val="21"/>
+              </w:rPr>
+            </w:pPr>
+          </w:p>
+          <w:p>
+            <w:pPr>
+              <w:spacing w:before="55" w:line="271" w:lineRule="exact"/>
+              <w:ind w:left="199"/>
+              <w:rPr>
+                <w:rFonts w:ascii="Arial" w:hAnsi="Arial" w:eastAsia="Arial" w:cs="Arial"/>
+                <w:sz w:val="19"/>
+                <w:szCs w:val="19"/>
+              </w:rPr>
+            </w:pPr>
+            <w:r>
+              <w:rPr>
+                <w:rFonts w:ascii="Arial" w:hAnsi="Arial" w:eastAsia="Arial" w:cs="Arial"/>
+                <w:position w:val="2"/>
+                <w:sz w:val="19"/>
+                <w:szCs w:val="19"/>
+              </w:rPr>
+              <w:t>5</w:t>
+            </w:r>
+          </w:p>
+        </w:tc>
+        <w:tc>
+          <w:tcPr>
+            <w:tcW w:w="700" w:type="dxa"/>
+            <w:vMerge w:val="continue"/>
+            <w:tcBorders>
+              <w:top w:val="nil"/>
+              <w:bottom w:val="nil"/>
+            </w:tcBorders>
+          </w:tcPr>
+          <w:p>
+            <w:pPr>
+              <w:rPr>
+                <w:rFonts w:ascii="Arial"/>
+                <w:sz w:val="21"/>
+              </w:rPr>
+            </w:pPr>
+          </w:p>
+        </w:tc>
+        <w:tc>
+          <w:tcPr>
+            <w:tcW w:w="3725" w:type="dxa"/>
+          </w:tcPr>
+          <w:p>
+            <w:pPr>
+              <w:pStyle w:val="27"/>
+              <w:spacing w:before="9" w:line="252" w:lineRule="auto"/>
+              <w:ind w:left="36" w:right="151" w:firstLine="13"/>
+              <w:jc w:val="both"/>
+              <w:rPr>
+                <w:spacing w:val="7"/>
+              </w:rPr>
+            </w:pPr>
+            <w:r>
+              <w:rPr>
+                <w:spacing w:val="7"/>
+              </w:rPr>
+              <w:t>7.4.5 问题管理</w:t>
+            </w:r>
+          </w:p>
+          <w:p>
+            <w:pPr>
+              <w:pStyle w:val="27"/>
+              <w:spacing w:before="9" w:line="252" w:lineRule="auto"/>
+              <w:ind w:left="36" w:right="151" w:firstLine="13"/>
+              <w:jc w:val="both"/>
+              <w:rPr>
+                <w:spacing w:val="7"/>
+              </w:rPr>
+            </w:pPr>
+            <w:r>
+              <w:rPr>
+                <w:spacing w:val="7"/>
+              </w:rPr>
+              <w:t>组织对问题进行管理，应满足：</w:t>
+            </w:r>
+          </w:p>
+          <w:p>
+            <w:pPr>
+              <w:pStyle w:val="27"/>
+              <w:spacing w:before="9" w:line="252" w:lineRule="auto"/>
+              <w:ind w:left="36" w:right="151" w:firstLine="13"/>
+              <w:jc w:val="both"/>
+              <w:rPr>
+                <w:spacing w:val="7"/>
+              </w:rPr>
+            </w:pPr>
+            <w:r>
+              <w:rPr>
+                <w:spacing w:val="7"/>
+              </w:rPr>
+              <w:t>a)建立与问题管理相一致的活动，包括问题识别、分类、调查和诊断、解决、关闭等；</w:t>
+            </w:r>
+          </w:p>
+          <w:p>
+            <w:pPr>
+              <w:pStyle w:val="27"/>
+              <w:spacing w:before="9" w:line="252" w:lineRule="auto"/>
+              <w:ind w:left="36" w:right="151" w:firstLine="13"/>
+              <w:jc w:val="both"/>
+              <w:rPr>
+                <w:spacing w:val="7"/>
+              </w:rPr>
+            </w:pPr>
+            <w:r>
+              <w:rPr>
+                <w:spacing w:val="7"/>
+              </w:rPr>
+              <w:t>b)建立问题分类、分级机制；</w:t>
+            </w:r>
+          </w:p>
+          <w:p>
+            <w:pPr>
+              <w:pStyle w:val="27"/>
+              <w:spacing w:before="9" w:line="252" w:lineRule="auto"/>
+              <w:ind w:left="36" w:right="151" w:firstLine="13"/>
+              <w:jc w:val="both"/>
+            </w:pPr>
+            <w:r>
+              <w:rPr>
+                <w:spacing w:val="7"/>
+              </w:rPr>
+              <w:t>记录问题，统计问题数据和解决情况，并与服务知识建立必要的关联。</w:t>
+            </w:r>
+          </w:p>
+        </w:tc>
+        <w:tc>
+          <w:tcPr>
+            <w:tcW w:w="4774" w:type="dxa"/>
+          </w:tcPr>
+          <w:p>
+            <w:pPr>
+              <w:pStyle w:val="27"/>
+              <w:spacing w:before="9" w:line="252" w:lineRule="auto"/>
+              <w:ind w:left="36" w:right="151" w:firstLine="13"/>
+              <w:jc w:val="both"/>
+            </w:pPr>
+            <w:r>
+              <w:rPr>
+                <w:rFonts w:ascii="Arial" w:hAnsi="Arial" w:eastAsia="Arial" w:cs="Arial"/>
+                <w:spacing w:val="7"/>
+              </w:rPr>
+              <w:t>1)</w:t>
+            </w:r>
+            <w:r>
+              <w:rPr>
+                <w:spacing w:val="7"/>
+              </w:rPr>
+              <w:t>查看问题管理相关制度文件，判断是否包括对问题</w:t>
+            </w:r>
+            <w:r>
+              <w:rPr>
+                <w:spacing w:val="8"/>
+              </w:rPr>
+              <w:t>的识别、分类、调查和诊断、解决、关闭等关键活动的要求，以及对问题分类、分级、与服务知识过程关</w:t>
+            </w:r>
+            <w:r>
+              <w:rPr>
+                <w:spacing w:val="6"/>
+              </w:rPr>
+              <w:t>联的管理办法；</w:t>
+            </w:r>
+          </w:p>
+          <w:p>
+            <w:pPr>
+              <w:pStyle w:val="27"/>
+              <w:spacing w:line="241" w:lineRule="auto"/>
+              <w:ind w:left="34" w:right="149"/>
+              <w:jc w:val="both"/>
+            </w:pPr>
+            <w:r>
+              <w:rPr>
+                <w:spacing w:val="8"/>
+              </w:rPr>
+              <w:t>抽查问题记录以及针对问题及其解决情况的数据统计</w:t>
+            </w:r>
+            <w:r>
+              <w:rPr>
+                <w:spacing w:val="14"/>
+              </w:rPr>
+              <w:t xml:space="preserve"> </w:t>
+            </w:r>
+            <w:r>
+              <w:rPr>
+                <w:spacing w:val="8"/>
+              </w:rPr>
+              <w:t>、分析记录，判断是否按照制度要求对问题进行了实施和管理，针对必要情况是否应用或生成了服务知识</w:t>
+            </w:r>
+          </w:p>
+          <w:p>
+            <w:pPr>
+              <w:pStyle w:val="27"/>
+              <w:spacing w:before="125" w:line="87" w:lineRule="exact"/>
+              <w:ind w:left="55"/>
+            </w:pPr>
+            <w:r>
+              <w:rPr>
+                <w:position w:val="1"/>
+              </w:rPr>
+              <w:t>。</w:t>
+            </w:r>
+          </w:p>
+        </w:tc>
+        <w:tc>
+          <w:tcPr>
+            <w:tcW w:w="1908" w:type="dxa"/>
+            <w:shd w:val="clear" w:color="auto" w:fill="auto"/>
+          </w:tcPr>
+          <w:p>
+            <w:pPr>
+              <w:spacing w:line="244" w:lineRule="auto"/>
+              <w:rPr>
+                <w:rFonts w:ascii="Arial"/>
+                <w:sz w:val="21"/>
+              </w:rPr>
+            </w:pPr>
+          </w:p>
+          <w:p>
+            <w:pPr>
+              <w:spacing w:line="244" w:lineRule="auto"/>
+              <w:rPr>
+                <w:rFonts w:ascii="Arial"/>
+                <w:sz w:val="21"/>
+              </w:rPr>
+            </w:pPr>
+          </w:p>
+          <w:p>
+            <w:pPr>
+              <w:pStyle w:val="27"/>
+              <w:spacing w:before="12"/>
+              <w:ind w:left="42" w:right="65"/>
+              <w:rPr>
+                <w:rFonts w:hint="eastAsia" w:eastAsia="宋体"/>
+                <w:lang w:eastAsia="zh-CN"/>
+              </w:rPr>
+            </w:pPr>
+            <w:r>
+              <w:rPr>
+                <w:rFonts w:hint="eastAsia"/>
+                <w:spacing w:val="4"/>
+                <w:lang w:eastAsia="zh-CN"/>
+              </w:rPr>
+              <w:t>问题管理程序</w:t>
+            </w:r>
+          </w:p>
+          <w:p>
+            <w:pPr>
+              <w:pStyle w:val="27"/>
+              <w:spacing w:line="228" w:lineRule="auto"/>
+              <w:rPr>
+                <w:rFonts w:hint="default" w:eastAsia="宋体"/>
+                <w:lang w:val="en-US" w:eastAsia="zh-CN"/>
+              </w:rPr>
+            </w:pPr>
+            <w:r>
+              <w:rPr>
+                <w:rFonts w:hint="eastAsia"/>
+                <w:lang w:val="en-US" w:eastAsia="zh-CN"/>
+              </w:rPr>
+              <w:t>服务知识记录</w:t>
+            </w:r>
+          </w:p>
+        </w:tc>
+        <w:tc>
+          <w:tcPr>
+            <w:tcW w:w="1987" w:type="dxa"/>
+          </w:tcPr>
+          <w:p>
+            <w:pPr>
+              <w:spacing w:line="285" w:lineRule="auto"/>
+              <w:rPr>
+                <w:rFonts w:ascii="Arial"/>
+                <w:sz w:val="21"/>
+              </w:rPr>
+            </w:pPr>
+          </w:p>
+          <w:p>
+            <w:pPr>
+              <w:spacing w:line="285" w:lineRule="auto"/>
+              <w:rPr>
+                <w:rFonts w:ascii="Arial"/>
+                <w:sz w:val="21"/>
+              </w:rPr>
+            </w:pPr>
+          </w:p>
+          <w:p>
+            <w:pPr>
+              <w:spacing w:line="285" w:lineRule="auto"/>
+              <w:rPr>
+                <w:rFonts w:ascii="Arial"/>
+                <w:sz w:val="21"/>
+              </w:rPr>
+            </w:pPr>
+          </w:p>
+          <w:p>
+            <w:pPr>
+              <w:pStyle w:val="27"/>
+              <w:spacing w:before="62" w:line="228" w:lineRule="auto"/>
+              <w:ind w:left="44"/>
+              <w:rPr>
+                <w:rFonts w:hint="eastAsia"/>
+                <w:spacing w:val="8"/>
+                <w:lang w:eastAsia="zh-CN"/>
+              </w:rPr>
+            </w:pPr>
+            <w:r>
+              <w:rPr>
+                <w:rFonts w:hint="eastAsia"/>
+                <w:spacing w:val="8"/>
+                <w:lang w:eastAsia="zh-CN"/>
+              </w:rPr>
+              <w:t>运维部经理:赵川华</w:t>
+            </w:r>
+          </w:p>
+          <w:p>
+            <w:pPr>
+              <w:pStyle w:val="27"/>
+              <w:spacing w:before="62" w:line="228" w:lineRule="auto"/>
+              <w:ind w:left="44"/>
+              <w:rPr>
+                <w:rFonts w:hint="eastAsia"/>
+                <w:spacing w:val="8"/>
+                <w:lang w:eastAsia="zh-CN"/>
+              </w:rPr>
+            </w:pPr>
+          </w:p>
+        </w:tc>
+        <w:tc>
+          <w:tcPr>
+            <w:tcW w:w="949" w:type="dxa"/>
+          </w:tcPr>
+          <w:p>
+            <w:pPr>
+              <w:spacing w:line="285" w:lineRule="auto"/>
+              <w:rPr>
+                <w:rFonts w:ascii="Arial"/>
+                <w:sz w:val="21"/>
+              </w:rPr>
+            </w:pPr>
+          </w:p>
+          <w:p>
+            <w:pPr>
+              <w:spacing w:line="285" w:lineRule="auto"/>
+              <w:rPr>
+                <w:rFonts w:ascii="Arial"/>
+                <w:sz w:val="21"/>
+              </w:rPr>
+            </w:pPr>
+          </w:p>
+          <w:p>
+            <w:pPr>
+              <w:spacing w:line="285" w:lineRule="auto"/>
+              <w:rPr>
+                <w:rFonts w:ascii="Arial"/>
+                <w:sz w:val="21"/>
+              </w:rPr>
+            </w:pPr>
+          </w:p>
+          <w:p>
+            <w:pPr>
+              <w:pStyle w:val="27"/>
+              <w:spacing w:before="62" w:line="228" w:lineRule="auto"/>
+              <w:ind w:left="46"/>
+            </w:pPr>
+            <w:r>
+              <w:rPr>
+                <w:spacing w:val="4"/>
+              </w:rPr>
+              <w:t>符合</w:t>
+            </w:r>
+          </w:p>
+        </w:tc>
+        <w:tc>
+          <w:tcPr>
+            <w:tcW w:w="1089" w:type="dxa"/>
+          </w:tcPr>
+          <w:p>
+            <w:pPr>
+              <w:spacing w:line="285" w:lineRule="auto"/>
+              <w:rPr>
+                <w:rFonts w:ascii="Arial"/>
+                <w:sz w:val="21"/>
+              </w:rPr>
+            </w:pPr>
+          </w:p>
+          <w:p>
+            <w:pPr>
+              <w:spacing w:line="285" w:lineRule="auto"/>
+              <w:rPr>
+                <w:rFonts w:ascii="Arial"/>
+                <w:sz w:val="21"/>
+              </w:rPr>
+            </w:pPr>
+          </w:p>
+          <w:p>
+            <w:pPr>
+              <w:spacing w:line="285" w:lineRule="auto"/>
+              <w:rPr>
+                <w:rFonts w:ascii="Arial"/>
+                <w:sz w:val="21"/>
+              </w:rPr>
+            </w:pPr>
+          </w:p>
+          <w:p>
+            <w:pPr>
+              <w:pStyle w:val="27"/>
+              <w:spacing w:before="61" w:line="229" w:lineRule="auto"/>
+              <w:ind w:left="50"/>
+            </w:pPr>
+            <w:r>
+              <w:rPr>
+                <w:rFonts w:hint="eastAsia"/>
+                <w:lang w:eastAsia="zh-CN"/>
+              </w:rPr>
+              <w:t>郑运龙</w:t>
+            </w:r>
+          </w:p>
+        </w:tc>
+      </w:tr>
+    </w:tbl>
+    <w:p>
+      <w:pPr>
+        <w:pStyle w:val="12"/>
+      </w:pPr>
+    </w:p>
+    <w:p>
+      <w:pPr>
+        <w:sectPr>
+          <w:pgSz w:w="16838" w:h="11906"/>
+          <w:pgMar w:top="1011" w:right="604" w:bottom="0" w:left="580" w:header="0" w:footer="0" w:gutter="0"/>
+          <w:cols w:space="720" w:num="1"/>
+        </w:sectPr>
+      </w:pPr>
+    </w:p>
+    <w:p>
+      <w:pPr>
+        <w:spacing w:line="56" w:lineRule="exact"/>
+      </w:pPr>
+    </w:p>
+    <w:tbl>
+      <w:tblPr>
+        <w:tblStyle w:val="42"/>
+        <w:tblW w:w="15632" w:type="dxa"/>
+        <w:tblInd w:w="10" w:type="dxa"/>
+        <w:tblBorders>
+          <w:top w:val="single" w:color="000000" w:sz="8" w:space="0"/>
+          <w:left w:val="single" w:color="000000" w:sz="8" w:space="0"/>
+          <w:bottom w:val="single" w:color="000000" w:sz="8" w:space="0"/>
+          <w:right w:val="single" w:color="000000" w:sz="8" w:space="0"/>
+          <w:insideH w:val="single" w:color="000000" w:sz="8" w:space="0"/>
+          <w:insideV w:val="single" w:color="000000" w:sz="8" w:space="0"/>
+        </w:tblBorders>
+        <w:tblLayout w:type="fixed"/>
+        <w:tblCellMar>
+          <w:top w:w="0" w:type="dxa"/>
+          <w:left w:w="0" w:type="dxa"/>
+          <w:bottom w:w="0" w:type="dxa"/>
+          <w:right w:w="0" w:type="dxa"/>
+        </w:tblCellMar>
+      </w:tblPr>
+      <w:tblGrid>
+        <w:gridCol w:w="500"/>
+        <w:gridCol w:w="700"/>
+        <w:gridCol w:w="3725"/>
+        <w:gridCol w:w="4774"/>
+        <w:gridCol w:w="1908"/>
+        <w:gridCol w:w="1987"/>
+        <w:gridCol w:w="949"/>
+        <w:gridCol w:w="1089"/>
+      </w:tblGrid>
+      <w:tr>
+        <w:tblPrEx>
+          <w:tblBorders>
+            <w:top w:val="single" w:color="000000" w:sz="8" w:space="0"/>
+            <w:left w:val="single" w:color="000000" w:sz="8" w:space="0"/>
+            <w:bottom w:val="single" w:color="000000" w:sz="8" w:space="0"/>
+            <w:right w:val="single" w:color="000000" w:sz="8" w:space="0"/>
+            <w:insideH w:val="single" w:color="000000" w:sz="8" w:space="0"/>
+            <w:insideV w:val="single" w:color="000000" w:sz="8" w:space="0"/>
+          </w:tblBorders>
+          <w:tblCellMar>
+            <w:top w:w="0" w:type="dxa"/>
+            <w:left w:w="0" w:type="dxa"/>
+            <w:bottom w:w="0" w:type="dxa"/>
+            <w:right w:w="0" w:type="dxa"/>
+          </w:tblCellMar>
+        </w:tblPrEx>
+        <w:trPr>
+          <w:trHeight w:val="575" w:hRule="atLeast"/>
+        </w:trPr>
+        <w:tc>
+          <w:tcPr>
+            <w:tcW w:w="500" w:type="dxa"/>
+            <w:shd w:val="clear" w:color="auto" w:fill="A9D08E"/>
+          </w:tcPr>
+          <w:p>
+            <w:pPr>
+              <w:pStyle w:val="27"/>
+              <w:spacing w:before="197" w:line="230" w:lineRule="auto"/>
+              <w:ind w:left="51"/>
+            </w:pPr>
+            <w:r>
+              <w:rPr>
+                <w:b/>
+                <w:bCs/>
+                <w:spacing w:val="4"/>
+              </w:rPr>
+              <w:t>序号</w:t>
+            </w:r>
+          </w:p>
+        </w:tc>
+        <w:tc>
+          <w:tcPr>
+            <w:tcW w:w="700" w:type="dxa"/>
+            <w:shd w:val="clear" w:color="auto" w:fill="A9D08E"/>
+          </w:tcPr>
+          <w:p>
+            <w:pPr>
+              <w:pStyle w:val="27"/>
+              <w:spacing w:before="62" w:line="221" w:lineRule="auto"/>
+              <w:ind w:left="242" w:right="129" w:hanging="100"/>
+              <w:rPr>
+                <w:sz w:val="21"/>
+                <w:szCs w:val="21"/>
+              </w:rPr>
+            </w:pPr>
+            <w:r>
+              <w:rPr>
+                <w:b/>
+                <w:bCs/>
+                <w:spacing w:val="-9"/>
+                <w:sz w:val="21"/>
+                <w:szCs w:val="21"/>
+              </w:rPr>
+              <w:t>能力</w:t>
+            </w:r>
+            <w:r>
+              <w:rPr>
+                <w:b/>
+                <w:bCs/>
+                <w:spacing w:val="-3"/>
+                <w:sz w:val="21"/>
+                <w:szCs w:val="21"/>
+              </w:rPr>
+              <w:t>域</w:t>
+            </w:r>
+          </w:p>
+        </w:tc>
+        <w:tc>
+          <w:tcPr>
+            <w:tcW w:w="3725" w:type="dxa"/>
+            <w:shd w:val="clear" w:color="auto" w:fill="A9D08E"/>
+          </w:tcPr>
+          <w:p>
+            <w:pPr>
+              <w:pStyle w:val="27"/>
+              <w:spacing w:before="192" w:line="220" w:lineRule="auto"/>
+              <w:ind w:left="1069"/>
+              <w:rPr>
+                <w:sz w:val="21"/>
+                <w:szCs w:val="21"/>
+              </w:rPr>
+            </w:pPr>
+            <w:r>
+              <w:rPr>
+                <w:b/>
+                <w:bCs/>
+                <w:spacing w:val="-1"/>
+                <w:sz w:val="21"/>
+                <w:szCs w:val="21"/>
+              </w:rPr>
+              <w:t>能力项/标准要求</w:t>
+            </w:r>
+          </w:p>
+        </w:tc>
+        <w:tc>
+          <w:tcPr>
+            <w:tcW w:w="4774" w:type="dxa"/>
+            <w:shd w:val="clear" w:color="auto" w:fill="A9D08E"/>
+          </w:tcPr>
+          <w:p>
+            <w:pPr>
+              <w:pStyle w:val="27"/>
+              <w:spacing w:before="192" w:line="219" w:lineRule="auto"/>
+              <w:ind w:left="1964"/>
+              <w:rPr>
+                <w:sz w:val="21"/>
+                <w:szCs w:val="21"/>
+              </w:rPr>
+            </w:pPr>
+            <w:r>
+              <w:rPr>
+                <w:b/>
+                <w:bCs/>
+                <w:spacing w:val="-2"/>
+                <w:sz w:val="21"/>
+                <w:szCs w:val="21"/>
+              </w:rPr>
+              <w:t>评估要点</w:t>
+            </w:r>
+          </w:p>
+        </w:tc>
+        <w:tc>
+          <w:tcPr>
+            <w:tcW w:w="1908" w:type="dxa"/>
+            <w:shd w:val="clear" w:color="auto" w:fill="A9D08E"/>
+          </w:tcPr>
+          <w:p>
+            <w:pPr>
+              <w:pStyle w:val="27"/>
+              <w:spacing w:before="192" w:line="221" w:lineRule="auto"/>
+              <w:ind w:left="538"/>
+              <w:rPr>
+                <w:sz w:val="21"/>
+                <w:szCs w:val="21"/>
+              </w:rPr>
+            </w:pPr>
+            <w:r>
+              <w:rPr>
+                <w:b/>
+                <w:bCs/>
+                <w:spacing w:val="-2"/>
+                <w:sz w:val="21"/>
+                <w:szCs w:val="21"/>
+              </w:rPr>
+              <w:t>客观记录</w:t>
+            </w:r>
+          </w:p>
+        </w:tc>
+        <w:tc>
+          <w:tcPr>
+            <w:tcW w:w="1987" w:type="dxa"/>
+            <w:shd w:val="clear" w:color="auto" w:fill="A9D08E"/>
+          </w:tcPr>
+          <w:p>
+            <w:pPr>
+              <w:pStyle w:val="27"/>
+              <w:spacing w:before="192" w:line="220" w:lineRule="auto"/>
+              <w:ind w:left="472"/>
+              <w:rPr>
+                <w:sz w:val="21"/>
+                <w:szCs w:val="21"/>
+              </w:rPr>
+            </w:pPr>
+            <w:r>
+              <w:rPr>
+                <w:b/>
+                <w:bCs/>
+                <w:spacing w:val="-1"/>
+                <w:sz w:val="21"/>
+                <w:szCs w:val="21"/>
+              </w:rPr>
+              <w:t>被审核人员</w:t>
+            </w:r>
+          </w:p>
+        </w:tc>
+        <w:tc>
+          <w:tcPr>
+            <w:tcW w:w="949" w:type="dxa"/>
+            <w:shd w:val="clear" w:color="auto" w:fill="A9D08E"/>
+          </w:tcPr>
+          <w:p>
+            <w:pPr>
+              <w:pStyle w:val="27"/>
+              <w:spacing w:before="192" w:line="220" w:lineRule="auto"/>
+              <w:ind w:left="62"/>
+              <w:rPr>
+                <w:sz w:val="21"/>
+                <w:szCs w:val="21"/>
+              </w:rPr>
+            </w:pPr>
+            <w:r>
+              <w:rPr>
+                <w:b/>
+                <w:bCs/>
+                <w:spacing w:val="-1"/>
+                <w:sz w:val="21"/>
+                <w:szCs w:val="21"/>
+              </w:rPr>
+              <w:t>检查结果</w:t>
+            </w:r>
+          </w:p>
+        </w:tc>
+        <w:tc>
+          <w:tcPr>
+            <w:tcW w:w="1089" w:type="dxa"/>
+            <w:shd w:val="clear" w:color="auto" w:fill="A9D08E"/>
+          </w:tcPr>
+          <w:p>
+            <w:pPr>
+              <w:pStyle w:val="27"/>
+              <w:spacing w:before="192" w:line="221" w:lineRule="auto"/>
+              <w:ind w:left="247"/>
+              <w:rPr>
+                <w:sz w:val="21"/>
+                <w:szCs w:val="21"/>
+              </w:rPr>
+            </w:pPr>
+            <w:r>
+              <w:rPr>
+                <w:b/>
+                <w:bCs/>
+                <w:spacing w:val="-6"/>
+                <w:sz w:val="21"/>
+                <w:szCs w:val="21"/>
+              </w:rPr>
+              <w:t>审核人</w:t>
+            </w:r>
+          </w:p>
+        </w:tc>
+      </w:tr>
+      <w:tr>
+        <w:tblPrEx>
+          <w:tblBorders>
+            <w:top w:val="single" w:color="000000" w:sz="8" w:space="0"/>
+            <w:left w:val="single" w:color="000000" w:sz="8" w:space="0"/>
+            <w:bottom w:val="single" w:color="000000" w:sz="8" w:space="0"/>
+            <w:right w:val="single" w:color="000000" w:sz="8" w:space="0"/>
+            <w:insideH w:val="single" w:color="000000" w:sz="8" w:space="0"/>
+            <w:insideV w:val="single" w:color="000000" w:sz="8" w:space="0"/>
+          </w:tblBorders>
+          <w:tblCellMar>
+            <w:top w:w="0" w:type="dxa"/>
+            <w:left w:w="0" w:type="dxa"/>
+            <w:bottom w:w="0" w:type="dxa"/>
+            <w:right w:w="0" w:type="dxa"/>
+          </w:tblCellMar>
+        </w:tblPrEx>
+        <w:trPr>
           <w:trHeight w:val="2257" w:hRule="atLeast"/>
         </w:trPr>
         <w:tc>
@@ -33756,7 +33730,7 @@
                 <w:rFonts w:hint="eastAsia"/>
                 <w:lang w:eastAsia="zh-CN"/>
               </w:rPr>
-              <w:t>曲靖供电局110kV变电站电力监控系统网络安全态势感知项目-应急演练报告</w:t>
+              <w:t>天津市电力公司110kV变电站电力监控系统网络安全态势感知系统建设-应急演练报告</w:t>
             </w:r>
           </w:p>
           <w:p>
@@ -33771,8 +33745,15 @@
             <w:r>
               <w:rPr>
                 <w:rFonts w:hint="eastAsia"/>
-              </w:rPr>
-              <w:t>曲靖供电局110kV变电站电力监控系统网络安全态势感知项目-应急实施方案</w:t>
+                <w:lang w:eastAsia="zh-CN"/>
+              </w:rPr>
+              <w:t>天津市电力公司110kV变电站电力监控系统网络安全态势感知系统建设</w:t>
+            </w:r>
+            <w:r>
+              <w:rPr>
+                <w:rFonts w:hint="eastAsia"/>
+              </w:rPr>
+              <w:t>-应急实施方案</w:t>
             </w:r>
           </w:p>
         </w:tc>
@@ -34255,7 +34236,7 @@
                 <w:rFonts w:hint="eastAsia"/>
                 <w:lang w:val="en-US" w:eastAsia="zh-CN"/>
               </w:rPr>
-              <w:t>曲靖供电局110kV变电站电力监控系统网络安全态势感知建设项目-扩容方案</w:t>
+              <w:t>天津是电力公司110kV变电站电力监控系统网络安全态势感知建设项目-扩容方案</w:t>
             </w:r>
           </w:p>
         </w:tc>
@@ -34718,7 +34699,7 @@
                 <w:rFonts w:hint="eastAsia"/>
                 <w:lang w:eastAsia="zh-CN"/>
               </w:rPr>
-              <w:t>曲靖供电局110kV变电站电力监控系统网络安全态势感知项目-应急预案</w:t>
+              <w:t>天津市电力公司110kV变电站电力监控系统网络安全态势感知系统建设-应急预案</w:t>
             </w:r>
           </w:p>
         </w:tc>
